--- a/12-通用拓扑结构/03-桥式/半桥结构/半桥结构.docx
+++ b/12-通用拓扑结构/03-桥式/半桥结构/半桥结构.docx
@@ -2242,6 +2242,20 @@
     </w:p>
     <w:bookmarkEnd w:id="26"/>
     <w:bookmarkEnd w:id="27"/>
+    <w:p>
+      <w:pPr>
+        <w:spacing w:before="360"/>
+        <w:jc w:val="center"/>
+      </w:pPr>
+      <w:r>
+        <w:rPr>
+          <w:rFonts w:ascii="Times New Roman" w:hAnsi="Times New Roman"/>
+          <w:color w:val="555555"/>
+          <w:sz w:val="21"/>
+        </w:rPr>
+        <w:t>材料收集者：杜文杰</w:t>
+      </w:r>
+    </w:p>
     <w:sectPr>
       <w:headerReference r:id="rId9" w:type="default"/>
       <w:footerReference r:id="rId10" w:type="default"/>

--- a/12-通用拓扑结构/03-桥式/半桥结构/半桥结构.docx
+++ b/12-通用拓扑结构/03-桥式/半桥结构/半桥结构.docx
@@ -1,6 +1,6 @@
 
 <file path=word/document.xml><?xml version="1.0" encoding="utf-8"?>
-<w:document xmlns:w="http://schemas.openxmlformats.org/wordprocessingml/2006/main" xmlns:m="http://schemas.openxmlformats.org/officeDocument/2006/math" xmlns:r="http://schemas.openxmlformats.org/officeDocument/2006/relationships" xmlns:o="urn:schemas-microsoft-com:office:office" xmlns:v="urn:schemas-microsoft-com:vml" xmlns:w10="urn:schemas-microsoft-com:office:word" xmlns:a="http://schemas.openxmlformats.org/drawingml/2006/main" xmlns:pic="http://schemas.openxmlformats.org/drawingml/2006/picture" xmlns:wp="http://schemas.openxmlformats.org/drawingml/2006/wordprocessingDrawing">
+<w:document xmlns:m="http://schemas.openxmlformats.org/officeDocument/2006/math" xmlns:r="http://schemas.openxmlformats.org/officeDocument/2006/relationships" xmlns:w="http://schemas.openxmlformats.org/wordprocessingml/2006/main" xmlns:o="urn:schemas-microsoft-com:office:office" xmlns:v="urn:schemas-microsoft-com:vml" xmlns:w10="urn:schemas-microsoft-com:office:word" xmlns:a="http://schemas.openxmlformats.org/drawingml/2006/main" xmlns:pic="http://schemas.openxmlformats.org/drawingml/2006/picture" xmlns:wp="http://schemas.openxmlformats.org/drawingml/2006/wordprocessingDrawing">
   <w:body>
     <w:bookmarkStart w:id="27" w:name="半桥结构"/>
     <w:p>
@@ -9,7 +9,7 @@
       </w:pPr>
       <w:r>
         <w:rPr>
-          <w:rFonts w:hint="eastAsia"/>
+          <w:rFonts w:hint="eastAsia" w:eastAsia="黑体"/>
         </w:rPr>
         <w:t xml:space="preserve">半桥结构</w:t>
       </w:r>
@@ -21,7 +21,7 @@
       </w:pPr>
       <w:r>
         <w:rPr>
-          <w:rFonts w:hint="eastAsia"/>
+          <w:rFonts w:hint="eastAsia" w:eastAsia="黑体"/>
         </w:rPr>
         <w:t xml:space="preserve">拓扑描述</w:t>
       </w:r>
@@ -32,16 +32,19 @@
       </w:pPr>
       <w:r>
         <w:rPr>
-          <w:rFonts w:hint="eastAsia"/>
+          <w:rFonts w:hint="eastAsia" w:eastAsia="黑体"/>
         </w:rPr>
         <w:t xml:space="preserve">由</w:t>
       </w:r>
       <w:r>
+        <w:rPr>
+          <w:rFonts w:eastAsia="黑体"/>
+        </w:rPr>
         <w:t xml:space="preserve"> </w:t>
       </w:r>
       <w:r>
         <w:rPr>
-          <w:rFonts w:hint="eastAsia"/>
+          <w:rFonts w:hint="eastAsia" w:eastAsia="黑体"/>
           <w:b/>
           <w:bCs/>
         </w:rPr>
@@ -49,6 +52,7 @@
       </w:r>
       <w:r>
         <w:rPr>
+          <w:rFonts w:eastAsia="黑体"/>
           <w:b/>
           <w:bCs/>
         </w:rPr>
@@ -70,6 +74,7 @@
       </m:oMath>
       <w:r>
         <w:rPr>
+          <w:rFonts w:eastAsia="黑体"/>
           <w:b/>
           <w:bCs/>
         </w:rPr>
@@ -77,7 +82,7 @@
       </w:r>
       <w:r>
         <w:rPr>
-          <w:rFonts w:hint="eastAsia"/>
+          <w:rFonts w:hint="eastAsia" w:eastAsia="黑体"/>
           <w:b/>
           <w:bCs/>
         </w:rPr>
@@ -85,6 +90,7 @@
       </w:r>
       <w:r>
         <w:rPr>
+          <w:rFonts w:eastAsia="黑体"/>
           <w:b/>
           <w:bCs/>
         </w:rPr>
@@ -106,33 +112,39 @@
       </m:oMath>
       <w:r>
         <w:rPr>
-          <w:rFonts w:hint="eastAsia"/>
+          <w:rFonts w:hint="eastAsia" w:eastAsia="黑体"/>
           <w:b/>
           <w:bCs/>
         </w:rPr>
         <w:t xml:space="preserve">）</w:t>
       </w:r>
       <w:r>
+        <w:rPr>
+          <w:rFonts w:eastAsia="黑体"/>
+        </w:rPr>
         <w:t xml:space="preserve"> </w:t>
       </w:r>
       <w:r>
         <w:rPr>
-          <w:rFonts w:hint="eastAsia"/>
+          <w:rFonts w:hint="eastAsia" w:eastAsia="黑体"/>
         </w:rPr>
         <w:t xml:space="preserve">串联跨接在电源正与地之间组成。电路共有</w:t>
       </w:r>
       <w:r>
+        <w:rPr>
+          <w:rFonts w:eastAsia="黑体"/>
+        </w:rPr>
         <w:t xml:space="preserve"> 3 </w:t>
       </w:r>
       <w:r>
         <w:rPr>
-          <w:rFonts w:hint="eastAsia"/>
+          <w:rFonts w:hint="eastAsia" w:eastAsia="黑体"/>
         </w:rPr>
         <w:t xml:space="preserve">个关键节点：</w:t>
       </w:r>
       <w:r>
         <w:rPr>
-          <w:rFonts w:hint="eastAsia"/>
+          <w:rFonts w:hint="eastAsia" w:eastAsia="黑体"/>
           <w:b/>
           <w:bCs/>
         </w:rPr>
@@ -140,6 +152,7 @@
       </w:r>
       <w:r>
         <w:rPr>
+          <w:rFonts w:eastAsia="黑体"/>
           <w:b/>
           <w:bCs/>
         </w:rPr>
@@ -147,7 +160,7 @@
       </w:r>
       <w:r>
         <w:rPr>
-          <w:rFonts w:hint="eastAsia"/>
+          <w:rFonts w:hint="eastAsia" w:eastAsia="黑体"/>
           <w:b/>
           <w:bCs/>
         </w:rPr>
@@ -155,6 +168,7 @@
       </w:r>
       <w:r>
         <w:rPr>
+          <w:rFonts w:eastAsia="黑体"/>
           <w:b/>
           <w:bCs/>
         </w:rPr>
@@ -179,11 +193,14 @@
       </m:oMath>
       <w:r>
         <w:rPr>
-          <w:rFonts w:hint="eastAsia"/>
+          <w:rFonts w:hint="eastAsia" w:eastAsia="黑体"/>
         </w:rPr>
         <w:t xml:space="preserve">（与上管</w:t>
       </w:r>
       <w:r>
+        <w:rPr>
+          <w:rFonts w:eastAsia="黑体"/>
+        </w:rPr>
         <w:t xml:space="preserve"> </w:t>
       </w:r>
       <m:oMath>
@@ -201,26 +218,32 @@
         </m:sSub>
       </m:oMath>
       <w:r>
+        <w:rPr>
+          <w:rFonts w:eastAsia="黑体"/>
+        </w:rPr>
         <w:t xml:space="preserve"> </w:t>
       </w:r>
       <w:r>
         <w:rPr>
-          <w:rFonts w:hint="eastAsia"/>
+          <w:rFonts w:hint="eastAsia" w:eastAsia="黑体"/>
         </w:rPr>
         <w:t xml:space="preserve">的漏极</w:t>
       </w:r>
       <w:r>
+        <w:rPr>
+          <w:rFonts w:eastAsia="黑体"/>
+        </w:rPr>
         <w:t xml:space="preserve"> D </w:t>
       </w:r>
       <w:r>
         <w:rPr>
-          <w:rFonts w:hint="eastAsia"/>
+          <w:rFonts w:hint="eastAsia" w:eastAsia="黑体"/>
         </w:rPr>
         <w:t xml:space="preserve">相连）；</w:t>
       </w:r>
       <w:r>
         <w:rPr>
-          <w:rFonts w:hint="eastAsia"/>
+          <w:rFonts w:hint="eastAsia" w:eastAsia="黑体"/>
           <w:b/>
           <w:bCs/>
         </w:rPr>
@@ -228,6 +251,7 @@
       </w:r>
       <w:r>
         <w:rPr>
+          <w:rFonts w:eastAsia="黑体"/>
           <w:b/>
           <w:bCs/>
         </w:rPr>
@@ -235,7 +259,7 @@
       </w:r>
       <w:r>
         <w:rPr>
-          <w:rFonts w:hint="eastAsia"/>
+          <w:rFonts w:hint="eastAsia" w:eastAsia="黑体"/>
           <w:b/>
           <w:bCs/>
         </w:rPr>
@@ -243,7 +267,7 @@
       </w:r>
       <w:r>
         <w:rPr>
-          <w:rFonts w:hint="eastAsia"/>
+          <w:rFonts w:hint="eastAsia" w:eastAsia="黑体"/>
         </w:rPr>
         <w:t xml:space="preserve">（</w:t>
       </w:r>
@@ -262,15 +286,21 @@
         </m:sSub>
       </m:oMath>
       <w:r>
+        <w:rPr>
+          <w:rFonts w:eastAsia="黑体"/>
+        </w:rPr>
         <w:t xml:space="preserve"> </w:t>
       </w:r>
       <w:r>
         <w:rPr>
-          <w:rFonts w:hint="eastAsia"/>
+          <w:rFonts w:hint="eastAsia" w:eastAsia="黑体"/>
         </w:rPr>
         <w:t xml:space="preserve">的源极</w:t>
       </w:r>
       <w:r>
+        <w:rPr>
+          <w:rFonts w:eastAsia="黑体"/>
+        </w:rPr>
         <w:t xml:space="preserve"> S、</w:t>
       </w:r>
       <m:oMath>
@@ -288,26 +318,32 @@
         </m:sSub>
       </m:oMath>
       <w:r>
+        <w:rPr>
+          <w:rFonts w:eastAsia="黑体"/>
+        </w:rPr>
         <w:t xml:space="preserve"> </w:t>
       </w:r>
       <w:r>
         <w:rPr>
-          <w:rFonts w:hint="eastAsia"/>
+          <w:rFonts w:hint="eastAsia" w:eastAsia="黑体"/>
         </w:rPr>
         <w:t xml:space="preserve">的漏极</w:t>
       </w:r>
       <w:r>
+        <w:rPr>
+          <w:rFonts w:eastAsia="黑体"/>
+        </w:rPr>
         <w:t xml:space="preserve"> D </w:t>
       </w:r>
       <w:r>
         <w:rPr>
-          <w:rFonts w:hint="eastAsia"/>
+          <w:rFonts w:hint="eastAsia" w:eastAsia="黑体"/>
         </w:rPr>
         <w:t xml:space="preserve">与负载一端相连）；</w:t>
       </w:r>
       <w:r>
         <w:rPr>
-          <w:rFonts w:hint="eastAsia"/>
+          <w:rFonts w:hint="eastAsia" w:eastAsia="黑体"/>
           <w:b/>
           <w:bCs/>
         </w:rPr>
@@ -315,6 +351,7 @@
       </w:r>
       <w:r>
         <w:rPr>
+          <w:rFonts w:eastAsia="黑体"/>
           <w:b/>
           <w:bCs/>
         </w:rPr>
@@ -322,7 +359,7 @@
       </w:r>
       <w:r>
         <w:rPr>
-          <w:rFonts w:hint="eastAsia"/>
+          <w:rFonts w:hint="eastAsia" w:eastAsia="黑体"/>
           <w:b/>
           <w:bCs/>
         </w:rPr>
@@ -330,6 +367,7 @@
       </w:r>
       <w:r>
         <w:rPr>
+          <w:rFonts w:eastAsia="黑体"/>
           <w:b/>
           <w:bCs/>
         </w:rPr>
@@ -337,11 +375,14 @@
       </w:r>
       <w:r>
         <w:rPr>
-          <w:rFonts w:hint="eastAsia"/>
+          <w:rFonts w:hint="eastAsia" w:eastAsia="黑体"/>
         </w:rPr>
         <w:t xml:space="preserve">（与</w:t>
       </w:r>
       <w:r>
+        <w:rPr>
+          <w:rFonts w:eastAsia="黑体"/>
+        </w:rPr>
         <w:t xml:space="preserve"> </w:t>
       </w:r>
       <m:oMath>
@@ -359,20 +400,26 @@
         </m:sSub>
       </m:oMath>
       <w:r>
+        <w:rPr>
+          <w:rFonts w:eastAsia="黑体"/>
+        </w:rPr>
         <w:t xml:space="preserve"> </w:t>
       </w:r>
       <w:r>
         <w:rPr>
-          <w:rFonts w:hint="eastAsia"/>
+          <w:rFonts w:hint="eastAsia" w:eastAsia="黑体"/>
         </w:rPr>
         <w:t xml:space="preserve">的源极</w:t>
       </w:r>
       <w:r>
+        <w:rPr>
+          <w:rFonts w:eastAsia="黑体"/>
+        </w:rPr>
         <w:t xml:space="preserve"> S </w:t>
       </w:r>
       <w:r>
         <w:rPr>
-          <w:rFonts w:hint="eastAsia"/>
+          <w:rFonts w:hint="eastAsia" w:eastAsia="黑体"/>
         </w:rPr>
         <w:t xml:space="preserve">及负载另一端相连）。</w:t>
       </w:r>
@@ -381,7 +428,7 @@
       <w:pPr/>
       <w:r>
         <w:rPr>
-          <w:rFonts w:hint="eastAsia"/>
+          <w:rFonts w:hint="eastAsia" w:eastAsia="黑体"/>
         </w:rPr>
         <w:t xml:space="preserve">各元件管脚连接：</w:t>
       </w:r>
@@ -400,38 +447,50 @@
         </m:sSub>
       </m:oMath>
       <w:r>
+        <w:rPr>
+          <w:rFonts w:eastAsia="黑体"/>
+        </w:rPr>
         <w:t xml:space="preserve"> </w:t>
       </w:r>
       <w:r>
         <w:rPr>
-          <w:rFonts w:hint="eastAsia"/>
+          <w:rFonts w:hint="eastAsia" w:eastAsia="黑体"/>
         </w:rPr>
         <w:t xml:space="preserve">的</w:t>
       </w:r>
       <w:r>
+        <w:rPr>
+          <w:rFonts w:eastAsia="黑体"/>
+        </w:rPr>
         <w:t xml:space="preserve"> D </w:t>
       </w:r>
       <w:r>
         <w:rPr>
-          <w:rFonts w:hint="eastAsia"/>
+          <w:rFonts w:hint="eastAsia" w:eastAsia="黑体"/>
         </w:rPr>
         <w:t xml:space="preserve">接电源正端、S</w:t>
       </w:r>
       <w:r>
+        <w:rPr>
+          <w:rFonts w:eastAsia="黑体"/>
+        </w:rPr>
         <w:t xml:space="preserve"> </w:t>
       </w:r>
       <w:r>
         <w:rPr>
-          <w:rFonts w:hint="eastAsia"/>
+          <w:rFonts w:hint="eastAsia" w:eastAsia="黑体"/>
         </w:rPr>
         <w:t xml:space="preserve">接半桥中点、G</w:t>
       </w:r>
       <w:r>
+        <w:rPr>
+          <w:rFonts w:eastAsia="黑体"/>
+        </w:rPr>
         <w:t xml:space="preserve"> </w:t>
       </w:r>
       <w:r>
         <w:rPr>
-          <w:rFonts w:hint="eastAsia"/>
+          <w:rFonts w:hint="eastAsia" w:eastAsia="黑体"/>
         </w:rPr>
         <w:t xml:space="preserve">接上管驱动；</w:t>
       </w:r>
@@ -450,68 +509,89 @@
         </m:sSub>
       </m:oMath>
       <w:r>
+        <w:rPr>
+          <w:rFonts w:eastAsia="黑体"/>
+        </w:rPr>
         <w:t xml:space="preserve"> </w:t>
       </w:r>
       <w:r>
         <w:rPr>
-          <w:rFonts w:hint="eastAsia"/>
+          <w:rFonts w:hint="eastAsia" w:eastAsia="黑体"/>
         </w:rPr>
         <w:t xml:space="preserve">的</w:t>
       </w:r>
       <w:r>
+        <w:rPr>
+          <w:rFonts w:eastAsia="黑体"/>
+        </w:rPr>
         <w:t xml:space="preserve"> D </w:t>
       </w:r>
       <w:r>
         <w:rPr>
-          <w:rFonts w:hint="eastAsia"/>
+          <w:rFonts w:hint="eastAsia" w:eastAsia="黑体"/>
         </w:rPr>
         <w:t xml:space="preserve">接半桥中点、S</w:t>
       </w:r>
       <w:r>
+        <w:rPr>
+          <w:rFonts w:eastAsia="黑体"/>
+        </w:rPr>
         <w:t xml:space="preserve"> </w:t>
       </w:r>
       <w:r>
         <w:rPr>
-          <w:rFonts w:hint="eastAsia"/>
+          <w:rFonts w:hint="eastAsia" w:eastAsia="黑体"/>
         </w:rPr>
         <w:t xml:space="preserve">接地端、G</w:t>
       </w:r>
       <w:r>
+        <w:rPr>
+          <w:rFonts w:eastAsia="黑体"/>
+        </w:rPr>
         <w:t xml:space="preserve"> </w:t>
       </w:r>
       <w:r>
         <w:rPr>
-          <w:rFonts w:hint="eastAsia"/>
+          <w:rFonts w:hint="eastAsia" w:eastAsia="黑体"/>
         </w:rPr>
         <w:t xml:space="preserve">接下管驱动；</w:t>
       </w:r>
       <w:r>
         <w:rPr>
-          <w:rFonts w:hint="eastAsia"/>
+          <w:rFonts w:hint="eastAsia" w:eastAsia="黑体"/>
           <w:b/>
           <w:bCs/>
         </w:rPr>
         <w:t xml:space="preserve">负载</w:t>
       </w:r>
       <w:r>
+        <w:rPr>
+          <w:rFonts w:eastAsia="黑体"/>
+        </w:rPr>
         <w:t xml:space="preserve"> </w:t>
       </w:r>
       <w:r>
         <w:rPr>
-          <w:rFonts w:hint="eastAsia"/>
+          <w:rFonts w:hint="eastAsia" w:eastAsia="黑体"/>
         </w:rPr>
         <w:t xml:space="preserve">一端接半桥中点、另一端接地端。上、下两管交替导通（互补</w:t>
       </w:r>
       <w:r>
+        <w:rPr>
+          <w:rFonts w:eastAsia="黑体"/>
+        </w:rPr>
         <w:t xml:space="preserve"> </w:t>
       </w:r>
       <w:r>
         <w:rPr>
-          <w:rFonts w:hint="eastAsia"/>
+          <w:rFonts w:hint="eastAsia" w:eastAsia="黑体"/>
         </w:rPr>
         <w:t xml:space="preserve">PWM），中点电压在高电平（近</w:t>
       </w:r>
       <w:r>
+        <w:rPr>
+          <w:rFonts w:eastAsia="黑体"/>
+        </w:rPr>
         <w:t xml:space="preserve"> </w:t>
       </w:r>
       <m:oMath>
@@ -533,7 +613,7 @@
       </m:oMath>
       <w:r>
         <w:rPr>
-          <w:rFonts w:hint="eastAsia"/>
+          <w:rFonts w:hint="eastAsia" w:eastAsia="黑体"/>
         </w:rPr>
         <w:t xml:space="preserve">）与低电平（近地）之间切换。</w:t>
       </w:r>
@@ -542,7 +622,7 @@
       <w:pPr/>
       <w:r>
         <w:rPr>
-          <w:rFonts w:hint="eastAsia"/>
+          <w:rFonts w:hint="eastAsia" w:eastAsia="黑体"/>
         </w:rPr>
         <w:t xml:space="preserve">由此构成”上下两管串联跨接于电源正与地之间、负载接于中点”的半桥组态，比全桥少两个开关，是开关电源、逆变、电机驱动及栅极驱动的基本单元。</w:t>
       </w:r>
@@ -555,7 +635,7 @@
       </w:pPr>
       <w:r>
         <w:rPr>
-          <w:rFonts w:hint="eastAsia"/>
+          <w:rFonts w:hint="eastAsia" w:eastAsia="黑体"/>
         </w:rPr>
         <w:t xml:space="preserve">工作原理</w:t>
       </w:r>
@@ -566,20 +646,26 @@
       </w:pPr>
       <w:r>
         <w:rPr>
-          <w:rFonts w:hint="eastAsia"/>
+          <w:rFonts w:hint="eastAsia" w:eastAsia="黑体"/>
         </w:rPr>
         <w:t xml:space="preserve">上、下两管交替导通（互补</w:t>
       </w:r>
       <w:r>
+        <w:rPr>
+          <w:rFonts w:eastAsia="黑体"/>
+        </w:rPr>
         <w:t xml:space="preserve"> </w:t>
       </w:r>
       <w:r>
         <w:rPr>
-          <w:rFonts w:hint="eastAsia"/>
+          <w:rFonts w:hint="eastAsia" w:eastAsia="黑体"/>
         </w:rPr>
         <w:t xml:space="preserve">PWM），中点电压在高电平（近</w:t>
       </w:r>
       <w:r>
+        <w:rPr>
+          <w:rFonts w:eastAsia="黑体"/>
+        </w:rPr>
         <w:t xml:space="preserve"> </w:t>
       </w:r>
       <m:oMath>
@@ -601,7 +687,7 @@
       </m:oMath>
       <w:r>
         <w:rPr>
-          <w:rFonts w:hint="eastAsia"/>
+          <w:rFonts w:hint="eastAsia" w:eastAsia="黑体"/>
         </w:rPr>
         <w:t xml:space="preserve">）与低电平（近地）之间切换。两管禁止同时导通，中点输出的方波电压经滤波或直接驱动负载。</w:t>
       </w:r>
@@ -614,7 +700,7 @@
       </w:pPr>
       <w:r>
         <w:rPr>
-          <w:rFonts w:hint="eastAsia"/>
+          <w:rFonts w:hint="eastAsia" w:eastAsia="黑体"/>
         </w:rPr>
         <w:t xml:space="preserve">关键计算公式</w:t>
       </w:r>
@@ -625,11 +711,14 @@
       </w:pPr>
       <w:r>
         <w:rPr>
-          <w:rFonts w:hint="eastAsia"/>
+          <w:rFonts w:hint="eastAsia" w:eastAsia="黑体"/>
         </w:rPr>
         <w:t xml:space="preserve">中点平均电压（上管占空比</w:t>
       </w:r>
       <w:r>
+        <w:rPr>
+          <w:rFonts w:eastAsia="黑体"/>
+        </w:rPr>
         <w:t xml:space="preserve"> </w:t>
       </w:r>
       <m:oMath>
@@ -639,7 +728,7 @@
       </m:oMath>
       <w:r>
         <w:rPr>
-          <w:rFonts w:hint="eastAsia"/>
+          <w:rFonts w:hint="eastAsia" w:eastAsia="黑体"/>
         </w:rPr>
         <w:t xml:space="preserve">）：</w:t>
       </w:r>
@@ -711,7 +800,7 @@
       </w:pPr>
       <w:r>
         <w:rPr>
-          <w:rFonts w:hint="eastAsia"/>
+          <w:rFonts w:hint="eastAsia" w:eastAsia="黑体"/>
         </w:rPr>
         <w:t xml:space="preserve">中点电压摆幅（峰峰值）：</w:t>
       </w:r>
@@ -771,11 +860,14 @@
       </w:pPr>
       <w:r>
         <w:rPr>
-          <w:rFonts w:hint="eastAsia"/>
+          <w:rFonts w:hint="eastAsia" w:eastAsia="黑体"/>
         </w:rPr>
         <w:t xml:space="preserve">电感电流纹波（降压半桥，开关周期</w:t>
       </w:r>
       <w:r>
+        <w:rPr>
+          <w:rFonts w:eastAsia="黑体"/>
+        </w:rPr>
         <w:t xml:space="preserve"> </w:t>
       </w:r>
       <m:oMath>
@@ -794,7 +886,7 @@
       </m:oMath>
       <w:r>
         <w:rPr>
-          <w:rFonts w:hint="eastAsia"/>
+          <w:rFonts w:hint="eastAsia" w:eastAsia="黑体"/>
         </w:rPr>
         <w:t xml:space="preserve">）：</w:t>
       </w:r>
@@ -920,7 +1012,7 @@
       </w:pPr>
       <w:r>
         <w:rPr>
-          <w:rFonts w:hint="eastAsia"/>
+          <w:rFonts w:hint="eastAsia" w:eastAsia="黑体"/>
         </w:rPr>
         <w:t xml:space="preserve">死区时间与开关周期的关系（示意）：</w:t>
       </w:r>
@@ -1056,7 +1148,7 @@
             </w:pPr>
             <w:r>
               <w:rPr>
-                <w:rFonts w:hint="eastAsia"/>
+                <w:rFonts w:hint="eastAsia" w:eastAsia="黑体"/>
               </w:rPr>
               <w:t xml:space="preserve">符号</w:t>
             </w:r>
@@ -1070,7 +1162,7 @@
             </w:pPr>
             <w:r>
               <w:rPr>
-                <w:rFonts w:hint="eastAsia"/>
+                <w:rFonts w:hint="eastAsia" w:eastAsia="黑体"/>
               </w:rPr>
               <w:t xml:space="preserve">含义</w:t>
             </w:r>
@@ -1084,7 +1176,7 @@
             </w:pPr>
             <w:r>
               <w:rPr>
-                <w:rFonts w:hint="eastAsia"/>
+                <w:rFonts w:hint="eastAsia" w:eastAsia="黑体"/>
               </w:rPr>
               <w:t xml:space="preserve">单位</w:t>
             </w:r>
@@ -1116,6 +1208,9 @@
               </m:sSub>
             </m:oMath>
             <w:r>
+              <w:rPr>
+                <w:rFonts w:eastAsia="黑体"/>
+              </w:rPr>
               <w:t xml:space="preserve">​</w:t>
             </w:r>
           </w:p>
@@ -1128,7 +1223,7 @@
             </w:pPr>
             <w:r>
               <w:rPr>
-                <w:rFonts w:hint="eastAsia"/>
+                <w:rFonts w:hint="eastAsia" w:eastAsia="黑体"/>
               </w:rPr>
               <w:t xml:space="preserve">电源电压</w:t>
             </w:r>
@@ -1141,6 +1236,9 @@
               <w:pStyle w:val="Compact"/>
             </w:pPr>
             <w:r>
+              <w:rPr>
+                <w:rFonts w:eastAsia="黑体"/>
+              </w:rPr>
               <w:t xml:space="preserve">V</w:t>
             </w:r>
           </w:p>
@@ -1174,6 +1272,9 @@
               </m:sSub>
             </m:oMath>
             <w:r>
+              <w:rPr>
+                <w:rFonts w:eastAsia="黑体"/>
+              </w:rPr>
               <w:t xml:space="preserve">​</w:t>
             </w:r>
           </w:p>
@@ -1186,7 +1287,7 @@
             </w:pPr>
             <w:r>
               <w:rPr>
-                <w:rFonts w:hint="eastAsia"/>
+                <w:rFonts w:hint="eastAsia" w:eastAsia="黑体"/>
               </w:rPr>
               <w:t xml:space="preserve">中点平均电压</w:t>
             </w:r>
@@ -1199,6 +1300,9 @@
               <w:pStyle w:val="Compact"/>
             </w:pPr>
             <w:r>
+              <w:rPr>
+                <w:rFonts w:eastAsia="黑体"/>
+              </w:rPr>
               <w:t xml:space="preserve">V</w:t>
             </w:r>
           </w:p>
@@ -1217,6 +1321,9 @@
               </m:r>
             </m:oMath>
             <w:r>
+              <w:rPr>
+                <w:rFonts w:eastAsia="黑体"/>
+              </w:rPr>
               <w:t xml:space="preserve">​</w:t>
             </w:r>
           </w:p>
@@ -1229,7 +1336,7 @@
             </w:pPr>
             <w:r>
               <w:rPr>
-                <w:rFonts w:hint="eastAsia"/>
+                <w:rFonts w:hint="eastAsia" w:eastAsia="黑体"/>
               </w:rPr>
               <w:t xml:space="preserve">上管占空比</w:t>
             </w:r>
@@ -1243,7 +1350,7 @@
             </w:pPr>
             <w:r>
               <w:rPr>
-                <w:rFonts w:hint="eastAsia"/>
+                <w:rFonts w:hint="eastAsia" w:eastAsia="黑体"/>
               </w:rPr>
               <w:t xml:space="preserve">无量纲</w:t>
             </w:r>
@@ -1263,6 +1370,9 @@
               </m:r>
             </m:oMath>
             <w:r>
+              <w:rPr>
+                <w:rFonts w:eastAsia="黑体"/>
+              </w:rPr>
               <w:t xml:space="preserve">​</w:t>
             </w:r>
           </w:p>
@@ -1275,7 +1385,7 @@
             </w:pPr>
             <w:r>
               <w:rPr>
-                <w:rFonts w:hint="eastAsia"/>
+                <w:rFonts w:hint="eastAsia" w:eastAsia="黑体"/>
               </w:rPr>
               <w:t xml:space="preserve">输出电感</w:t>
             </w:r>
@@ -1288,6 +1398,9 @@
               <w:pStyle w:val="Compact"/>
             </w:pPr>
             <w:r>
+              <w:rPr>
+                <w:rFonts w:eastAsia="黑体"/>
+              </w:rPr>
               <w:t xml:space="preserve">H</w:t>
             </w:r>
           </w:p>
@@ -1321,6 +1434,9 @@
               </m:sSub>
             </m:oMath>
             <w:r>
+              <w:rPr>
+                <w:rFonts w:eastAsia="黑体"/>
+              </w:rPr>
               <w:t xml:space="preserve">​</w:t>
             </w:r>
           </w:p>
@@ -1333,7 +1449,7 @@
             </w:pPr>
             <w:r>
               <w:rPr>
-                <w:rFonts w:hint="eastAsia"/>
+                <w:rFonts w:hint="eastAsia" w:eastAsia="黑体"/>
               </w:rPr>
               <w:t xml:space="preserve">电感电流纹波</w:t>
             </w:r>
@@ -1346,6 +1462,9 @@
               <w:pStyle w:val="Compact"/>
             </w:pPr>
             <w:r>
+              <w:rPr>
+                <w:rFonts w:eastAsia="黑体"/>
+              </w:rPr>
               <w:t xml:space="preserve">A</w:t>
             </w:r>
           </w:p>
@@ -1373,6 +1492,9 @@
               </m:sSub>
             </m:oMath>
             <w:r>
+              <w:rPr>
+                <w:rFonts w:eastAsia="黑体"/>
+              </w:rPr>
               <w:t xml:space="preserve">​</w:t>
             </w:r>
           </w:p>
@@ -1385,7 +1507,7 @@
             </w:pPr>
             <w:r>
               <w:rPr>
-                <w:rFonts w:hint="eastAsia"/>
+                <w:rFonts w:hint="eastAsia" w:eastAsia="黑体"/>
               </w:rPr>
               <w:t xml:space="preserve">开关周期</w:t>
             </w:r>
@@ -1398,6 +1520,9 @@
               <w:pStyle w:val="Compact"/>
             </w:pPr>
             <w:r>
+              <w:rPr>
+                <w:rFonts w:eastAsia="黑体"/>
+              </w:rPr>
               <w:t xml:space="preserve">s</w:t>
             </w:r>
           </w:p>
@@ -1412,7 +1537,7 @@
       </w:pPr>
       <w:r>
         <w:rPr>
-          <w:rFonts w:hint="eastAsia"/>
+          <w:rFonts w:hint="eastAsia" w:eastAsia="黑体"/>
         </w:rPr>
         <w:t xml:space="preserve">元件调整影响</w:t>
       </w:r>
@@ -1427,7 +1552,7 @@
       </w:pPr>
       <w:r>
         <w:rPr>
-          <w:rFonts w:hint="eastAsia"/>
+          <w:rFonts w:hint="eastAsia" w:eastAsia="黑体"/>
           <w:b/>
           <w:bCs/>
         </w:rPr>
@@ -1435,20 +1560,27 @@
       </w:r>
       <w:r>
         <w:rPr>
+          <w:rFonts w:eastAsia="黑体"/>
           <w:b/>
           <w:bCs/>
         </w:rPr>
         <w:t xml:space="preserve"> D↑</w:t>
       </w:r>
       <w:r>
+        <w:rPr>
+          <w:rFonts w:eastAsia="黑体"/>
+        </w:rPr>
         <w:t xml:space="preserve"> </w:t>
       </w:r>
       <w:r>
+        <w:rPr>
+          <w:rFonts w:eastAsia="黑体"/>
+        </w:rPr>
         <w:t xml:space="preserve">→ </w:t>
       </w:r>
       <w:r>
         <w:rPr>
-          <w:rFonts w:hint="eastAsia"/>
+          <w:rFonts w:hint="eastAsia" w:eastAsia="黑体"/>
         </w:rPr>
         <w:t xml:space="preserve">中点平均电压上升，输出功率增大。</w:t>
       </w:r>
@@ -1463,7 +1595,7 @@
       </w:pPr>
       <w:r>
         <w:rPr>
-          <w:rFonts w:hint="eastAsia"/>
+          <w:rFonts w:hint="eastAsia" w:eastAsia="黑体"/>
           <w:b/>
           <w:bCs/>
         </w:rPr>
@@ -1485,25 +1617,34 @@
       </m:oMath>
       <w:r>
         <w:rPr>
-          <w:rFonts w:hint="eastAsia"/>
+          <w:rFonts w:hint="eastAsia" w:eastAsia="黑体"/>
           <w:b/>
           <w:bCs/>
         </w:rPr>
         <w:t xml:space="preserve">↓）</w:t>
       </w:r>
       <w:r>
+        <w:rPr>
+          <w:rFonts w:eastAsia="黑体"/>
+        </w:rPr>
         <w:t xml:space="preserve"> </w:t>
       </w:r>
       <w:r>
+        <w:rPr>
+          <w:rFonts w:eastAsia="黑体"/>
+        </w:rPr>
         <w:t xml:space="preserve">→ </w:t>
       </w:r>
       <w:r>
         <w:rPr>
-          <w:rFonts w:hint="eastAsia"/>
+          <w:rFonts w:hint="eastAsia" w:eastAsia="黑体"/>
         </w:rPr>
         <w:t xml:space="preserve">电感纹波</w:t>
       </w:r>
       <w:r>
+        <w:rPr>
+          <w:rFonts w:eastAsia="黑体"/>
+        </w:rPr>
         <w:t xml:space="preserve"> </w:t>
       </w:r>
       <m:oMath>
@@ -1527,11 +1668,14 @@
         </m:sSub>
       </m:oMath>
       <w:r>
+        <w:rPr>
+          <w:rFonts w:eastAsia="黑体"/>
+        </w:rPr>
         <w:t xml:space="preserve"> </w:t>
       </w:r>
       <w:r>
         <w:rPr>
-          <w:rFonts w:hint="eastAsia"/>
+          <w:rFonts w:hint="eastAsia" w:eastAsia="黑体"/>
         </w:rPr>
         <w:t xml:space="preserve">减小，但开关损耗增大。</w:t>
       </w:r>
@@ -1546,7 +1690,7 @@
       </w:pPr>
       <w:r>
         <w:rPr>
-          <w:rFonts w:hint="eastAsia"/>
+          <w:rFonts w:hint="eastAsia" w:eastAsia="黑体"/>
           <w:b/>
           <w:bCs/>
         </w:rPr>
@@ -1554,20 +1698,27 @@
       </w:r>
       <w:r>
         <w:rPr>
+          <w:rFonts w:eastAsia="黑体"/>
           <w:b/>
           <w:bCs/>
         </w:rPr>
         <w:t xml:space="preserve"> L↑</w:t>
       </w:r>
       <w:r>
+        <w:rPr>
+          <w:rFonts w:eastAsia="黑体"/>
+        </w:rPr>
         <w:t xml:space="preserve"> </w:t>
       </w:r>
       <w:r>
+        <w:rPr>
+          <w:rFonts w:eastAsia="黑体"/>
+        </w:rPr>
         <w:t xml:space="preserve">→ </w:t>
       </w:r>
       <w:r>
         <w:rPr>
-          <w:rFonts w:hint="eastAsia"/>
+          <w:rFonts w:hint="eastAsia" w:eastAsia="黑体"/>
         </w:rPr>
         <w:t xml:space="preserve">电流纹波减小、输出更平滑，但动态响应变慢。</w:t>
       </w:r>
@@ -1582,30 +1733,39 @@
       </w:pPr>
       <w:r>
         <w:rPr>
-          <w:rFonts w:hint="eastAsia"/>
+          <w:rFonts w:hint="eastAsia" w:eastAsia="黑体"/>
           <w:b/>
           <w:bCs/>
         </w:rPr>
         <w:t xml:space="preserve">死区时间过长</w:t>
       </w:r>
       <w:r>
+        <w:rPr>
+          <w:rFonts w:eastAsia="黑体"/>
+        </w:rPr>
         <w:t xml:space="preserve"> </w:t>
       </w:r>
       <w:r>
+        <w:rPr>
+          <w:rFonts w:eastAsia="黑体"/>
+        </w:rPr>
         <w:t xml:space="preserve">→ </w:t>
       </w:r>
       <w:r>
         <w:rPr>
-          <w:rFonts w:hint="eastAsia"/>
+          <w:rFonts w:hint="eastAsia" w:eastAsia="黑体"/>
         </w:rPr>
         <w:t xml:space="preserve">输出失真、效率略降；过短</w:t>
       </w:r>
       <w:r>
+        <w:rPr>
+          <w:rFonts w:eastAsia="黑体"/>
+        </w:rPr>
         <w:t xml:space="preserve"> → </w:t>
       </w:r>
       <w:r>
         <w:rPr>
-          <w:rFonts w:hint="eastAsia"/>
+          <w:rFonts w:hint="eastAsia" w:eastAsia="黑体"/>
         </w:rPr>
         <w:t xml:space="preserve">有直通风险。</w:t>
       </w:r>
@@ -1618,7 +1778,7 @@
       </w:pPr>
       <w:r>
         <w:rPr>
-          <w:rFonts w:hint="eastAsia"/>
+          <w:rFonts w:hint="eastAsia" w:eastAsia="黑体"/>
         </w:rPr>
         <w:t xml:space="preserve">典型参数示例</w:t>
       </w:r>
@@ -1633,11 +1793,14 @@
       </w:pPr>
       <w:r>
         <w:rPr>
-          <w:rFonts w:hint="eastAsia"/>
+          <w:rFonts w:hint="eastAsia" w:eastAsia="黑体"/>
         </w:rPr>
         <w:t xml:space="preserve">取</w:t>
       </w:r>
       <w:r>
+        <w:rPr>
+          <w:rFonts w:eastAsia="黑体"/>
+        </w:rPr>
         <w:t xml:space="preserve"> </w:t>
       </w:r>
       <m:oMath>
@@ -1677,6 +1840,9 @@
         </m:r>
       </m:oMath>
       <w:r>
+        <w:rPr>
+          <w:rFonts w:eastAsia="黑体"/>
+        </w:rPr>
         <w:t xml:space="preserve">、</w:t>
       </w:r>
       <m:oMath>
@@ -1695,7 +1861,7 @@
       </m:oMath>
       <w:r>
         <w:rPr>
-          <w:rFonts w:hint="eastAsia"/>
+          <w:rFonts w:hint="eastAsia" w:eastAsia="黑体"/>
         </w:rPr>
         <w:t xml:space="preserve">：</w:t>
       </w:r>
@@ -1757,6 +1923,9 @@
         </m:r>
       </m:oMath>
       <w:r>
+        <w:rPr>
+          <w:rFonts w:eastAsia="黑体"/>
+        </w:rPr>
         <w:t xml:space="preserve">。</w:t>
       </w:r>
     </w:p>
@@ -1770,11 +1939,14 @@
       </w:pPr>
       <w:r>
         <w:rPr>
-          <w:rFonts w:hint="eastAsia"/>
+          <w:rFonts w:hint="eastAsia" w:eastAsia="黑体"/>
         </w:rPr>
         <w:t xml:space="preserve">取</w:t>
       </w:r>
       <w:r>
+        <w:rPr>
+          <w:rFonts w:eastAsia="黑体"/>
+        </w:rPr>
         <w:t xml:space="preserve"> </w:t>
       </w:r>
       <m:oMath>
@@ -1805,6 +1977,9 @@
         </m:r>
       </m:oMath>
       <w:r>
+        <w:rPr>
+          <w:rFonts w:eastAsia="黑体"/>
+        </w:rPr>
         <w:t xml:space="preserve">、</w:t>
       </w:r>
       <m:oMath>
@@ -1842,7 +2017,7 @@
       </m:oMath>
       <w:r>
         <w:rPr>
-          <w:rFonts w:hint="eastAsia"/>
+          <w:rFonts w:hint="eastAsia" w:eastAsia="黑体"/>
         </w:rPr>
         <w:t xml:space="preserve">（</w:t>
       </w:r>
@@ -1884,7 +2059,7 @@
       </m:oMath>
       <w:r>
         <w:rPr>
-          <w:rFonts w:hint="eastAsia"/>
+          <w:rFonts w:hint="eastAsia" w:eastAsia="黑体"/>
         </w:rPr>
         <w:t xml:space="preserve">）、</w:t>
       </w:r>
@@ -1929,7 +2104,7 @@
       </m:oMath>
       <w:r>
         <w:rPr>
-          <w:rFonts w:hint="eastAsia"/>
+          <w:rFonts w:hint="eastAsia" w:eastAsia="黑体"/>
         </w:rPr>
         <w:t xml:space="preserve">：</w:t>
       </w:r>
@@ -2069,6 +2244,9 @@
         </m:r>
       </m:oMath>
       <w:r>
+        <w:rPr>
+          <w:rFonts w:eastAsia="黑体"/>
+        </w:rPr>
         <w:t xml:space="preserve">。</w:t>
       </w:r>
     </w:p>
@@ -2080,7 +2258,7 @@
       </w:pPr>
       <w:r>
         <w:rPr>
-          <w:rFonts w:hint="eastAsia"/>
+          <w:rFonts w:hint="eastAsia" w:eastAsia="黑体"/>
         </w:rPr>
         <w:t xml:space="preserve">常见器件型号</w:t>
       </w:r>
@@ -2095,7 +2273,7 @@
       </w:pPr>
       <w:r>
         <w:rPr>
-          <w:rFonts w:hint="eastAsia"/>
+          <w:rFonts w:hint="eastAsia" w:eastAsia="黑体"/>
         </w:rPr>
         <w:t xml:space="preserve">MOSFET：IRFZ44N、IRF3205、AO3400、IR2104（半桥栅极驱动）。</w:t>
       </w:r>
@@ -2110,7 +2288,7 @@
       </w:pPr>
       <w:r>
         <w:rPr>
-          <w:rFonts w:hint="eastAsia"/>
+          <w:rFonts w:hint="eastAsia" w:eastAsia="黑体"/>
         </w:rPr>
         <w:t xml:space="preserve">栅极驱动：IR2104、IR2110、UCC27200。</w:t>
       </w:r>
@@ -2123,7 +2301,7 @@
       </w:pPr>
       <w:r>
         <w:rPr>
-          <w:rFonts w:hint="eastAsia"/>
+          <w:rFonts w:hint="eastAsia" w:eastAsia="黑体"/>
         </w:rPr>
         <w:t xml:space="preserve">注意事项</w:t>
       </w:r>
@@ -2138,7 +2316,7 @@
       </w:pPr>
       <w:r>
         <w:rPr>
-          <w:rFonts w:hint="eastAsia"/>
+          <w:rFonts w:hint="eastAsia" w:eastAsia="黑体"/>
         </w:rPr>
         <w:t xml:space="preserve">上、下管严禁同时导通，务必设置死区时间防止直通。</w:t>
       </w:r>
@@ -2153,7 +2331,7 @@
       </w:pPr>
       <w:r>
         <w:rPr>
-          <w:rFonts w:hint="eastAsia"/>
+          <w:rFonts w:hint="eastAsia" w:eastAsia="黑体"/>
         </w:rPr>
         <w:t xml:space="preserve">上管驱动需自举电路或隔离驱动提供浮动栅压。</w:t>
       </w:r>
@@ -2168,7 +2346,7 @@
       </w:pPr>
       <w:r>
         <w:rPr>
-          <w:rFonts w:hint="eastAsia"/>
+          <w:rFonts w:hint="eastAsia" w:eastAsia="黑体"/>
         </w:rPr>
         <w:t xml:space="preserve">感性负载须有续流路径，防止关断时电压尖峰击穿器件。</w:t>
       </w:r>
@@ -2181,7 +2359,7 @@
       </w:pPr>
       <w:r>
         <w:rPr>
-          <w:rFonts w:hint="eastAsia"/>
+          <w:rFonts w:hint="eastAsia" w:eastAsia="黑体"/>
         </w:rPr>
         <w:t xml:space="preserve">参考资料</w:t>
       </w:r>
@@ -2195,6 +2373,9 @@
         </w:numPr>
       </w:pPr>
       <w:r>
+        <w:rPr>
+          <w:rFonts w:eastAsia="黑体"/>
+        </w:rPr>
         <w:t xml:space="preserve">Wikipedia: Half-bridge。</w:t>
       </w:r>
     </w:p>
@@ -2208,16 +2389,19 @@
       </w:pPr>
       <w:r>
         <w:rPr>
-          <w:rFonts w:hint="eastAsia"/>
+          <w:rFonts w:hint="eastAsia" w:eastAsia="黑体"/>
         </w:rPr>
         <w:t xml:space="preserve">TI（Bootstrap</w:t>
       </w:r>
       <w:r>
+        <w:rPr>
+          <w:rFonts w:eastAsia="黑体"/>
+        </w:rPr>
         <w:t xml:space="preserve"> / </w:t>
       </w:r>
       <w:r>
         <w:rPr>
-          <w:rFonts w:hint="eastAsia"/>
+          <w:rFonts w:hint="eastAsia" w:eastAsia="黑体"/>
         </w:rPr>
         <w:t xml:space="preserve">半桥驱动应用笔记）。</w:t>
       </w:r>
@@ -2231,11 +2415,14 @@
         </w:numPr>
       </w:pPr>
       <w:r>
+        <w:rPr>
+          <w:rFonts w:eastAsia="黑体"/>
+        </w:rPr>
         <w:t xml:space="preserve">Infineon IR2104 </w:t>
       </w:r>
       <w:r>
         <w:rPr>
-          <w:rFonts w:hint="eastAsia"/>
+          <w:rFonts w:hint="eastAsia" w:eastAsia="黑体"/>
         </w:rPr>
         <w:t xml:space="preserve">数据手册。</w:t>
       </w:r>
@@ -2249,11 +2436,11 @@
       </w:pPr>
       <w:r>
         <w:rPr>
-          <w:rFonts w:ascii="Times New Roman" w:hAnsi="Times New Roman"/>
+          <w:rFonts w:ascii="Times New Roman" w:hAnsi="Times New Roman" w:eastAsia="黑体"/>
           <w:color w:val="555555"/>
           <w:sz w:val="21"/>
         </w:rPr>
-        <w:t>材料收集者：杜文杰</w:t>
+        <w:t>材料收集者：杜文杰，WX手机：19519196569，QQ:3478827729</w:t>
       </w:r>
     </w:p>
     <w:sectPr>
@@ -2273,7 +2460,7 @@
 </file>
 
 <file path=word/footer1.xml><?xml version="1.0" encoding="utf-8"?>
-<w:ftr xmlns:m="http://schemas.openxmlformats.org/officeDocument/2006/math" xmlns:mc="http://schemas.openxmlformats.org/markup-compatibility/2006" xmlns:mo="http://schemas.microsoft.com/office/mac/office/2008/main" xmlns:mv="urn:schemas-microsoft-com:mac:vml" xmlns:o="urn:schemas-microsoft-com:office:office" xmlns:r="http://schemas.openxmlformats.org/officeDocument/2006/relationships" xmlns:v="urn:schemas-microsoft-com:vml" xmlns:w10="urn:schemas-microsoft-com:office:word" xmlns:w14="http://schemas.microsoft.com/office/word/2010/wordml" xmlns:w="http://schemas.openxmlformats.org/wordprocessingml/2006/main" xmlns:wne="http://schemas.microsoft.com/office/word/2006/wordml" xmlns:wp14="http://schemas.microsoft.com/office/word/2010/wordprocessingDrawing" xmlns:wp="http://schemas.openxmlformats.org/drawingml/2006/wordprocessingDrawing" xmlns:wpc="http://schemas.microsoft.com/office/word/2010/wordprocessingCanvas" xmlns:wpg="http://schemas.microsoft.com/office/word/2010/wordprocessingGroup" xmlns:wpi="http://schemas.microsoft.com/office/word/2010/wordprocessingInk" xmlns:wps="http://schemas.microsoft.com/office/word/2010/wordprocessingShape" mc:Ignorable="w14 wp14">
+<w:ftr xmlns:mc="http://schemas.openxmlformats.org/markup-compatibility/2006" xmlns:w="http://schemas.openxmlformats.org/wordprocessingml/2006/main" xmlns:m="http://schemas.openxmlformats.org/officeDocument/2006/math" xmlns:mo="http://schemas.microsoft.com/office/mac/office/2008/main" xmlns:mv="urn:schemas-microsoft-com:mac:vml" xmlns:o="urn:schemas-microsoft-com:office:office" xmlns:r="http://schemas.openxmlformats.org/officeDocument/2006/relationships" xmlns:v="urn:schemas-microsoft-com:vml" xmlns:w10="urn:schemas-microsoft-com:office:word" xmlns:w14="http://schemas.microsoft.com/office/word/2010/wordml" xmlns:wne="http://schemas.microsoft.com/office/word/2006/wordml" xmlns:wp14="http://schemas.microsoft.com/office/word/2010/wordprocessingDrawing" xmlns:wp="http://schemas.openxmlformats.org/drawingml/2006/wordprocessingDrawing" xmlns:wpc="http://schemas.microsoft.com/office/word/2010/wordprocessingCanvas" xmlns:wpg="http://schemas.microsoft.com/office/word/2010/wordprocessingGroup" xmlns:wpi="http://schemas.microsoft.com/office/word/2010/wordprocessingInk" xmlns:wps="http://schemas.microsoft.com/office/word/2010/wordprocessingShape" mc:Ignorable="w14 wp14">
   <w:p>
     <w:pPr>
       <w:pStyle w:val="Footer"/>
@@ -2281,12 +2468,14 @@
     </w:pPr>
     <w:r>
       <w:rPr>
+        <w:rFonts w:eastAsia="黑体"/>
         <w:sz w:val="18"/>
       </w:rPr>
       <w:t xml:space="preserve">第 </w:t>
     </w:r>
     <w:r>
       <w:rPr>
+        <w:rFonts w:eastAsia="黑体"/>
         <w:sz w:val="18"/>
       </w:rPr>
       <w:fldChar w:fldCharType="begin"/>
@@ -2295,6 +2484,7 @@
     </w:r>
     <w:r>
       <w:rPr>
+        <w:rFonts w:eastAsia="黑体"/>
         <w:sz w:val="18"/>
       </w:rPr>
       <w:t xml:space="preserve"> 页</w:t>
@@ -2308,6 +2498,9 @@
   <w:footnote w:type="continuationSeparator" w:id="0">
     <w:p>
       <w:r>
+        <w:rPr>
+          <w:rFonts w:eastAsia="黑体"/>
+        </w:rPr>
         <w:continuationSeparator/>
       </w:r>
     </w:p>
@@ -2315,6 +2508,9 @@
   <w:footnote w:type="separator" w:id="-1">
     <w:p>
       <w:r>
+        <w:rPr>
+          <w:rFonts w:eastAsia="黑体"/>
+        </w:rPr>
         <w:separator/>
       </w:r>
     </w:p>
@@ -2323,7 +2519,7 @@
 </file>
 
 <file path=word/header1.xml><?xml version="1.0" encoding="utf-8"?>
-<w:hdr xmlns:m="http://schemas.openxmlformats.org/officeDocument/2006/math" xmlns:mc="http://schemas.openxmlformats.org/markup-compatibility/2006" xmlns:mo="http://schemas.microsoft.com/office/mac/office/2008/main" xmlns:mv="urn:schemas-microsoft-com:mac:vml" xmlns:o="urn:schemas-microsoft-com:office:office" xmlns:r="http://schemas.openxmlformats.org/officeDocument/2006/relationships" xmlns:v="urn:schemas-microsoft-com:vml" xmlns:w10="urn:schemas-microsoft-com:office:word" xmlns:w14="http://schemas.microsoft.com/office/word/2010/wordml" xmlns:w="http://schemas.openxmlformats.org/wordprocessingml/2006/main" xmlns:wne="http://schemas.microsoft.com/office/word/2006/wordml" xmlns:wp14="http://schemas.microsoft.com/office/word/2010/wordprocessingDrawing" xmlns:wp="http://schemas.openxmlformats.org/drawingml/2006/wordprocessingDrawing" xmlns:wpc="http://schemas.microsoft.com/office/word/2010/wordprocessingCanvas" xmlns:wpg="http://schemas.microsoft.com/office/word/2010/wordprocessingGroup" xmlns:wpi="http://schemas.microsoft.com/office/word/2010/wordprocessingInk" xmlns:wps="http://schemas.microsoft.com/office/word/2010/wordprocessingShape" mc:Ignorable="w14 wp14">
+<w:hdr xmlns:mc="http://schemas.openxmlformats.org/markup-compatibility/2006" xmlns:w="http://schemas.openxmlformats.org/wordprocessingml/2006/main" xmlns:m="http://schemas.openxmlformats.org/officeDocument/2006/math" xmlns:mo="http://schemas.microsoft.com/office/mac/office/2008/main" xmlns:mv="urn:schemas-microsoft-com:mac:vml" xmlns:o="urn:schemas-microsoft-com:office:office" xmlns:r="http://schemas.openxmlformats.org/officeDocument/2006/relationships" xmlns:v="urn:schemas-microsoft-com:vml" xmlns:w10="urn:schemas-microsoft-com:office:word" xmlns:w14="http://schemas.microsoft.com/office/word/2010/wordml" xmlns:wne="http://schemas.microsoft.com/office/word/2006/wordml" xmlns:wp14="http://schemas.microsoft.com/office/word/2010/wordprocessingDrawing" xmlns:wp="http://schemas.openxmlformats.org/drawingml/2006/wordprocessingDrawing" xmlns:wpc="http://schemas.microsoft.com/office/word/2010/wordprocessingCanvas" xmlns:wpg="http://schemas.microsoft.com/office/word/2010/wordprocessingGroup" xmlns:wpi="http://schemas.microsoft.com/office/word/2010/wordprocessingInk" xmlns:wps="http://schemas.microsoft.com/office/word/2010/wordprocessingShape" mc:Ignorable="w14 wp14">
   <w:p>
     <w:pPr>
       <w:pStyle w:val="Header"/>
@@ -2331,7 +2527,7 @@
     </w:pPr>
     <w:r>
       <w:rPr>
-        <w:rFonts w:ascii="Times New Roman" w:hAnsi="Times New Roman"/>
+        <w:rFonts w:ascii="Times New Roman" w:hAnsi="Times New Roman" w:eastAsia="黑体"/>
         <w:sz w:val="18"/>
         <w:rFonts w:eastAsia="黑体"/>
         <w:rFonts w:eastAsia="黑体"/>
@@ -2343,7 +2539,7 @@
 </file>
 
 <file path=word/numbering.xml><?xml version="1.0" encoding="utf-8"?>
-<w:numbering xmlns:m="http://schemas.openxmlformats.org/officeDocument/2006/math" xmlns:mc="http://schemas.openxmlformats.org/markup-compatibility/2006" xmlns:mo="http://schemas.microsoft.com/office/mac/office/2008/main" xmlns:mv="urn:schemas-microsoft-com:mac:vml" xmlns:o="urn:schemas-microsoft-com:office:office" xmlns:r="http://schemas.openxmlformats.org/officeDocument/2006/relationships" xmlns:v="urn:schemas-microsoft-com:vml" xmlns:w="http://schemas.openxmlformats.org/wordprocessingml/2006/main" xmlns:w10="urn:schemas-microsoft-com:office:word" xmlns:w14="http://schemas.microsoft.com/office/word/2010/wordml" xmlns:wne="http://schemas.microsoft.com/office/word/2006/wordml" xmlns:wp="http://schemas.openxmlformats.org/drawingml/2006/wordprocessingDrawing" xmlns:wp14="http://schemas.microsoft.com/office/word/2010/wordprocessingDrawing" xmlns:wpc="http://schemas.microsoft.com/office/word/2010/wordprocessingCanvas" xmlns:wpg="http://schemas.microsoft.com/office/word/2010/wordprocessingGroup" xmlns:wpi="http://schemas.microsoft.com/office/word/2010/wordprocessingInk" xmlns:wps="http://schemas.microsoft.com/office/word/2010/wordprocessingShape" mc:Ignorable="w14 wp14">
+<w:numbering xmlns:mc="http://schemas.openxmlformats.org/markup-compatibility/2006" xmlns:w="http://schemas.openxmlformats.org/wordprocessingml/2006/main" xmlns:m="http://schemas.openxmlformats.org/officeDocument/2006/math" xmlns:mo="http://schemas.microsoft.com/office/mac/office/2008/main" xmlns:mv="urn:schemas-microsoft-com:mac:vml" xmlns:o="urn:schemas-microsoft-com:office:office" xmlns:r="http://schemas.openxmlformats.org/officeDocument/2006/relationships" xmlns:v="urn:schemas-microsoft-com:vml" xmlns:w10="urn:schemas-microsoft-com:office:word" xmlns:w14="http://schemas.microsoft.com/office/word/2010/wordml" xmlns:wne="http://schemas.microsoft.com/office/word/2006/wordml" xmlns:wp="http://schemas.openxmlformats.org/drawingml/2006/wordprocessingDrawing" xmlns:wp14="http://schemas.microsoft.com/office/word/2010/wordprocessingDrawing" xmlns:wpc="http://schemas.microsoft.com/office/word/2010/wordprocessingCanvas" xmlns:wpg="http://schemas.microsoft.com/office/word/2010/wordprocessingGroup" xmlns:wpi="http://schemas.microsoft.com/office/word/2010/wordprocessingInk" xmlns:wps="http://schemas.microsoft.com/office/word/2010/wordprocessingShape" mc:Ignorable="w14 wp14">
   <w:abstractNum w:abstractNumId="0">
     <w:nsid w:val="FFFFFF7C"/>
     <w:multiLevelType w:val="singleLevel"/>
@@ -2430,7 +2626,7 @@
         <w:ind w:hanging="360" w:left="1440"/>
       </w:pPr>
       <w:rPr>
-        <w:rFonts w:ascii="Symbol" w:hAnsi="Symbol" w:hint="default"/>
+        <w:rFonts w:ascii="Symbol" w:hAnsi="Symbol" w:hint="default" w:eastAsia="黑体"/>
       </w:rPr>
     </w:lvl>
   </w:abstractNum>
@@ -2451,7 +2647,7 @@
         <w:ind w:hanging="360" w:left="1080"/>
       </w:pPr>
       <w:rPr>
-        <w:rFonts w:ascii="Symbol" w:hAnsi="Symbol" w:hint="default"/>
+        <w:rFonts w:ascii="Symbol" w:hAnsi="Symbol" w:hint="default" w:eastAsia="黑体"/>
       </w:rPr>
     </w:lvl>
   </w:abstractNum>
@@ -2472,7 +2668,7 @@
         <w:ind w:hanging="360" w:left="720"/>
       </w:pPr>
       <w:rPr>
-        <w:rFonts w:ascii="Symbol" w:hAnsi="Symbol" w:hint="default"/>
+        <w:rFonts w:ascii="Symbol" w:hAnsi="Symbol" w:hint="default" w:eastAsia="黑体"/>
       </w:rPr>
     </w:lvl>
   </w:abstractNum>
@@ -2511,7 +2707,7 @@
         <w:ind w:hanging="360" w:left="360"/>
       </w:pPr>
       <w:rPr>
-        <w:rFonts w:ascii="Symbol" w:hAnsi="Symbol" w:hint="default"/>
+        <w:rFonts w:ascii="Symbol" w:hAnsi="Symbol" w:hint="default" w:eastAsia="黑体"/>
       </w:rPr>
     </w:lvl>
   </w:abstractNum>
@@ -2602,7 +2798,7 @@
         <w:ind w:left="720" w:hanging="360"/>
       </w:pPr>
       <w:rPr>
-        <w:rFonts w:ascii="Symbol" w:hAnsi="Symbol" w:cs="Symbol" w:hint="default"/>
+        <w:rFonts w:ascii="Symbol" w:hAnsi="Symbol" w:cs="Symbol" w:hint="default" w:eastAsia="黑体"/>
       </w:rPr>
     </w:lvl>
     <w:lvl w:ilvl="1">
@@ -2613,7 +2809,7 @@
         <w:ind w:left="1440" w:hanging="360"/>
       </w:pPr>
       <w:rPr>
-        <w:rFonts w:ascii="Courier New" w:hAnsi="Courier New" w:cs="Courier New" w:hint="default"/>
+        <w:rFonts w:ascii="Courier New" w:hAnsi="Courier New" w:cs="Courier New" w:hint="default" w:eastAsia="黑体"/>
       </w:rPr>
     </w:lvl>
     <w:lvl w:ilvl="2">
@@ -2624,7 +2820,7 @@
         <w:ind w:left="2160" w:hanging="360"/>
       </w:pPr>
       <w:rPr>
-        <w:rFonts w:ascii="Wingdings" w:hAnsi="Wingdings" w:cs="Wingdings" w:hint="default"/>
+        <w:rFonts w:ascii="Wingdings" w:hAnsi="Wingdings" w:cs="Wingdings" w:hint="default" w:eastAsia="黑体"/>
       </w:rPr>
     </w:lvl>
     <w:lvl w:ilvl="3">
@@ -2635,7 +2831,7 @@
         <w:ind w:left="2880" w:hanging="360"/>
       </w:pPr>
       <w:rPr>
-        <w:rFonts w:ascii="Symbol" w:hAnsi="Symbol" w:cs="Symbol" w:hint="default"/>
+        <w:rFonts w:ascii="Symbol" w:hAnsi="Symbol" w:cs="Symbol" w:hint="default" w:eastAsia="黑体"/>
       </w:rPr>
     </w:lvl>
     <w:lvl w:ilvl="4">
@@ -2646,7 +2842,7 @@
         <w:ind w:left="3600" w:hanging="360"/>
       </w:pPr>
       <w:rPr>
-        <w:rFonts w:ascii="Courier New" w:hAnsi="Courier New" w:cs="Courier New" w:hint="default"/>
+        <w:rFonts w:ascii="Courier New" w:hAnsi="Courier New" w:cs="Courier New" w:hint="default" w:eastAsia="黑体"/>
       </w:rPr>
     </w:lvl>
     <w:lvl w:ilvl="5">
@@ -2657,7 +2853,7 @@
         <w:ind w:left="4320" w:hanging="360"/>
       </w:pPr>
       <w:rPr>
-        <w:rFonts w:ascii="Wingdings" w:hAnsi="Wingdings" w:cs="Wingdings" w:hint="default"/>
+        <w:rFonts w:ascii="Wingdings" w:hAnsi="Wingdings" w:cs="Wingdings" w:hint="default" w:eastAsia="黑体"/>
       </w:rPr>
     </w:lvl>
     <w:lvl w:ilvl="6">
@@ -2668,7 +2864,7 @@
         <w:ind w:left="5040" w:hanging="360"/>
       </w:pPr>
       <w:rPr>
-        <w:rFonts w:ascii="Symbol" w:hAnsi="Symbol" w:cs="Symbol" w:hint="default"/>
+        <w:rFonts w:ascii="Symbol" w:hAnsi="Symbol" w:cs="Symbol" w:hint="default" w:eastAsia="黑体"/>
       </w:rPr>
     </w:lvl>
     <w:lvl w:ilvl="7">
@@ -2679,7 +2875,7 @@
         <w:ind w:left="5760" w:hanging="360"/>
       </w:pPr>
       <w:rPr>
-        <w:rFonts w:ascii="Courier New" w:hAnsi="Courier New" w:cs="Courier New" w:hint="default"/>
+        <w:rFonts w:ascii="Courier New" w:hAnsi="Courier New" w:cs="Courier New" w:hint="default" w:eastAsia="黑体"/>
       </w:rPr>
     </w:lvl>
     <w:lvl w:ilvl="8">
@@ -2690,7 +2886,7 @@
         <w:ind w:left="6480" w:hanging="360"/>
       </w:pPr>
       <w:rPr>
-        <w:rFonts w:ascii="Wingdings" w:hAnsi="Wingdings" w:cs="Wingdings" w:hint="default"/>
+        <w:rFonts w:ascii="Wingdings" w:hAnsi="Wingdings" w:cs="Wingdings" w:hint="default" w:eastAsia="黑体"/>
       </w:rPr>
     </w:lvl>
   </w:abstractNum>
@@ -2743,11 +2939,11 @@
 </file>
 
 <file path=word/styles.xml><?xml version="1.0" encoding="utf-8"?>
-<w:styles xmlns:mc="http://schemas.openxmlformats.org/markup-compatibility/2006" xmlns:r="http://schemas.openxmlformats.org/officeDocument/2006/relationships" xmlns:w="http://schemas.openxmlformats.org/wordprocessingml/2006/main" xmlns:w14="http://schemas.microsoft.com/office/word/2010/wordml" mc:Ignorable="w14">
+<w:styles xmlns:mc="http://schemas.openxmlformats.org/markup-compatibility/2006" xmlns:w="http://schemas.openxmlformats.org/wordprocessingml/2006/main" xmlns:r="http://schemas.openxmlformats.org/officeDocument/2006/relationships" xmlns:w14="http://schemas.microsoft.com/office/word/2010/wordml" mc:Ignorable="w14">
   <w:docDefaults>
     <w:rPrDefault>
       <w:rPr>
-        <w:rFonts w:asciiTheme="minorHAnsi" w:cstheme="minorBidi" w:eastAsiaTheme="minorEastAsia" w:hAnsiTheme="minorHAnsi"/>
+        <w:rFonts w:asciiTheme="minorHAnsi" w:cstheme="minorBidi" w:hAnsiTheme="minorHAnsi" w:eastAsia="黑体"/>
         <w:sz w:val="22"/>
         <w:szCs w:val="22"/>
         <w:lang w:bidi="ar-SA" w:eastAsia="en-US" w:val="en-US"/>
@@ -2969,7 +3165,7 @@
       <w:outlineLvl w:val="0"/>
     </w:pPr>
     <w:rPr>
-      <w:rFonts w:ascii="Times New Roman" w:asciiTheme="majorHAnsi" w:cstheme="majorBidi" w:eastAsia="黑体" w:eastAsiaTheme="majorEastAsia" w:hAnsi="Times New Roman" w:hAnsiTheme="majorHAnsi"/>
+      <w:rFonts w:ascii="Times New Roman" w:asciiTheme="majorHAnsi" w:cstheme="majorBidi" w:eastAsia="黑体" w:hAnsi="Times New Roman" w:hAnsiTheme="majorHAnsi"/>
       <w:b/>
       <w:bCs/>
       <w:color w:val="1F3864"/>
@@ -2993,7 +3189,7 @@
       <w:outlineLvl w:val="1"/>
     </w:pPr>
     <w:rPr>
-      <w:rFonts w:ascii="Times New Roman" w:asciiTheme="majorHAnsi" w:cstheme="majorBidi" w:eastAsia="黑体" w:eastAsiaTheme="majorEastAsia" w:hAnsi="Times New Roman" w:hAnsiTheme="majorHAnsi"/>
+      <w:rFonts w:ascii="Times New Roman" w:asciiTheme="majorHAnsi" w:cstheme="majorBidi" w:eastAsia="黑体" w:hAnsi="Times New Roman" w:hAnsiTheme="majorHAnsi"/>
       <w:b/>
       <w:bCs/>
       <w:color w:val="2E4E7E"/>
@@ -3017,7 +3213,7 @@
       <w:outlineLvl w:val="2"/>
     </w:pPr>
     <w:rPr>
-      <w:rFonts w:ascii="Times New Roman" w:asciiTheme="majorHAnsi" w:cstheme="majorBidi" w:eastAsia="黑体" w:eastAsiaTheme="majorEastAsia" w:hAnsi="Times New Roman" w:hAnsiTheme="majorHAnsi"/>
+      <w:rFonts w:ascii="Times New Roman" w:asciiTheme="majorHAnsi" w:cstheme="majorBidi" w:eastAsia="黑体" w:hAnsi="Times New Roman" w:hAnsiTheme="majorHAnsi"/>
       <w:b/>
       <w:bCs/>
       <w:color w:val="2E4E7E"/>
@@ -3041,7 +3237,7 @@
       <w:outlineLvl w:val="3"/>
     </w:pPr>
     <w:rPr>
-      <w:rFonts w:ascii="Times New Roman" w:asciiTheme="majorHAnsi" w:cstheme="majorBidi" w:eastAsia="黑体" w:eastAsiaTheme="majorEastAsia" w:hAnsi="Times New Roman" w:hAnsiTheme="majorHAnsi"/>
+      <w:rFonts w:ascii="Times New Roman" w:asciiTheme="majorHAnsi" w:cstheme="majorBidi" w:eastAsia="黑体" w:hAnsi="Times New Roman" w:hAnsiTheme="majorHAnsi"/>
       <w:b/>
       <w:bCs/>
       <w:i/>
@@ -3067,7 +3263,7 @@
       <w:outlineLvl w:val="4"/>
     </w:pPr>
     <w:rPr>
-      <w:rFonts w:ascii="Times New Roman" w:asciiTheme="majorHAnsi" w:cstheme="majorBidi" w:eastAsia="黑体" w:eastAsiaTheme="majorEastAsia" w:hAnsi="Times New Roman" w:hAnsiTheme="majorHAnsi"/>
+      <w:rFonts w:ascii="Times New Roman" w:asciiTheme="majorHAnsi" w:cstheme="majorBidi" w:eastAsia="黑体" w:hAnsi="Times New Roman" w:hAnsiTheme="majorHAnsi"/>
       <w:b/>
       <w:color w:val="333333"/>
       <w:sz w:val="22"/>
@@ -3090,7 +3286,7 @@
       <w:outlineLvl w:val="5"/>
     </w:pPr>
     <w:rPr>
-      <w:rFonts w:asciiTheme="majorHAnsi" w:cstheme="majorBidi" w:eastAsiaTheme="majorEastAsia" w:hAnsiTheme="majorHAnsi"/>
+      <w:rFonts w:asciiTheme="majorHAnsi" w:cstheme="majorBidi" w:hAnsiTheme="majorHAnsi" w:eastAsia="黑体"/>
       <w:i/>
       <w:iCs/>
       <w:color w:themeColor="accent1" w:themeShade="7F" w:val="243F60"/>
@@ -3113,7 +3309,7 @@
       <w:outlineLvl w:val="6"/>
     </w:pPr>
     <w:rPr>
-      <w:rFonts w:asciiTheme="majorHAnsi" w:cstheme="majorBidi" w:eastAsiaTheme="majorEastAsia" w:hAnsiTheme="majorHAnsi"/>
+      <w:rFonts w:asciiTheme="majorHAnsi" w:cstheme="majorBidi" w:hAnsiTheme="majorHAnsi" w:eastAsia="黑体"/>
       <w:i/>
       <w:iCs/>
       <w:color w:themeColor="text1" w:themeTint="BF" w:val="404040"/>
@@ -3136,7 +3332,7 @@
       <w:outlineLvl w:val="7"/>
     </w:pPr>
     <w:rPr>
-      <w:rFonts w:asciiTheme="majorHAnsi" w:cstheme="majorBidi" w:eastAsiaTheme="majorEastAsia" w:hAnsiTheme="majorHAnsi"/>
+      <w:rFonts w:asciiTheme="majorHAnsi" w:cstheme="majorBidi" w:hAnsiTheme="majorHAnsi" w:eastAsia="黑体"/>
       <w:color w:themeColor="accent1" w:val="4F81BD"/>
       <w:sz w:val="20"/>
       <w:szCs w:val="20"/>
@@ -3159,7 +3355,7 @@
       <w:outlineLvl w:val="8"/>
     </w:pPr>
     <w:rPr>
-      <w:rFonts w:asciiTheme="majorHAnsi" w:cstheme="majorBidi" w:eastAsiaTheme="majorEastAsia" w:hAnsiTheme="majorHAnsi"/>
+      <w:rFonts w:asciiTheme="majorHAnsi" w:cstheme="majorBidi" w:hAnsiTheme="majorHAnsi" w:eastAsia="黑体"/>
       <w:i/>
       <w:iCs/>
       <w:color w:themeColor="text1" w:themeTint="BF" w:val="404040"/>
@@ -3210,7 +3406,7 @@
     <w:uiPriority w:val="9"/>
     <w:rsid w:val="00FC693F"/>
     <w:rPr>
-      <w:rFonts w:asciiTheme="majorHAnsi" w:cstheme="majorBidi" w:eastAsiaTheme="majorEastAsia" w:hAnsiTheme="majorHAnsi"/>
+      <w:rFonts w:asciiTheme="majorHAnsi" w:cstheme="majorBidi" w:hAnsiTheme="majorHAnsi" w:eastAsia="黑体"/>
       <w:b/>
       <w:bCs/>
       <w:color w:themeColor="accent1" w:themeShade="BF" w:val="365F91"/>
@@ -3225,7 +3421,7 @@
     <w:uiPriority w:val="9"/>
     <w:rsid w:val="00FC693F"/>
     <w:rPr>
-      <w:rFonts w:asciiTheme="majorHAnsi" w:cstheme="majorBidi" w:eastAsiaTheme="majorEastAsia" w:hAnsiTheme="majorHAnsi"/>
+      <w:rFonts w:asciiTheme="majorHAnsi" w:cstheme="majorBidi" w:hAnsiTheme="majorHAnsi" w:eastAsia="黑体"/>
       <w:b/>
       <w:bCs/>
       <w:color w:themeColor="accent1" w:val="4F81BD"/>
@@ -3240,7 +3436,7 @@
     <w:uiPriority w:val="9"/>
     <w:rsid w:val="00FC693F"/>
     <w:rPr>
-      <w:rFonts w:asciiTheme="majorHAnsi" w:cstheme="majorBidi" w:eastAsiaTheme="majorEastAsia" w:hAnsiTheme="majorHAnsi"/>
+      <w:rFonts w:asciiTheme="majorHAnsi" w:cstheme="majorBidi" w:hAnsiTheme="majorHAnsi" w:eastAsia="黑体"/>
       <w:b/>
       <w:bCs/>
       <w:color w:themeColor="accent1" w:val="4F81BD"/>
@@ -3263,7 +3459,7 @@
       <w:contextualSpacing/>
     </w:pPr>
     <w:rPr>
-      <w:rFonts w:ascii="Times New Roman" w:asciiTheme="majorHAnsi" w:cstheme="majorBidi" w:eastAsia="黑体" w:eastAsiaTheme="majorEastAsia" w:hAnsi="Times New Roman" w:hAnsiTheme="majorHAnsi"/>
+      <w:rFonts w:ascii="Times New Roman" w:asciiTheme="majorHAnsi" w:cstheme="majorBidi" w:eastAsia="黑体" w:hAnsi="Times New Roman" w:hAnsiTheme="majorHAnsi"/>
       <w:b/>
       <w:color w:val="1F3864"/>
       <w:spacing w:val="5"/>
@@ -3279,7 +3475,7 @@
     <w:uiPriority w:val="10"/>
     <w:rsid w:val="00FC693F"/>
     <w:rPr>
-      <w:rFonts w:asciiTheme="majorHAnsi" w:cstheme="majorBidi" w:eastAsiaTheme="majorEastAsia" w:hAnsiTheme="majorHAnsi"/>
+      <w:rFonts w:asciiTheme="majorHAnsi" w:cstheme="majorBidi" w:hAnsiTheme="majorHAnsi" w:eastAsia="黑体"/>
       <w:color w:themeColor="text2" w:themeShade="BF" w:val="17365D"/>
       <w:spacing w:val="5"/>
       <w:kern w:val="28"/>
@@ -3301,7 +3497,7 @@
       </w:numPr>
     </w:pPr>
     <w:rPr>
-      <w:rFonts w:asciiTheme="majorHAnsi" w:cstheme="majorBidi" w:eastAsiaTheme="majorEastAsia" w:hAnsiTheme="majorHAnsi"/>
+      <w:rFonts w:asciiTheme="majorHAnsi" w:cstheme="majorBidi" w:hAnsiTheme="majorHAnsi" w:eastAsia="黑体"/>
       <w:i/>
       <w:iCs/>
       <w:color w:themeColor="accent1" w:val="4F81BD"/>
@@ -3317,7 +3513,7 @@
     <w:uiPriority w:val="11"/>
     <w:rsid w:val="00FC693F"/>
     <w:rPr>
-      <w:rFonts w:asciiTheme="majorHAnsi" w:cstheme="majorBidi" w:eastAsiaTheme="majorEastAsia" w:hAnsiTheme="majorHAnsi"/>
+      <w:rFonts w:asciiTheme="majorHAnsi" w:cstheme="majorBidi" w:hAnsiTheme="majorHAnsi" w:eastAsia="黑体"/>
       <w:i/>
       <w:iCs/>
       <w:color w:themeColor="accent1" w:val="4F81BD"/>
@@ -3384,6 +3580,7 @@
       <w:spacing w:after="120"/>
     </w:pPr>
     <w:rPr>
+      <w:rFonts w:eastAsia="黑体"/>
       <w:sz w:val="16"/>
       <w:szCs w:val="16"/>
     </w:rPr>
@@ -3395,6 +3592,7 @@
     <w:uiPriority w:val="99"/>
     <w:rsid w:val="00AA1D8D"/>
     <w:rPr>
+      <w:rFonts w:eastAsia="黑体"/>
       <w:sz w:val="16"/>
       <w:szCs w:val="16"/>
     </w:rPr>
@@ -3564,7 +3762,7 @@
       </w:tabs>
     </w:pPr>
     <w:rPr>
-      <w:rFonts w:ascii="Courier" w:hAnsi="Courier"/>
+      <w:rFonts w:ascii="Courier" w:hAnsi="Courier" w:eastAsia="黑体"/>
       <w:sz w:val="20"/>
       <w:szCs w:val="20"/>
     </w:rPr>
@@ -3576,7 +3774,7 @@
     <w:uiPriority w:val="99"/>
     <w:rsid w:val="0029639D"/>
     <w:rPr>
-      <w:rFonts w:ascii="Courier" w:hAnsi="Courier"/>
+      <w:rFonts w:ascii="Courier" w:hAnsi="Courier" w:eastAsia="黑体"/>
       <w:sz w:val="20"/>
       <w:szCs w:val="20"/>
     </w:rPr>
@@ -3612,6 +3810,7 @@
     <w:uiPriority w:val="29"/>
     <w:rsid w:val="00FC693F"/>
     <w:rPr>
+      <w:rFonts w:eastAsia="黑体"/>
       <w:i/>
       <w:iCs/>
       <w:color w:themeColor="text1" w:val="000000"/>
@@ -3625,7 +3824,7 @@
     <w:semiHidden/>
     <w:rsid w:val="00FC693F"/>
     <w:rPr>
-      <w:rFonts w:asciiTheme="majorHAnsi" w:cstheme="majorBidi" w:eastAsiaTheme="majorEastAsia" w:hAnsiTheme="majorHAnsi"/>
+      <w:rFonts w:asciiTheme="majorHAnsi" w:cstheme="majorBidi" w:hAnsiTheme="majorHAnsi" w:eastAsia="黑体"/>
       <w:b/>
       <w:bCs/>
       <w:i/>
@@ -3641,7 +3840,7 @@
     <w:semiHidden/>
     <w:rsid w:val="00FC693F"/>
     <w:rPr>
-      <w:rFonts w:asciiTheme="majorHAnsi" w:cstheme="majorBidi" w:eastAsiaTheme="majorEastAsia" w:hAnsiTheme="majorHAnsi"/>
+      <w:rFonts w:asciiTheme="majorHAnsi" w:cstheme="majorBidi" w:hAnsiTheme="majorHAnsi" w:eastAsia="黑体"/>
       <w:color w:themeColor="accent1" w:themeShade="7F" w:val="243F60"/>
     </w:rPr>
   </w:style>
@@ -3653,7 +3852,7 @@
     <w:semiHidden/>
     <w:rsid w:val="00FC693F"/>
     <w:rPr>
-      <w:rFonts w:asciiTheme="majorHAnsi" w:cstheme="majorBidi" w:eastAsiaTheme="majorEastAsia" w:hAnsiTheme="majorHAnsi"/>
+      <w:rFonts w:asciiTheme="majorHAnsi" w:cstheme="majorBidi" w:hAnsiTheme="majorHAnsi" w:eastAsia="黑体"/>
       <w:i/>
       <w:iCs/>
       <w:color w:themeColor="accent1" w:themeShade="7F" w:val="243F60"/>
@@ -3667,7 +3866,7 @@
     <w:semiHidden/>
     <w:rsid w:val="00FC693F"/>
     <w:rPr>
-      <w:rFonts w:asciiTheme="majorHAnsi" w:cstheme="majorBidi" w:eastAsiaTheme="majorEastAsia" w:hAnsiTheme="majorHAnsi"/>
+      <w:rFonts w:asciiTheme="majorHAnsi" w:cstheme="majorBidi" w:hAnsiTheme="majorHAnsi" w:eastAsia="黑体"/>
       <w:i/>
       <w:iCs/>
       <w:color w:themeColor="text1" w:themeTint="BF" w:val="404040"/>
@@ -3681,7 +3880,7 @@
     <w:semiHidden/>
     <w:rsid w:val="00FC693F"/>
     <w:rPr>
-      <w:rFonts w:asciiTheme="majorHAnsi" w:cstheme="majorBidi" w:eastAsiaTheme="majorEastAsia" w:hAnsiTheme="majorHAnsi"/>
+      <w:rFonts w:asciiTheme="majorHAnsi" w:cstheme="majorBidi" w:hAnsiTheme="majorHAnsi" w:eastAsia="黑体"/>
       <w:color w:themeColor="accent1" w:val="4F81BD"/>
       <w:sz w:val="20"/>
       <w:szCs w:val="20"/>
@@ -3695,7 +3894,7 @@
     <w:semiHidden/>
     <w:rsid w:val="00FC693F"/>
     <w:rPr>
-      <w:rFonts w:asciiTheme="majorHAnsi" w:cstheme="majorBidi" w:eastAsiaTheme="majorEastAsia" w:hAnsiTheme="majorHAnsi"/>
+      <w:rFonts w:asciiTheme="majorHAnsi" w:cstheme="majorBidi" w:hAnsiTheme="majorHAnsi" w:eastAsia="黑体"/>
       <w:i/>
       <w:iCs/>
       <w:color w:themeColor="text1" w:themeTint="BF" w:val="404040"/>
@@ -3716,6 +3915,7 @@
       <w:spacing w:line="240" w:lineRule="auto"/>
     </w:pPr>
     <w:rPr>
+      <w:rFonts w:eastAsia="黑体"/>
       <w:b/>
       <w:bCs/>
       <w:color w:themeColor="accent1" w:val="4F81BD"/>
@@ -3730,6 +3930,7 @@
     <w:qFormat/>
     <w:rsid w:val="00FC693F"/>
     <w:rPr>
+      <w:rFonts w:eastAsia="黑体"/>
       <w:b/>
       <w:bCs/>
     </w:rPr>
@@ -3741,6 +3942,7 @@
     <w:qFormat/>
     <w:rsid w:val="00FC693F"/>
     <w:rPr>
+      <w:rFonts w:eastAsia="黑体"/>
       <w:i/>
       <w:iCs/>
     </w:rPr>
@@ -3761,6 +3963,7 @@
       <w:ind w:left="936" w:right="936"/>
     </w:pPr>
     <w:rPr>
+      <w:rFonts w:eastAsia="黑体"/>
       <w:b/>
       <w:bCs/>
       <w:i/>
@@ -3775,6 +3978,7 @@
     <w:uiPriority w:val="30"/>
     <w:rsid w:val="00FC693F"/>
     <w:rPr>
+      <w:rFonts w:eastAsia="黑体"/>
       <w:b/>
       <w:bCs/>
       <w:i/>
@@ -3789,6 +3993,7 @@
     <w:qFormat/>
     <w:rsid w:val="00FC693F"/>
     <w:rPr>
+      <w:rFonts w:eastAsia="黑体"/>
       <w:i/>
       <w:iCs/>
       <w:color w:themeColor="text1" w:themeTint="7F" w:val="808080"/>
@@ -3801,6 +4006,7 @@
     <w:qFormat/>
     <w:rsid w:val="00FC693F"/>
     <w:rPr>
+      <w:rFonts w:eastAsia="黑体"/>
       <w:b/>
       <w:bCs/>
       <w:i/>
@@ -3815,6 +4021,7 @@
     <w:qFormat/>
     <w:rsid w:val="00FC693F"/>
     <w:rPr>
+      <w:rFonts w:eastAsia="黑体"/>
       <w:smallCaps/>
       <w:color w:themeColor="accent2" w:val="C0504D"/>
       <w:u w:val="single"/>
@@ -3827,6 +4034,7 @@
     <w:qFormat/>
     <w:rsid w:val="00FC693F"/>
     <w:rPr>
+      <w:rFonts w:eastAsia="黑体"/>
       <w:b/>
       <w:bCs/>
       <w:smallCaps/>
@@ -3842,6 +4050,7 @@
     <w:qFormat/>
     <w:rsid w:val="00FC693F"/>
     <w:rPr>
+      <w:rFonts w:eastAsia="黑体"/>
       <w:b/>
       <w:bCs/>
       <w:smallCaps/>
@@ -3896,6 +4105,7 @@
       <w:spacing w:after="0" w:line="240" w:lineRule="auto"/>
     </w:pPr>
     <w:rPr>
+      <w:rFonts w:eastAsia="黑体"/>
       <w:color w:themeColor="text1" w:themeShade="BF" w:val="000000"/>
     </w:rPr>
     <w:tblPr>
@@ -3918,6 +4128,7 @@
         <w:spacing w:after="0" w:before="0" w:line="240" w:lineRule="auto"/>
       </w:pPr>
       <w:rPr>
+        <w:rFonts w:eastAsia="黑体"/>
         <w:b/>
         <w:bCs/>
       </w:rPr>
@@ -3938,6 +4149,7 @@
         <w:spacing w:after="0" w:before="0" w:line="240" w:lineRule="auto"/>
       </w:pPr>
       <w:rPr>
+        <w:rFonts w:eastAsia="黑体"/>
         <w:b/>
         <w:bCs/>
       </w:rPr>
@@ -3955,12 +4167,14 @@
     </w:tblStylePr>
     <w:tblStylePr w:type="firstCol">
       <w:rPr>
+        <w:rFonts w:eastAsia="黑体"/>
         <w:b/>
         <w:bCs/>
       </w:rPr>
     </w:tblStylePr>
     <w:tblStylePr w:type="lastCol">
       <w:rPr>
+        <w:rFonts w:eastAsia="黑体"/>
         <w:b/>
         <w:bCs/>
       </w:rPr>
@@ -3999,6 +4213,7 @@
       <w:spacing w:after="0" w:line="240" w:lineRule="auto"/>
     </w:pPr>
     <w:rPr>
+      <w:rFonts w:eastAsia="黑体"/>
       <w:color w:themeColor="accent1" w:themeShade="BF" w:val="365F91"/>
     </w:rPr>
     <w:tblPr>
@@ -4021,6 +4236,7 @@
         <w:spacing w:after="0" w:before="0" w:line="240" w:lineRule="auto"/>
       </w:pPr>
       <w:rPr>
+        <w:rFonts w:eastAsia="黑体"/>
         <w:b/>
         <w:bCs/>
       </w:rPr>
@@ -4041,6 +4257,7 @@
         <w:spacing w:after="0" w:before="0" w:line="240" w:lineRule="auto"/>
       </w:pPr>
       <w:rPr>
+        <w:rFonts w:eastAsia="黑体"/>
         <w:b/>
         <w:bCs/>
       </w:rPr>
@@ -4058,12 +4275,14 @@
     </w:tblStylePr>
     <w:tblStylePr w:type="firstCol">
       <w:rPr>
+        <w:rFonts w:eastAsia="黑体"/>
         <w:b/>
         <w:bCs/>
       </w:rPr>
     </w:tblStylePr>
     <w:tblStylePr w:type="lastCol">
       <w:rPr>
+        <w:rFonts w:eastAsia="黑体"/>
         <w:b/>
         <w:bCs/>
       </w:rPr>
@@ -4102,6 +4321,7 @@
       <w:spacing w:after="0" w:line="240" w:lineRule="auto"/>
     </w:pPr>
     <w:rPr>
+      <w:rFonts w:eastAsia="黑体"/>
       <w:color w:themeColor="accent2" w:themeShade="BF" w:val="943634"/>
     </w:rPr>
     <w:tblPr>
@@ -4124,6 +4344,7 @@
         <w:spacing w:after="0" w:before="0" w:line="240" w:lineRule="auto"/>
       </w:pPr>
       <w:rPr>
+        <w:rFonts w:eastAsia="黑体"/>
         <w:b/>
         <w:bCs/>
       </w:rPr>
@@ -4144,6 +4365,7 @@
         <w:spacing w:after="0" w:before="0" w:line="240" w:lineRule="auto"/>
       </w:pPr>
       <w:rPr>
+        <w:rFonts w:eastAsia="黑体"/>
         <w:b/>
         <w:bCs/>
       </w:rPr>
@@ -4161,12 +4383,14 @@
     </w:tblStylePr>
     <w:tblStylePr w:type="firstCol">
       <w:rPr>
+        <w:rFonts w:eastAsia="黑体"/>
         <w:b/>
         <w:bCs/>
       </w:rPr>
     </w:tblStylePr>
     <w:tblStylePr w:type="lastCol">
       <w:rPr>
+        <w:rFonts w:eastAsia="黑体"/>
         <w:b/>
         <w:bCs/>
       </w:rPr>
@@ -4205,6 +4429,7 @@
       <w:spacing w:after="0" w:line="240" w:lineRule="auto"/>
     </w:pPr>
     <w:rPr>
+      <w:rFonts w:eastAsia="黑体"/>
       <w:color w:themeColor="accent3" w:themeShade="BF" w:val="76923C"/>
     </w:rPr>
     <w:tblPr>
@@ -4227,6 +4452,7 @@
         <w:spacing w:after="0" w:before="0" w:line="240" w:lineRule="auto"/>
       </w:pPr>
       <w:rPr>
+        <w:rFonts w:eastAsia="黑体"/>
         <w:b/>
         <w:bCs/>
       </w:rPr>
@@ -4247,6 +4473,7 @@
         <w:spacing w:after="0" w:before="0" w:line="240" w:lineRule="auto"/>
       </w:pPr>
       <w:rPr>
+        <w:rFonts w:eastAsia="黑体"/>
         <w:b/>
         <w:bCs/>
       </w:rPr>
@@ -4264,12 +4491,14 @@
     </w:tblStylePr>
     <w:tblStylePr w:type="firstCol">
       <w:rPr>
+        <w:rFonts w:eastAsia="黑体"/>
         <w:b/>
         <w:bCs/>
       </w:rPr>
     </w:tblStylePr>
     <w:tblStylePr w:type="lastCol">
       <w:rPr>
+        <w:rFonts w:eastAsia="黑体"/>
         <w:b/>
         <w:bCs/>
       </w:rPr>
@@ -4308,6 +4537,7 @@
       <w:spacing w:after="0" w:line="240" w:lineRule="auto"/>
     </w:pPr>
     <w:rPr>
+      <w:rFonts w:eastAsia="黑体"/>
       <w:color w:themeColor="accent4" w:themeShade="BF" w:val="5F497A"/>
     </w:rPr>
     <w:tblPr>
@@ -4330,6 +4560,7 @@
         <w:spacing w:after="0" w:before="0" w:line="240" w:lineRule="auto"/>
       </w:pPr>
       <w:rPr>
+        <w:rFonts w:eastAsia="黑体"/>
         <w:b/>
         <w:bCs/>
       </w:rPr>
@@ -4350,6 +4581,7 @@
         <w:spacing w:after="0" w:before="0" w:line="240" w:lineRule="auto"/>
       </w:pPr>
       <w:rPr>
+        <w:rFonts w:eastAsia="黑体"/>
         <w:b/>
         <w:bCs/>
       </w:rPr>
@@ -4367,12 +4599,14 @@
     </w:tblStylePr>
     <w:tblStylePr w:type="firstCol">
       <w:rPr>
+        <w:rFonts w:eastAsia="黑体"/>
         <w:b/>
         <w:bCs/>
       </w:rPr>
     </w:tblStylePr>
     <w:tblStylePr w:type="lastCol">
       <w:rPr>
+        <w:rFonts w:eastAsia="黑体"/>
         <w:b/>
         <w:bCs/>
       </w:rPr>
@@ -4411,6 +4645,7 @@
       <w:spacing w:after="0" w:line="240" w:lineRule="auto"/>
     </w:pPr>
     <w:rPr>
+      <w:rFonts w:eastAsia="黑体"/>
       <w:color w:themeColor="accent5" w:themeShade="BF" w:val="31849B"/>
     </w:rPr>
     <w:tblPr>
@@ -4433,6 +4668,7 @@
         <w:spacing w:after="0" w:before="0" w:line="240" w:lineRule="auto"/>
       </w:pPr>
       <w:rPr>
+        <w:rFonts w:eastAsia="黑体"/>
         <w:b/>
         <w:bCs/>
       </w:rPr>
@@ -4453,6 +4689,7 @@
         <w:spacing w:after="0" w:before="0" w:line="240" w:lineRule="auto"/>
       </w:pPr>
       <w:rPr>
+        <w:rFonts w:eastAsia="黑体"/>
         <w:b/>
         <w:bCs/>
       </w:rPr>
@@ -4470,12 +4707,14 @@
     </w:tblStylePr>
     <w:tblStylePr w:type="firstCol">
       <w:rPr>
+        <w:rFonts w:eastAsia="黑体"/>
         <w:b/>
         <w:bCs/>
       </w:rPr>
     </w:tblStylePr>
     <w:tblStylePr w:type="lastCol">
       <w:rPr>
+        <w:rFonts w:eastAsia="黑体"/>
         <w:b/>
         <w:bCs/>
       </w:rPr>
@@ -4514,6 +4753,7 @@
       <w:spacing w:after="0" w:line="240" w:lineRule="auto"/>
     </w:pPr>
     <w:rPr>
+      <w:rFonts w:eastAsia="黑体"/>
       <w:color w:themeColor="accent6" w:themeShade="BF" w:val="E36C0A"/>
     </w:rPr>
     <w:tblPr>
@@ -4536,6 +4776,7 @@
         <w:spacing w:after="0" w:before="0" w:line="240" w:lineRule="auto"/>
       </w:pPr>
       <w:rPr>
+        <w:rFonts w:eastAsia="黑体"/>
         <w:b/>
         <w:bCs/>
       </w:rPr>
@@ -4556,6 +4797,7 @@
         <w:spacing w:after="0" w:before="0" w:line="240" w:lineRule="auto"/>
       </w:pPr>
       <w:rPr>
+        <w:rFonts w:eastAsia="黑体"/>
         <w:b/>
         <w:bCs/>
       </w:rPr>
@@ -4573,12 +4815,14 @@
     </w:tblStylePr>
     <w:tblStylePr w:type="firstCol">
       <w:rPr>
+        <w:rFonts w:eastAsia="黑体"/>
         <w:b/>
         <w:bCs/>
       </w:rPr>
     </w:tblStylePr>
     <w:tblStylePr w:type="lastCol">
       <w:rPr>
+        <w:rFonts w:eastAsia="黑体"/>
         <w:b/>
         <w:bCs/>
       </w:rPr>
@@ -4638,6 +4882,7 @@
         <w:spacing w:after="0" w:before="0" w:line="240" w:lineRule="auto"/>
       </w:pPr>
       <w:rPr>
+        <w:rFonts w:eastAsia="黑体"/>
         <w:b/>
         <w:bCs/>
         <w:color w:themeColor="background1" w:val="FFFFFF"/>
@@ -4652,6 +4897,7 @@
         <w:spacing w:after="0" w:before="0" w:line="240" w:lineRule="auto"/>
       </w:pPr>
       <w:rPr>
+        <w:rFonts w:eastAsia="黑体"/>
         <w:b/>
         <w:bCs/>
       </w:rPr>
@@ -4667,12 +4913,14 @@
     </w:tblStylePr>
     <w:tblStylePr w:type="firstCol">
       <w:rPr>
+        <w:rFonts w:eastAsia="黑体"/>
         <w:b/>
         <w:bCs/>
       </w:rPr>
     </w:tblStylePr>
     <w:tblStylePr w:type="lastCol">
       <w:rPr>
+        <w:rFonts w:eastAsia="黑体"/>
         <w:b/>
         <w:bCs/>
       </w:rPr>
@@ -4730,6 +4978,7 @@
         <w:spacing w:after="0" w:before="0" w:line="240" w:lineRule="auto"/>
       </w:pPr>
       <w:rPr>
+        <w:rFonts w:eastAsia="黑体"/>
         <w:b/>
         <w:bCs/>
         <w:color w:themeColor="background1" w:val="FFFFFF"/>
@@ -4744,6 +4993,7 @@
         <w:spacing w:after="0" w:before="0" w:line="240" w:lineRule="auto"/>
       </w:pPr>
       <w:rPr>
+        <w:rFonts w:eastAsia="黑体"/>
         <w:b/>
         <w:bCs/>
       </w:rPr>
@@ -4759,12 +5009,14 @@
     </w:tblStylePr>
     <w:tblStylePr w:type="firstCol">
       <w:rPr>
+        <w:rFonts w:eastAsia="黑体"/>
         <w:b/>
         <w:bCs/>
       </w:rPr>
     </w:tblStylePr>
     <w:tblStylePr w:type="lastCol">
       <w:rPr>
+        <w:rFonts w:eastAsia="黑体"/>
         <w:b/>
         <w:bCs/>
       </w:rPr>
@@ -4822,6 +5074,7 @@
         <w:spacing w:after="0" w:before="0" w:line="240" w:lineRule="auto"/>
       </w:pPr>
       <w:rPr>
+        <w:rFonts w:eastAsia="黑体"/>
         <w:b/>
         <w:bCs/>
         <w:color w:themeColor="background1" w:val="FFFFFF"/>
@@ -4836,6 +5089,7 @@
         <w:spacing w:after="0" w:before="0" w:line="240" w:lineRule="auto"/>
       </w:pPr>
       <w:rPr>
+        <w:rFonts w:eastAsia="黑体"/>
         <w:b/>
         <w:bCs/>
       </w:rPr>
@@ -4851,12 +5105,14 @@
     </w:tblStylePr>
     <w:tblStylePr w:type="firstCol">
       <w:rPr>
+        <w:rFonts w:eastAsia="黑体"/>
         <w:b/>
         <w:bCs/>
       </w:rPr>
     </w:tblStylePr>
     <w:tblStylePr w:type="lastCol">
       <w:rPr>
+        <w:rFonts w:eastAsia="黑体"/>
         <w:b/>
         <w:bCs/>
       </w:rPr>
@@ -4914,6 +5170,7 @@
         <w:spacing w:after="0" w:before="0" w:line="240" w:lineRule="auto"/>
       </w:pPr>
       <w:rPr>
+        <w:rFonts w:eastAsia="黑体"/>
         <w:b/>
         <w:bCs/>
         <w:color w:themeColor="background1" w:val="FFFFFF"/>
@@ -4928,6 +5185,7 @@
         <w:spacing w:after="0" w:before="0" w:line="240" w:lineRule="auto"/>
       </w:pPr>
       <w:rPr>
+        <w:rFonts w:eastAsia="黑体"/>
         <w:b/>
         <w:bCs/>
       </w:rPr>
@@ -4943,12 +5201,14 @@
     </w:tblStylePr>
     <w:tblStylePr w:type="firstCol">
       <w:rPr>
+        <w:rFonts w:eastAsia="黑体"/>
         <w:b/>
         <w:bCs/>
       </w:rPr>
     </w:tblStylePr>
     <w:tblStylePr w:type="lastCol">
       <w:rPr>
+        <w:rFonts w:eastAsia="黑体"/>
         <w:b/>
         <w:bCs/>
       </w:rPr>
@@ -5006,6 +5266,7 @@
         <w:spacing w:after="0" w:before="0" w:line="240" w:lineRule="auto"/>
       </w:pPr>
       <w:rPr>
+        <w:rFonts w:eastAsia="黑体"/>
         <w:b/>
         <w:bCs/>
         <w:color w:themeColor="background1" w:val="FFFFFF"/>
@@ -5020,6 +5281,7 @@
         <w:spacing w:after="0" w:before="0" w:line="240" w:lineRule="auto"/>
       </w:pPr>
       <w:rPr>
+        <w:rFonts w:eastAsia="黑体"/>
         <w:b/>
         <w:bCs/>
       </w:rPr>
@@ -5035,12 +5297,14 @@
     </w:tblStylePr>
     <w:tblStylePr w:type="firstCol">
       <w:rPr>
+        <w:rFonts w:eastAsia="黑体"/>
         <w:b/>
         <w:bCs/>
       </w:rPr>
     </w:tblStylePr>
     <w:tblStylePr w:type="lastCol">
       <w:rPr>
+        <w:rFonts w:eastAsia="黑体"/>
         <w:b/>
         <w:bCs/>
       </w:rPr>
@@ -5098,6 +5362,7 @@
         <w:spacing w:after="0" w:before="0" w:line="240" w:lineRule="auto"/>
       </w:pPr>
       <w:rPr>
+        <w:rFonts w:eastAsia="黑体"/>
         <w:b/>
         <w:bCs/>
         <w:color w:themeColor="background1" w:val="FFFFFF"/>
@@ -5112,6 +5377,7 @@
         <w:spacing w:after="0" w:before="0" w:line="240" w:lineRule="auto"/>
       </w:pPr>
       <w:rPr>
+        <w:rFonts w:eastAsia="黑体"/>
         <w:b/>
         <w:bCs/>
       </w:rPr>
@@ -5127,12 +5393,14 @@
     </w:tblStylePr>
     <w:tblStylePr w:type="firstCol">
       <w:rPr>
+        <w:rFonts w:eastAsia="黑体"/>
         <w:b/>
         <w:bCs/>
       </w:rPr>
     </w:tblStylePr>
     <w:tblStylePr w:type="lastCol">
       <w:rPr>
+        <w:rFonts w:eastAsia="黑体"/>
         <w:b/>
         <w:bCs/>
       </w:rPr>
@@ -5190,6 +5458,7 @@
         <w:spacing w:after="0" w:before="0" w:line="240" w:lineRule="auto"/>
       </w:pPr>
       <w:rPr>
+        <w:rFonts w:eastAsia="黑体"/>
         <w:b/>
         <w:bCs/>
         <w:color w:themeColor="background1" w:val="FFFFFF"/>
@@ -5204,6 +5473,7 @@
         <w:spacing w:after="0" w:before="0" w:line="240" w:lineRule="auto"/>
       </w:pPr>
       <w:rPr>
+        <w:rFonts w:eastAsia="黑体"/>
         <w:b/>
         <w:bCs/>
       </w:rPr>
@@ -5219,12 +5489,14 @@
     </w:tblStylePr>
     <w:tblStylePr w:type="firstCol">
       <w:rPr>
+        <w:rFonts w:eastAsia="黑体"/>
         <w:b/>
         <w:bCs/>
       </w:rPr>
     </w:tblStylePr>
     <w:tblStylePr w:type="lastCol">
       <w:rPr>
+        <w:rFonts w:eastAsia="黑体"/>
         <w:b/>
         <w:bCs/>
       </w:rPr>
@@ -5284,7 +5556,7 @@
         <w:spacing w:after="0" w:before="0" w:line="240" w:lineRule="auto"/>
       </w:pPr>
       <w:rPr>
-        <w:rFonts w:asciiTheme="majorHAnsi" w:cstheme="majorBidi" w:eastAsiaTheme="majorEastAsia" w:hAnsiTheme="majorHAnsi"/>
+        <w:rFonts w:asciiTheme="majorHAnsi" w:cstheme="majorBidi" w:hAnsiTheme="majorHAnsi" w:eastAsia="黑体"/>
         <w:b/>
         <w:bCs/>
       </w:rPr>
@@ -5305,7 +5577,7 @@
         <w:spacing w:after="0" w:before="0" w:line="240" w:lineRule="auto"/>
       </w:pPr>
       <w:rPr>
-        <w:rFonts w:asciiTheme="majorHAnsi" w:cstheme="majorBidi" w:eastAsiaTheme="majorEastAsia" w:hAnsiTheme="majorHAnsi"/>
+        <w:rFonts w:asciiTheme="majorHAnsi" w:cstheme="majorBidi" w:hAnsiTheme="majorHAnsi" w:eastAsia="黑体"/>
         <w:b/>
         <w:bCs/>
       </w:rPr>
@@ -5323,14 +5595,14 @@
     </w:tblStylePr>
     <w:tblStylePr w:type="firstCol">
       <w:rPr>
-        <w:rFonts w:asciiTheme="majorHAnsi" w:cstheme="majorBidi" w:eastAsiaTheme="majorEastAsia" w:hAnsiTheme="majorHAnsi"/>
+        <w:rFonts w:asciiTheme="majorHAnsi" w:cstheme="majorBidi" w:hAnsiTheme="majorHAnsi" w:eastAsia="黑体"/>
         <w:b/>
         <w:bCs/>
       </w:rPr>
     </w:tblStylePr>
     <w:tblStylePr w:type="lastCol">
       <w:rPr>
-        <w:rFonts w:asciiTheme="majorHAnsi" w:cstheme="majorBidi" w:eastAsiaTheme="majorEastAsia" w:hAnsiTheme="majorHAnsi"/>
+        <w:rFonts w:asciiTheme="majorHAnsi" w:cstheme="majorBidi" w:hAnsiTheme="majorHAnsi" w:eastAsia="黑体"/>
         <w:b/>
         <w:bCs/>
       </w:rPr>
@@ -5414,7 +5686,7 @@
         <w:spacing w:after="0" w:before="0" w:line="240" w:lineRule="auto"/>
       </w:pPr>
       <w:rPr>
-        <w:rFonts w:asciiTheme="majorHAnsi" w:cstheme="majorBidi" w:eastAsiaTheme="majorEastAsia" w:hAnsiTheme="majorHAnsi"/>
+        <w:rFonts w:asciiTheme="majorHAnsi" w:cstheme="majorBidi" w:hAnsiTheme="majorHAnsi" w:eastAsia="黑体"/>
         <w:b/>
         <w:bCs/>
       </w:rPr>
@@ -5435,7 +5707,7 @@
         <w:spacing w:after="0" w:before="0" w:line="240" w:lineRule="auto"/>
       </w:pPr>
       <w:rPr>
-        <w:rFonts w:asciiTheme="majorHAnsi" w:cstheme="majorBidi" w:eastAsiaTheme="majorEastAsia" w:hAnsiTheme="majorHAnsi"/>
+        <w:rFonts w:asciiTheme="majorHAnsi" w:cstheme="majorBidi" w:hAnsiTheme="majorHAnsi" w:eastAsia="黑体"/>
         <w:b/>
         <w:bCs/>
       </w:rPr>
@@ -5453,14 +5725,14 @@
     </w:tblStylePr>
     <w:tblStylePr w:type="firstCol">
       <w:rPr>
-        <w:rFonts w:asciiTheme="majorHAnsi" w:cstheme="majorBidi" w:eastAsiaTheme="majorEastAsia" w:hAnsiTheme="majorHAnsi"/>
+        <w:rFonts w:asciiTheme="majorHAnsi" w:cstheme="majorBidi" w:hAnsiTheme="majorHAnsi" w:eastAsia="黑体"/>
         <w:b/>
         <w:bCs/>
       </w:rPr>
     </w:tblStylePr>
     <w:tblStylePr w:type="lastCol">
       <w:rPr>
-        <w:rFonts w:asciiTheme="majorHAnsi" w:cstheme="majorBidi" w:eastAsiaTheme="majorEastAsia" w:hAnsiTheme="majorHAnsi"/>
+        <w:rFonts w:asciiTheme="majorHAnsi" w:cstheme="majorBidi" w:hAnsiTheme="majorHAnsi" w:eastAsia="黑体"/>
         <w:b/>
         <w:bCs/>
       </w:rPr>
@@ -5544,7 +5816,7 @@
         <w:spacing w:after="0" w:before="0" w:line="240" w:lineRule="auto"/>
       </w:pPr>
       <w:rPr>
-        <w:rFonts w:asciiTheme="majorHAnsi" w:cstheme="majorBidi" w:eastAsiaTheme="majorEastAsia" w:hAnsiTheme="majorHAnsi"/>
+        <w:rFonts w:asciiTheme="majorHAnsi" w:cstheme="majorBidi" w:hAnsiTheme="majorHAnsi" w:eastAsia="黑体"/>
         <w:b/>
         <w:bCs/>
       </w:rPr>
@@ -5565,7 +5837,7 @@
         <w:spacing w:after="0" w:before="0" w:line="240" w:lineRule="auto"/>
       </w:pPr>
       <w:rPr>
-        <w:rFonts w:asciiTheme="majorHAnsi" w:cstheme="majorBidi" w:eastAsiaTheme="majorEastAsia" w:hAnsiTheme="majorHAnsi"/>
+        <w:rFonts w:asciiTheme="majorHAnsi" w:cstheme="majorBidi" w:hAnsiTheme="majorHAnsi" w:eastAsia="黑体"/>
         <w:b/>
         <w:bCs/>
       </w:rPr>
@@ -5583,14 +5855,14 @@
     </w:tblStylePr>
     <w:tblStylePr w:type="firstCol">
       <w:rPr>
-        <w:rFonts w:asciiTheme="majorHAnsi" w:cstheme="majorBidi" w:eastAsiaTheme="majorEastAsia" w:hAnsiTheme="majorHAnsi"/>
+        <w:rFonts w:asciiTheme="majorHAnsi" w:cstheme="majorBidi" w:hAnsiTheme="majorHAnsi" w:eastAsia="黑体"/>
         <w:b/>
         <w:bCs/>
       </w:rPr>
     </w:tblStylePr>
     <w:tblStylePr w:type="lastCol">
       <w:rPr>
-        <w:rFonts w:asciiTheme="majorHAnsi" w:cstheme="majorBidi" w:eastAsiaTheme="majorEastAsia" w:hAnsiTheme="majorHAnsi"/>
+        <w:rFonts w:asciiTheme="majorHAnsi" w:cstheme="majorBidi" w:hAnsiTheme="majorHAnsi" w:eastAsia="黑体"/>
         <w:b/>
         <w:bCs/>
       </w:rPr>
@@ -5674,7 +5946,7 @@
         <w:spacing w:after="0" w:before="0" w:line="240" w:lineRule="auto"/>
       </w:pPr>
       <w:rPr>
-        <w:rFonts w:asciiTheme="majorHAnsi" w:cstheme="majorBidi" w:eastAsiaTheme="majorEastAsia" w:hAnsiTheme="majorHAnsi"/>
+        <w:rFonts w:asciiTheme="majorHAnsi" w:cstheme="majorBidi" w:hAnsiTheme="majorHAnsi" w:eastAsia="黑体"/>
         <w:b/>
         <w:bCs/>
       </w:rPr>
@@ -5695,7 +5967,7 @@
         <w:spacing w:after="0" w:before="0" w:line="240" w:lineRule="auto"/>
       </w:pPr>
       <w:rPr>
-        <w:rFonts w:asciiTheme="majorHAnsi" w:cstheme="majorBidi" w:eastAsiaTheme="majorEastAsia" w:hAnsiTheme="majorHAnsi"/>
+        <w:rFonts w:asciiTheme="majorHAnsi" w:cstheme="majorBidi" w:hAnsiTheme="majorHAnsi" w:eastAsia="黑体"/>
         <w:b/>
         <w:bCs/>
       </w:rPr>
@@ -5713,14 +5985,14 @@
     </w:tblStylePr>
     <w:tblStylePr w:type="firstCol">
       <w:rPr>
-        <w:rFonts w:asciiTheme="majorHAnsi" w:cstheme="majorBidi" w:eastAsiaTheme="majorEastAsia" w:hAnsiTheme="majorHAnsi"/>
+        <w:rFonts w:asciiTheme="majorHAnsi" w:cstheme="majorBidi" w:hAnsiTheme="majorHAnsi" w:eastAsia="黑体"/>
         <w:b/>
         <w:bCs/>
       </w:rPr>
     </w:tblStylePr>
     <w:tblStylePr w:type="lastCol">
       <w:rPr>
-        <w:rFonts w:asciiTheme="majorHAnsi" w:cstheme="majorBidi" w:eastAsiaTheme="majorEastAsia" w:hAnsiTheme="majorHAnsi"/>
+        <w:rFonts w:asciiTheme="majorHAnsi" w:cstheme="majorBidi" w:hAnsiTheme="majorHAnsi" w:eastAsia="黑体"/>
         <w:b/>
         <w:bCs/>
       </w:rPr>
@@ -5804,7 +6076,7 @@
         <w:spacing w:after="0" w:before="0" w:line="240" w:lineRule="auto"/>
       </w:pPr>
       <w:rPr>
-        <w:rFonts w:asciiTheme="majorHAnsi" w:cstheme="majorBidi" w:eastAsiaTheme="majorEastAsia" w:hAnsiTheme="majorHAnsi"/>
+        <w:rFonts w:asciiTheme="majorHAnsi" w:cstheme="majorBidi" w:hAnsiTheme="majorHAnsi" w:eastAsia="黑体"/>
         <w:b/>
         <w:bCs/>
       </w:rPr>
@@ -5825,7 +6097,7 @@
         <w:spacing w:after="0" w:before="0" w:line="240" w:lineRule="auto"/>
       </w:pPr>
       <w:rPr>
-        <w:rFonts w:asciiTheme="majorHAnsi" w:cstheme="majorBidi" w:eastAsiaTheme="majorEastAsia" w:hAnsiTheme="majorHAnsi"/>
+        <w:rFonts w:asciiTheme="majorHAnsi" w:cstheme="majorBidi" w:hAnsiTheme="majorHAnsi" w:eastAsia="黑体"/>
         <w:b/>
         <w:bCs/>
       </w:rPr>
@@ -5843,14 +6115,14 @@
     </w:tblStylePr>
     <w:tblStylePr w:type="firstCol">
       <w:rPr>
-        <w:rFonts w:asciiTheme="majorHAnsi" w:cstheme="majorBidi" w:eastAsiaTheme="majorEastAsia" w:hAnsiTheme="majorHAnsi"/>
+        <w:rFonts w:asciiTheme="majorHAnsi" w:cstheme="majorBidi" w:hAnsiTheme="majorHAnsi" w:eastAsia="黑体"/>
         <w:b/>
         <w:bCs/>
       </w:rPr>
     </w:tblStylePr>
     <w:tblStylePr w:type="lastCol">
       <w:rPr>
-        <w:rFonts w:asciiTheme="majorHAnsi" w:cstheme="majorBidi" w:eastAsiaTheme="majorEastAsia" w:hAnsiTheme="majorHAnsi"/>
+        <w:rFonts w:asciiTheme="majorHAnsi" w:cstheme="majorBidi" w:hAnsiTheme="majorHAnsi" w:eastAsia="黑体"/>
         <w:b/>
         <w:bCs/>
       </w:rPr>
@@ -5934,7 +6206,7 @@
         <w:spacing w:after="0" w:before="0" w:line="240" w:lineRule="auto"/>
       </w:pPr>
       <w:rPr>
-        <w:rFonts w:asciiTheme="majorHAnsi" w:cstheme="majorBidi" w:eastAsiaTheme="majorEastAsia" w:hAnsiTheme="majorHAnsi"/>
+        <w:rFonts w:asciiTheme="majorHAnsi" w:cstheme="majorBidi" w:hAnsiTheme="majorHAnsi" w:eastAsia="黑体"/>
         <w:b/>
         <w:bCs/>
       </w:rPr>
@@ -5955,7 +6227,7 @@
         <w:spacing w:after="0" w:before="0" w:line="240" w:lineRule="auto"/>
       </w:pPr>
       <w:rPr>
-        <w:rFonts w:asciiTheme="majorHAnsi" w:cstheme="majorBidi" w:eastAsiaTheme="majorEastAsia" w:hAnsiTheme="majorHAnsi"/>
+        <w:rFonts w:asciiTheme="majorHAnsi" w:cstheme="majorBidi" w:hAnsiTheme="majorHAnsi" w:eastAsia="黑体"/>
         <w:b/>
         <w:bCs/>
       </w:rPr>
@@ -5973,14 +6245,14 @@
     </w:tblStylePr>
     <w:tblStylePr w:type="firstCol">
       <w:rPr>
-        <w:rFonts w:asciiTheme="majorHAnsi" w:cstheme="majorBidi" w:eastAsiaTheme="majorEastAsia" w:hAnsiTheme="majorHAnsi"/>
+        <w:rFonts w:asciiTheme="majorHAnsi" w:cstheme="majorBidi" w:hAnsiTheme="majorHAnsi" w:eastAsia="黑体"/>
         <w:b/>
         <w:bCs/>
       </w:rPr>
     </w:tblStylePr>
     <w:tblStylePr w:type="lastCol">
       <w:rPr>
-        <w:rFonts w:asciiTheme="majorHAnsi" w:cstheme="majorBidi" w:eastAsiaTheme="majorEastAsia" w:hAnsiTheme="majorHAnsi"/>
+        <w:rFonts w:asciiTheme="majorHAnsi" w:cstheme="majorBidi" w:hAnsiTheme="majorHAnsi" w:eastAsia="黑体"/>
         <w:b/>
         <w:bCs/>
       </w:rPr>
@@ -6064,7 +6336,7 @@
         <w:spacing w:after="0" w:before="0" w:line="240" w:lineRule="auto"/>
       </w:pPr>
       <w:rPr>
-        <w:rFonts w:asciiTheme="majorHAnsi" w:cstheme="majorBidi" w:eastAsiaTheme="majorEastAsia" w:hAnsiTheme="majorHAnsi"/>
+        <w:rFonts w:asciiTheme="majorHAnsi" w:cstheme="majorBidi" w:hAnsiTheme="majorHAnsi" w:eastAsia="黑体"/>
         <w:b/>
         <w:bCs/>
       </w:rPr>
@@ -6085,7 +6357,7 @@
         <w:spacing w:after="0" w:before="0" w:line="240" w:lineRule="auto"/>
       </w:pPr>
       <w:rPr>
-        <w:rFonts w:asciiTheme="majorHAnsi" w:cstheme="majorBidi" w:eastAsiaTheme="majorEastAsia" w:hAnsiTheme="majorHAnsi"/>
+        <w:rFonts w:asciiTheme="majorHAnsi" w:cstheme="majorBidi" w:hAnsiTheme="majorHAnsi" w:eastAsia="黑体"/>
         <w:b/>
         <w:bCs/>
       </w:rPr>
@@ -6103,14 +6375,14 @@
     </w:tblStylePr>
     <w:tblStylePr w:type="firstCol">
       <w:rPr>
-        <w:rFonts w:asciiTheme="majorHAnsi" w:cstheme="majorBidi" w:eastAsiaTheme="majorEastAsia" w:hAnsiTheme="majorHAnsi"/>
+        <w:rFonts w:asciiTheme="majorHAnsi" w:cstheme="majorBidi" w:hAnsiTheme="majorHAnsi" w:eastAsia="黑体"/>
         <w:b/>
         <w:bCs/>
       </w:rPr>
     </w:tblStylePr>
     <w:tblStylePr w:type="lastCol">
       <w:rPr>
-        <w:rFonts w:asciiTheme="majorHAnsi" w:cstheme="majorBidi" w:eastAsiaTheme="majorEastAsia" w:hAnsiTheme="majorHAnsi"/>
+        <w:rFonts w:asciiTheme="majorHAnsi" w:cstheme="majorBidi" w:hAnsiTheme="majorHAnsi" w:eastAsia="黑体"/>
         <w:b/>
         <w:bCs/>
       </w:rPr>
@@ -6193,6 +6465,7 @@
         <w:spacing w:after="0" w:before="0" w:line="240" w:lineRule="auto"/>
       </w:pPr>
       <w:rPr>
+        <w:rFonts w:eastAsia="黑体"/>
         <w:b/>
         <w:bCs/>
         <w:color w:themeColor="background1" w:val="FFFFFF"/>
@@ -6215,6 +6488,7 @@
         <w:spacing w:after="0" w:before="0" w:line="240" w:lineRule="auto"/>
       </w:pPr>
       <w:rPr>
+        <w:rFonts w:eastAsia="黑体"/>
         <w:b/>
         <w:bCs/>
       </w:rPr>
@@ -6232,12 +6506,14 @@
     </w:tblStylePr>
     <w:tblStylePr w:type="firstCol">
       <w:rPr>
+        <w:rFonts w:eastAsia="黑体"/>
         <w:b/>
         <w:bCs/>
       </w:rPr>
     </w:tblStylePr>
     <w:tblStylePr w:type="lastCol">
       <w:rPr>
+        <w:rFonts w:eastAsia="黑体"/>
         <w:b/>
         <w:bCs/>
       </w:rPr>
@@ -6299,6 +6575,7 @@
         <w:spacing w:after="0" w:before="0" w:line="240" w:lineRule="auto"/>
       </w:pPr>
       <w:rPr>
+        <w:rFonts w:eastAsia="黑体"/>
         <w:b/>
         <w:bCs/>
         <w:color w:themeColor="background1" w:val="FFFFFF"/>
@@ -6321,6 +6598,7 @@
         <w:spacing w:after="0" w:before="0" w:line="240" w:lineRule="auto"/>
       </w:pPr>
       <w:rPr>
+        <w:rFonts w:eastAsia="黑体"/>
         <w:b/>
         <w:bCs/>
       </w:rPr>
@@ -6338,12 +6616,14 @@
     </w:tblStylePr>
     <w:tblStylePr w:type="firstCol">
       <w:rPr>
+        <w:rFonts w:eastAsia="黑体"/>
         <w:b/>
         <w:bCs/>
       </w:rPr>
     </w:tblStylePr>
     <w:tblStylePr w:type="lastCol">
       <w:rPr>
+        <w:rFonts w:eastAsia="黑体"/>
         <w:b/>
         <w:bCs/>
       </w:rPr>
@@ -6405,6 +6685,7 @@
         <w:spacing w:after="0" w:before="0" w:line="240" w:lineRule="auto"/>
       </w:pPr>
       <w:rPr>
+        <w:rFonts w:eastAsia="黑体"/>
         <w:b/>
         <w:bCs/>
         <w:color w:themeColor="background1" w:val="FFFFFF"/>
@@ -6427,6 +6708,7 @@
         <w:spacing w:after="0" w:before="0" w:line="240" w:lineRule="auto"/>
       </w:pPr>
       <w:rPr>
+        <w:rFonts w:eastAsia="黑体"/>
         <w:b/>
         <w:bCs/>
       </w:rPr>
@@ -6444,12 +6726,14 @@
     </w:tblStylePr>
     <w:tblStylePr w:type="firstCol">
       <w:rPr>
+        <w:rFonts w:eastAsia="黑体"/>
         <w:b/>
         <w:bCs/>
       </w:rPr>
     </w:tblStylePr>
     <w:tblStylePr w:type="lastCol">
       <w:rPr>
+        <w:rFonts w:eastAsia="黑体"/>
         <w:b/>
         <w:bCs/>
       </w:rPr>
@@ -6511,6 +6795,7 @@
         <w:spacing w:after="0" w:before="0" w:line="240" w:lineRule="auto"/>
       </w:pPr>
       <w:rPr>
+        <w:rFonts w:eastAsia="黑体"/>
         <w:b/>
         <w:bCs/>
         <w:color w:themeColor="background1" w:val="FFFFFF"/>
@@ -6533,6 +6818,7 @@
         <w:spacing w:after="0" w:before="0" w:line="240" w:lineRule="auto"/>
       </w:pPr>
       <w:rPr>
+        <w:rFonts w:eastAsia="黑体"/>
         <w:b/>
         <w:bCs/>
       </w:rPr>
@@ -6550,12 +6836,14 @@
     </w:tblStylePr>
     <w:tblStylePr w:type="firstCol">
       <w:rPr>
+        <w:rFonts w:eastAsia="黑体"/>
         <w:b/>
         <w:bCs/>
       </w:rPr>
     </w:tblStylePr>
     <w:tblStylePr w:type="lastCol">
       <w:rPr>
+        <w:rFonts w:eastAsia="黑体"/>
         <w:b/>
         <w:bCs/>
       </w:rPr>
@@ -6617,6 +6905,7 @@
         <w:spacing w:after="0" w:before="0" w:line="240" w:lineRule="auto"/>
       </w:pPr>
       <w:rPr>
+        <w:rFonts w:eastAsia="黑体"/>
         <w:b/>
         <w:bCs/>
         <w:color w:themeColor="background1" w:val="FFFFFF"/>
@@ -6639,6 +6928,7 @@
         <w:spacing w:after="0" w:before="0" w:line="240" w:lineRule="auto"/>
       </w:pPr>
       <w:rPr>
+        <w:rFonts w:eastAsia="黑体"/>
         <w:b/>
         <w:bCs/>
       </w:rPr>
@@ -6656,12 +6946,14 @@
     </w:tblStylePr>
     <w:tblStylePr w:type="firstCol">
       <w:rPr>
+        <w:rFonts w:eastAsia="黑体"/>
         <w:b/>
         <w:bCs/>
       </w:rPr>
     </w:tblStylePr>
     <w:tblStylePr w:type="lastCol">
       <w:rPr>
+        <w:rFonts w:eastAsia="黑体"/>
         <w:b/>
         <w:bCs/>
       </w:rPr>
@@ -6723,6 +7015,7 @@
         <w:spacing w:after="0" w:before="0" w:line="240" w:lineRule="auto"/>
       </w:pPr>
       <w:rPr>
+        <w:rFonts w:eastAsia="黑体"/>
         <w:b/>
         <w:bCs/>
         <w:color w:themeColor="background1" w:val="FFFFFF"/>
@@ -6745,6 +7038,7 @@
         <w:spacing w:after="0" w:before="0" w:line="240" w:lineRule="auto"/>
       </w:pPr>
       <w:rPr>
+        <w:rFonts w:eastAsia="黑体"/>
         <w:b/>
         <w:bCs/>
       </w:rPr>
@@ -6762,12 +7056,14 @@
     </w:tblStylePr>
     <w:tblStylePr w:type="firstCol">
       <w:rPr>
+        <w:rFonts w:eastAsia="黑体"/>
         <w:b/>
         <w:bCs/>
       </w:rPr>
     </w:tblStylePr>
     <w:tblStylePr w:type="lastCol">
       <w:rPr>
+        <w:rFonts w:eastAsia="黑体"/>
         <w:b/>
         <w:bCs/>
       </w:rPr>
@@ -6829,6 +7125,7 @@
         <w:spacing w:after="0" w:before="0" w:line="240" w:lineRule="auto"/>
       </w:pPr>
       <w:rPr>
+        <w:rFonts w:eastAsia="黑体"/>
         <w:b/>
         <w:bCs/>
         <w:color w:themeColor="background1" w:val="FFFFFF"/>
@@ -6851,6 +7148,7 @@
         <w:spacing w:after="0" w:before="0" w:line="240" w:lineRule="auto"/>
       </w:pPr>
       <w:rPr>
+        <w:rFonts w:eastAsia="黑体"/>
         <w:b/>
         <w:bCs/>
       </w:rPr>
@@ -6868,12 +7166,14 @@
     </w:tblStylePr>
     <w:tblStylePr w:type="firstCol">
       <w:rPr>
+        <w:rFonts w:eastAsia="黑体"/>
         <w:b/>
         <w:bCs/>
       </w:rPr>
     </w:tblStylePr>
     <w:tblStylePr w:type="lastCol">
       <w:rPr>
+        <w:rFonts w:eastAsia="黑体"/>
         <w:b/>
         <w:bCs/>
       </w:rPr>
@@ -6932,6 +7232,7 @@
         <w:spacing w:after="0" w:before="0" w:line="240" w:lineRule="auto"/>
       </w:pPr>
       <w:rPr>
+        <w:rFonts w:eastAsia="黑体"/>
         <w:b/>
         <w:bCs/>
         <w:color w:themeColor="background1" w:val="FFFFFF"/>
@@ -6954,6 +7255,7 @@
         <w:spacing w:after="0" w:before="0" w:line="240" w:lineRule="auto"/>
       </w:pPr>
       <w:rPr>
+        <w:rFonts w:eastAsia="黑体"/>
         <w:color w:val="auto"/>
       </w:rPr>
       <w:tblPr/>
@@ -6971,6 +7273,7 @@
     </w:tblStylePr>
     <w:tblStylePr w:type="firstCol">
       <w:rPr>
+        <w:rFonts w:eastAsia="黑体"/>
         <w:b/>
         <w:bCs/>
         <w:color w:themeColor="background1" w:val="FFFFFF"/>
@@ -6990,6 +7293,7 @@
     </w:tblStylePr>
     <w:tblStylePr w:type="lastCol">
       <w:rPr>
+        <w:rFonts w:eastAsia="黑体"/>
         <w:b/>
         <w:bCs/>
         <w:color w:themeColor="background1" w:val="FFFFFF"/>
@@ -7038,6 +7342,7 @@
     </w:tblStylePr>
     <w:tblStylePr w:type="nwCell">
       <w:rPr>
+        <w:rFonts w:eastAsia="黑体"/>
         <w:color w:themeColor="background1" w:val="FFFFFF"/>
       </w:rPr>
       <w:tblPr/>
@@ -7081,6 +7386,7 @@
         <w:spacing w:after="0" w:before="0" w:line="240" w:lineRule="auto"/>
       </w:pPr>
       <w:rPr>
+        <w:rFonts w:eastAsia="黑体"/>
         <w:b/>
         <w:bCs/>
         <w:color w:themeColor="background1" w:val="FFFFFF"/>
@@ -7103,6 +7409,7 @@
         <w:spacing w:after="0" w:before="0" w:line="240" w:lineRule="auto"/>
       </w:pPr>
       <w:rPr>
+        <w:rFonts w:eastAsia="黑体"/>
         <w:color w:val="auto"/>
       </w:rPr>
       <w:tblPr/>
@@ -7120,6 +7427,7 @@
     </w:tblStylePr>
     <w:tblStylePr w:type="firstCol">
       <w:rPr>
+        <w:rFonts w:eastAsia="黑体"/>
         <w:b/>
         <w:bCs/>
         <w:color w:themeColor="background1" w:val="FFFFFF"/>
@@ -7139,6 +7447,7 @@
     </w:tblStylePr>
     <w:tblStylePr w:type="lastCol">
       <w:rPr>
+        <w:rFonts w:eastAsia="黑体"/>
         <w:b/>
         <w:bCs/>
         <w:color w:themeColor="background1" w:val="FFFFFF"/>
@@ -7187,6 +7496,7 @@
     </w:tblStylePr>
     <w:tblStylePr w:type="nwCell">
       <w:rPr>
+        <w:rFonts w:eastAsia="黑体"/>
         <w:color w:themeColor="background1" w:val="FFFFFF"/>
       </w:rPr>
       <w:tblPr/>
@@ -7230,6 +7540,7 @@
         <w:spacing w:after="0" w:before="0" w:line="240" w:lineRule="auto"/>
       </w:pPr>
       <w:rPr>
+        <w:rFonts w:eastAsia="黑体"/>
         <w:b/>
         <w:bCs/>
         <w:color w:themeColor="background1" w:val="FFFFFF"/>
@@ -7252,6 +7563,7 @@
         <w:spacing w:after="0" w:before="0" w:line="240" w:lineRule="auto"/>
       </w:pPr>
       <w:rPr>
+        <w:rFonts w:eastAsia="黑体"/>
         <w:color w:val="auto"/>
       </w:rPr>
       <w:tblPr/>
@@ -7269,6 +7581,7 @@
     </w:tblStylePr>
     <w:tblStylePr w:type="firstCol">
       <w:rPr>
+        <w:rFonts w:eastAsia="黑体"/>
         <w:b/>
         <w:bCs/>
         <w:color w:themeColor="background1" w:val="FFFFFF"/>
@@ -7288,6 +7601,7 @@
     </w:tblStylePr>
     <w:tblStylePr w:type="lastCol">
       <w:rPr>
+        <w:rFonts w:eastAsia="黑体"/>
         <w:b/>
         <w:bCs/>
         <w:color w:themeColor="background1" w:val="FFFFFF"/>
@@ -7336,6 +7650,7 @@
     </w:tblStylePr>
     <w:tblStylePr w:type="nwCell">
       <w:rPr>
+        <w:rFonts w:eastAsia="黑体"/>
         <w:color w:themeColor="background1" w:val="FFFFFF"/>
       </w:rPr>
       <w:tblPr/>
@@ -7379,6 +7694,7 @@
         <w:spacing w:after="0" w:before="0" w:line="240" w:lineRule="auto"/>
       </w:pPr>
       <w:rPr>
+        <w:rFonts w:eastAsia="黑体"/>
         <w:b/>
         <w:bCs/>
         <w:color w:themeColor="background1" w:val="FFFFFF"/>
@@ -7401,6 +7717,7 @@
         <w:spacing w:after="0" w:before="0" w:line="240" w:lineRule="auto"/>
       </w:pPr>
       <w:rPr>
+        <w:rFonts w:eastAsia="黑体"/>
         <w:color w:val="auto"/>
       </w:rPr>
       <w:tblPr/>
@@ -7418,6 +7735,7 @@
     </w:tblStylePr>
     <w:tblStylePr w:type="firstCol">
       <w:rPr>
+        <w:rFonts w:eastAsia="黑体"/>
         <w:b/>
         <w:bCs/>
         <w:color w:themeColor="background1" w:val="FFFFFF"/>
@@ -7437,6 +7755,7 @@
     </w:tblStylePr>
     <w:tblStylePr w:type="lastCol">
       <w:rPr>
+        <w:rFonts w:eastAsia="黑体"/>
         <w:b/>
         <w:bCs/>
         <w:color w:themeColor="background1" w:val="FFFFFF"/>
@@ -7485,6 +7804,7 @@
     </w:tblStylePr>
     <w:tblStylePr w:type="nwCell">
       <w:rPr>
+        <w:rFonts w:eastAsia="黑体"/>
         <w:color w:themeColor="background1" w:val="FFFFFF"/>
       </w:rPr>
       <w:tblPr/>
@@ -7528,6 +7848,7 @@
         <w:spacing w:after="0" w:before="0" w:line="240" w:lineRule="auto"/>
       </w:pPr>
       <w:rPr>
+        <w:rFonts w:eastAsia="黑体"/>
         <w:b/>
         <w:bCs/>
         <w:color w:themeColor="background1" w:val="FFFFFF"/>
@@ -7550,6 +7871,7 @@
         <w:spacing w:after="0" w:before="0" w:line="240" w:lineRule="auto"/>
       </w:pPr>
       <w:rPr>
+        <w:rFonts w:eastAsia="黑体"/>
         <w:color w:val="auto"/>
       </w:rPr>
       <w:tblPr/>
@@ -7567,6 +7889,7 @@
     </w:tblStylePr>
     <w:tblStylePr w:type="firstCol">
       <w:rPr>
+        <w:rFonts w:eastAsia="黑体"/>
         <w:b/>
         <w:bCs/>
         <w:color w:themeColor="background1" w:val="FFFFFF"/>
@@ -7586,6 +7909,7 @@
     </w:tblStylePr>
     <w:tblStylePr w:type="lastCol">
       <w:rPr>
+        <w:rFonts w:eastAsia="黑体"/>
         <w:b/>
         <w:bCs/>
         <w:color w:themeColor="background1" w:val="FFFFFF"/>
@@ -7634,6 +7958,7 @@
     </w:tblStylePr>
     <w:tblStylePr w:type="nwCell">
       <w:rPr>
+        <w:rFonts w:eastAsia="黑体"/>
         <w:color w:themeColor="background1" w:val="FFFFFF"/>
       </w:rPr>
       <w:tblPr/>
@@ -7677,6 +8002,7 @@
         <w:spacing w:after="0" w:before="0" w:line="240" w:lineRule="auto"/>
       </w:pPr>
       <w:rPr>
+        <w:rFonts w:eastAsia="黑体"/>
         <w:b/>
         <w:bCs/>
         <w:color w:themeColor="background1" w:val="FFFFFF"/>
@@ -7699,6 +8025,7 @@
         <w:spacing w:after="0" w:before="0" w:line="240" w:lineRule="auto"/>
       </w:pPr>
       <w:rPr>
+        <w:rFonts w:eastAsia="黑体"/>
         <w:color w:val="auto"/>
       </w:rPr>
       <w:tblPr/>
@@ -7716,6 +8043,7 @@
     </w:tblStylePr>
     <w:tblStylePr w:type="firstCol">
       <w:rPr>
+        <w:rFonts w:eastAsia="黑体"/>
         <w:b/>
         <w:bCs/>
         <w:color w:themeColor="background1" w:val="FFFFFF"/>
@@ -7735,6 +8063,7 @@
     </w:tblStylePr>
     <w:tblStylePr w:type="lastCol">
       <w:rPr>
+        <w:rFonts w:eastAsia="黑体"/>
         <w:b/>
         <w:bCs/>
         <w:color w:themeColor="background1" w:val="FFFFFF"/>
@@ -7783,6 +8112,7 @@
     </w:tblStylePr>
     <w:tblStylePr w:type="nwCell">
       <w:rPr>
+        <w:rFonts w:eastAsia="黑体"/>
         <w:color w:themeColor="background1" w:val="FFFFFF"/>
       </w:rPr>
       <w:tblPr/>
@@ -7826,6 +8156,7 @@
         <w:spacing w:after="0" w:before="0" w:line="240" w:lineRule="auto"/>
       </w:pPr>
       <w:rPr>
+        <w:rFonts w:eastAsia="黑体"/>
         <w:b/>
         <w:bCs/>
         <w:color w:themeColor="background1" w:val="FFFFFF"/>
@@ -7848,6 +8179,7 @@
         <w:spacing w:after="0" w:before="0" w:line="240" w:lineRule="auto"/>
       </w:pPr>
       <w:rPr>
+        <w:rFonts w:eastAsia="黑体"/>
         <w:color w:val="auto"/>
       </w:rPr>
       <w:tblPr/>
@@ -7865,6 +8197,7 @@
     </w:tblStylePr>
     <w:tblStylePr w:type="firstCol">
       <w:rPr>
+        <w:rFonts w:eastAsia="黑体"/>
         <w:b/>
         <w:bCs/>
         <w:color w:themeColor="background1" w:val="FFFFFF"/>
@@ -7884,6 +8217,7 @@
     </w:tblStylePr>
     <w:tblStylePr w:type="lastCol">
       <w:rPr>
+        <w:rFonts w:eastAsia="黑体"/>
         <w:b/>
         <w:bCs/>
         <w:color w:themeColor="background1" w:val="FFFFFF"/>
@@ -7932,6 +8266,7 @@
     </w:tblStylePr>
     <w:tblStylePr w:type="nwCell">
       <w:rPr>
+        <w:rFonts w:eastAsia="黑体"/>
         <w:color w:themeColor="background1" w:val="FFFFFF"/>
       </w:rPr>
       <w:tblPr/>
@@ -7956,6 +8291,7 @@
       <w:spacing w:after="0" w:line="240" w:lineRule="auto"/>
     </w:pPr>
     <w:rPr>
+      <w:rFonts w:eastAsia="黑体"/>
       <w:color w:themeColor="text1" w:val="000000"/>
     </w:rPr>
     <w:tblPr>
@@ -7975,7 +8311,7 @@
     </w:tblPr>
     <w:tblStylePr w:type="firstRow">
       <w:rPr>
-        <w:rFonts w:asciiTheme="majorHAnsi" w:cstheme="majorBidi" w:eastAsiaTheme="majorEastAsia" w:hAnsiTheme="majorHAnsi"/>
+        <w:rFonts w:asciiTheme="majorHAnsi" w:cstheme="majorBidi" w:hAnsiTheme="majorHAnsi" w:eastAsia="黑体"/>
       </w:rPr>
       <w:tblPr/>
       <w:tcPr>
@@ -7987,6 +8323,7 @@
     </w:tblStylePr>
     <w:tblStylePr w:type="lastRow">
       <w:rPr>
+        <w:rFonts w:eastAsia="黑体"/>
         <w:b/>
         <w:bCs/>
         <w:color w:themeColor="text2" w:val="1F497D"/>
@@ -8001,12 +8338,14 @@
     </w:tblStylePr>
     <w:tblStylePr w:type="firstCol">
       <w:rPr>
+        <w:rFonts w:eastAsia="黑体"/>
         <w:b/>
         <w:bCs/>
       </w:rPr>
     </w:tblStylePr>
     <w:tblStylePr w:type="lastCol">
       <w:rPr>
+        <w:rFonts w:eastAsia="黑体"/>
         <w:b/>
         <w:bCs/>
       </w:rPr>
@@ -8040,6 +8379,7 @@
       <w:spacing w:after="0" w:line="240" w:lineRule="auto"/>
     </w:pPr>
     <w:rPr>
+      <w:rFonts w:eastAsia="黑体"/>
       <w:color w:themeColor="text1" w:val="000000"/>
     </w:rPr>
     <w:tblPr>
@@ -8059,7 +8399,7 @@
     </w:tblPr>
     <w:tblStylePr w:type="firstRow">
       <w:rPr>
-        <w:rFonts w:asciiTheme="majorHAnsi" w:cstheme="majorBidi" w:eastAsiaTheme="majorEastAsia" w:hAnsiTheme="majorHAnsi"/>
+        <w:rFonts w:asciiTheme="majorHAnsi" w:cstheme="majorBidi" w:hAnsiTheme="majorHAnsi" w:eastAsia="黑体"/>
       </w:rPr>
       <w:tblPr/>
       <w:tcPr>
@@ -8071,6 +8411,7 @@
     </w:tblStylePr>
     <w:tblStylePr w:type="lastRow">
       <w:rPr>
+        <w:rFonts w:eastAsia="黑体"/>
         <w:b/>
         <w:bCs/>
         <w:color w:themeColor="text2" w:val="1F497D"/>
@@ -8085,12 +8426,14 @@
     </w:tblStylePr>
     <w:tblStylePr w:type="firstCol">
       <w:rPr>
+        <w:rFonts w:eastAsia="黑体"/>
         <w:b/>
         <w:bCs/>
       </w:rPr>
     </w:tblStylePr>
     <w:tblStylePr w:type="lastCol">
       <w:rPr>
+        <w:rFonts w:eastAsia="黑体"/>
         <w:b/>
         <w:bCs/>
       </w:rPr>
@@ -8124,6 +8467,7 @@
       <w:spacing w:after="0" w:line="240" w:lineRule="auto"/>
     </w:pPr>
     <w:rPr>
+      <w:rFonts w:eastAsia="黑体"/>
       <w:color w:themeColor="text1" w:val="000000"/>
     </w:rPr>
     <w:tblPr>
@@ -8143,7 +8487,7 @@
     </w:tblPr>
     <w:tblStylePr w:type="firstRow">
       <w:rPr>
-        <w:rFonts w:asciiTheme="majorHAnsi" w:cstheme="majorBidi" w:eastAsiaTheme="majorEastAsia" w:hAnsiTheme="majorHAnsi"/>
+        <w:rFonts w:asciiTheme="majorHAnsi" w:cstheme="majorBidi" w:hAnsiTheme="majorHAnsi" w:eastAsia="黑体"/>
       </w:rPr>
       <w:tblPr/>
       <w:tcPr>
@@ -8155,6 +8499,7 @@
     </w:tblStylePr>
     <w:tblStylePr w:type="lastRow">
       <w:rPr>
+        <w:rFonts w:eastAsia="黑体"/>
         <w:b/>
         <w:bCs/>
         <w:color w:themeColor="text2" w:val="1F497D"/>
@@ -8169,12 +8514,14 @@
     </w:tblStylePr>
     <w:tblStylePr w:type="firstCol">
       <w:rPr>
+        <w:rFonts w:eastAsia="黑体"/>
         <w:b/>
         <w:bCs/>
       </w:rPr>
     </w:tblStylePr>
     <w:tblStylePr w:type="lastCol">
       <w:rPr>
+        <w:rFonts w:eastAsia="黑体"/>
         <w:b/>
         <w:bCs/>
       </w:rPr>
@@ -8208,6 +8555,7 @@
       <w:spacing w:after="0" w:line="240" w:lineRule="auto"/>
     </w:pPr>
     <w:rPr>
+      <w:rFonts w:eastAsia="黑体"/>
       <w:color w:themeColor="text1" w:val="000000"/>
     </w:rPr>
     <w:tblPr>
@@ -8227,7 +8575,7 @@
     </w:tblPr>
     <w:tblStylePr w:type="firstRow">
       <w:rPr>
-        <w:rFonts w:asciiTheme="majorHAnsi" w:cstheme="majorBidi" w:eastAsiaTheme="majorEastAsia" w:hAnsiTheme="majorHAnsi"/>
+        <w:rFonts w:asciiTheme="majorHAnsi" w:cstheme="majorBidi" w:hAnsiTheme="majorHAnsi" w:eastAsia="黑体"/>
       </w:rPr>
       <w:tblPr/>
       <w:tcPr>
@@ -8239,6 +8587,7 @@
     </w:tblStylePr>
     <w:tblStylePr w:type="lastRow">
       <w:rPr>
+        <w:rFonts w:eastAsia="黑体"/>
         <w:b/>
         <w:bCs/>
         <w:color w:themeColor="text2" w:val="1F497D"/>
@@ -8253,12 +8602,14 @@
     </w:tblStylePr>
     <w:tblStylePr w:type="firstCol">
       <w:rPr>
+        <w:rFonts w:eastAsia="黑体"/>
         <w:b/>
         <w:bCs/>
       </w:rPr>
     </w:tblStylePr>
     <w:tblStylePr w:type="lastCol">
       <w:rPr>
+        <w:rFonts w:eastAsia="黑体"/>
         <w:b/>
         <w:bCs/>
       </w:rPr>
@@ -8292,6 +8643,7 @@
       <w:spacing w:after="0" w:line="240" w:lineRule="auto"/>
     </w:pPr>
     <w:rPr>
+      <w:rFonts w:eastAsia="黑体"/>
       <w:color w:themeColor="text1" w:val="000000"/>
     </w:rPr>
     <w:tblPr>
@@ -8311,7 +8663,7 @@
     </w:tblPr>
     <w:tblStylePr w:type="firstRow">
       <w:rPr>
-        <w:rFonts w:asciiTheme="majorHAnsi" w:cstheme="majorBidi" w:eastAsiaTheme="majorEastAsia" w:hAnsiTheme="majorHAnsi"/>
+        <w:rFonts w:asciiTheme="majorHAnsi" w:cstheme="majorBidi" w:hAnsiTheme="majorHAnsi" w:eastAsia="黑体"/>
       </w:rPr>
       <w:tblPr/>
       <w:tcPr>
@@ -8323,6 +8675,7 @@
     </w:tblStylePr>
     <w:tblStylePr w:type="lastRow">
       <w:rPr>
+        <w:rFonts w:eastAsia="黑体"/>
         <w:b/>
         <w:bCs/>
         <w:color w:themeColor="text2" w:val="1F497D"/>
@@ -8337,12 +8690,14 @@
     </w:tblStylePr>
     <w:tblStylePr w:type="firstCol">
       <w:rPr>
+        <w:rFonts w:eastAsia="黑体"/>
         <w:b/>
         <w:bCs/>
       </w:rPr>
     </w:tblStylePr>
     <w:tblStylePr w:type="lastCol">
       <w:rPr>
+        <w:rFonts w:eastAsia="黑体"/>
         <w:b/>
         <w:bCs/>
       </w:rPr>
@@ -8376,6 +8731,7 @@
       <w:spacing w:after="0" w:line="240" w:lineRule="auto"/>
     </w:pPr>
     <w:rPr>
+      <w:rFonts w:eastAsia="黑体"/>
       <w:color w:themeColor="text1" w:val="000000"/>
     </w:rPr>
     <w:tblPr>
@@ -8395,7 +8751,7 @@
     </w:tblPr>
     <w:tblStylePr w:type="firstRow">
       <w:rPr>
-        <w:rFonts w:asciiTheme="majorHAnsi" w:cstheme="majorBidi" w:eastAsiaTheme="majorEastAsia" w:hAnsiTheme="majorHAnsi"/>
+        <w:rFonts w:asciiTheme="majorHAnsi" w:cstheme="majorBidi" w:hAnsiTheme="majorHAnsi" w:eastAsia="黑体"/>
       </w:rPr>
       <w:tblPr/>
       <w:tcPr>
@@ -8407,6 +8763,7 @@
     </w:tblStylePr>
     <w:tblStylePr w:type="lastRow">
       <w:rPr>
+        <w:rFonts w:eastAsia="黑体"/>
         <w:b/>
         <w:bCs/>
         <w:color w:themeColor="text2" w:val="1F497D"/>
@@ -8421,12 +8778,14 @@
     </w:tblStylePr>
     <w:tblStylePr w:type="firstCol">
       <w:rPr>
+        <w:rFonts w:eastAsia="黑体"/>
         <w:b/>
         <w:bCs/>
       </w:rPr>
     </w:tblStylePr>
     <w:tblStylePr w:type="lastCol">
       <w:rPr>
+        <w:rFonts w:eastAsia="黑体"/>
         <w:b/>
         <w:bCs/>
       </w:rPr>
@@ -8460,6 +8819,7 @@
       <w:spacing w:after="0" w:line="240" w:lineRule="auto"/>
     </w:pPr>
     <w:rPr>
+      <w:rFonts w:eastAsia="黑体"/>
       <w:color w:themeColor="text1" w:val="000000"/>
     </w:rPr>
     <w:tblPr>
@@ -8479,7 +8839,7 @@
     </w:tblPr>
     <w:tblStylePr w:type="firstRow">
       <w:rPr>
-        <w:rFonts w:asciiTheme="majorHAnsi" w:cstheme="majorBidi" w:eastAsiaTheme="majorEastAsia" w:hAnsiTheme="majorHAnsi"/>
+        <w:rFonts w:asciiTheme="majorHAnsi" w:cstheme="majorBidi" w:hAnsiTheme="majorHAnsi" w:eastAsia="黑体"/>
       </w:rPr>
       <w:tblPr/>
       <w:tcPr>
@@ -8491,6 +8851,7 @@
     </w:tblStylePr>
     <w:tblStylePr w:type="lastRow">
       <w:rPr>
+        <w:rFonts w:eastAsia="黑体"/>
         <w:b/>
         <w:bCs/>
         <w:color w:themeColor="text2" w:val="1F497D"/>
@@ -8505,12 +8866,14 @@
     </w:tblStylePr>
     <w:tblStylePr w:type="firstCol">
       <w:rPr>
+        <w:rFonts w:eastAsia="黑体"/>
         <w:b/>
         <w:bCs/>
       </w:rPr>
     </w:tblStylePr>
     <w:tblStylePr w:type="lastCol">
       <w:rPr>
+        <w:rFonts w:eastAsia="黑体"/>
         <w:b/>
         <w:bCs/>
       </w:rPr>
@@ -8544,7 +8907,7 @@
       <w:spacing w:after="0" w:line="240" w:lineRule="auto"/>
     </w:pPr>
     <w:rPr>
-      <w:rFonts w:asciiTheme="majorHAnsi" w:cstheme="majorBidi" w:eastAsiaTheme="majorEastAsia" w:hAnsiTheme="majorHAnsi"/>
+      <w:rFonts w:asciiTheme="majorHAnsi" w:cstheme="majorBidi" w:hAnsiTheme="majorHAnsi" w:eastAsia="黑体"/>
       <w:color w:themeColor="text1" w:val="000000"/>
     </w:rPr>
     <w:tblPr>
@@ -8566,6 +8929,7 @@
     </w:tblPr>
     <w:tblStylePr w:type="firstRow">
       <w:rPr>
+        <w:rFonts w:eastAsia="黑体"/>
         <w:sz w:val="24"/>
         <w:szCs w:val="24"/>
       </w:rPr>
@@ -8672,7 +9036,7 @@
       <w:spacing w:after="0" w:line="240" w:lineRule="auto"/>
     </w:pPr>
     <w:rPr>
-      <w:rFonts w:asciiTheme="majorHAnsi" w:cstheme="majorBidi" w:eastAsiaTheme="majorEastAsia" w:hAnsiTheme="majorHAnsi"/>
+      <w:rFonts w:asciiTheme="majorHAnsi" w:cstheme="majorBidi" w:hAnsiTheme="majorHAnsi" w:eastAsia="黑体"/>
       <w:color w:themeColor="text1" w:val="000000"/>
     </w:rPr>
     <w:tblPr>
@@ -8694,6 +9058,7 @@
     </w:tblPr>
     <w:tblStylePr w:type="firstRow">
       <w:rPr>
+        <w:rFonts w:eastAsia="黑体"/>
         <w:sz w:val="24"/>
         <w:szCs w:val="24"/>
       </w:rPr>
@@ -8800,7 +9165,7 @@
       <w:spacing w:after="0" w:line="240" w:lineRule="auto"/>
     </w:pPr>
     <w:rPr>
-      <w:rFonts w:asciiTheme="majorHAnsi" w:cstheme="majorBidi" w:eastAsiaTheme="majorEastAsia" w:hAnsiTheme="majorHAnsi"/>
+      <w:rFonts w:asciiTheme="majorHAnsi" w:cstheme="majorBidi" w:hAnsiTheme="majorHAnsi" w:eastAsia="黑体"/>
       <w:color w:themeColor="text1" w:val="000000"/>
     </w:rPr>
     <w:tblPr>
@@ -8822,6 +9187,7 @@
     </w:tblPr>
     <w:tblStylePr w:type="firstRow">
       <w:rPr>
+        <w:rFonts w:eastAsia="黑体"/>
         <w:sz w:val="24"/>
         <w:szCs w:val="24"/>
       </w:rPr>
@@ -8928,7 +9294,7 @@
       <w:spacing w:after="0" w:line="240" w:lineRule="auto"/>
     </w:pPr>
     <w:rPr>
-      <w:rFonts w:asciiTheme="majorHAnsi" w:cstheme="majorBidi" w:eastAsiaTheme="majorEastAsia" w:hAnsiTheme="majorHAnsi"/>
+      <w:rFonts w:asciiTheme="majorHAnsi" w:cstheme="majorBidi" w:hAnsiTheme="majorHAnsi" w:eastAsia="黑体"/>
       <w:color w:themeColor="text1" w:val="000000"/>
     </w:rPr>
     <w:tblPr>
@@ -8950,6 +9316,7 @@
     </w:tblPr>
     <w:tblStylePr w:type="firstRow">
       <w:rPr>
+        <w:rFonts w:eastAsia="黑体"/>
         <w:sz w:val="24"/>
         <w:szCs w:val="24"/>
       </w:rPr>
@@ -9056,7 +9423,7 @@
       <w:spacing w:after="0" w:line="240" w:lineRule="auto"/>
     </w:pPr>
     <w:rPr>
-      <w:rFonts w:asciiTheme="majorHAnsi" w:cstheme="majorBidi" w:eastAsiaTheme="majorEastAsia" w:hAnsiTheme="majorHAnsi"/>
+      <w:rFonts w:asciiTheme="majorHAnsi" w:cstheme="majorBidi" w:hAnsiTheme="majorHAnsi" w:eastAsia="黑体"/>
       <w:color w:themeColor="text1" w:val="000000"/>
     </w:rPr>
     <w:tblPr>
@@ -9078,6 +9445,7 @@
     </w:tblPr>
     <w:tblStylePr w:type="firstRow">
       <w:rPr>
+        <w:rFonts w:eastAsia="黑体"/>
         <w:sz w:val="24"/>
         <w:szCs w:val="24"/>
       </w:rPr>
@@ -9184,7 +9552,7 @@
       <w:spacing w:after="0" w:line="240" w:lineRule="auto"/>
     </w:pPr>
     <w:rPr>
-      <w:rFonts w:asciiTheme="majorHAnsi" w:cstheme="majorBidi" w:eastAsiaTheme="majorEastAsia" w:hAnsiTheme="majorHAnsi"/>
+      <w:rFonts w:asciiTheme="majorHAnsi" w:cstheme="majorBidi" w:hAnsiTheme="majorHAnsi" w:eastAsia="黑体"/>
       <w:color w:themeColor="text1" w:val="000000"/>
     </w:rPr>
     <w:tblPr>
@@ -9206,6 +9574,7 @@
     </w:tblPr>
     <w:tblStylePr w:type="firstRow">
       <w:rPr>
+        <w:rFonts w:eastAsia="黑体"/>
         <w:sz w:val="24"/>
         <w:szCs w:val="24"/>
       </w:rPr>
@@ -9312,7 +9681,7 @@
       <w:spacing w:after="0" w:line="240" w:lineRule="auto"/>
     </w:pPr>
     <w:rPr>
-      <w:rFonts w:asciiTheme="majorHAnsi" w:cstheme="majorBidi" w:eastAsiaTheme="majorEastAsia" w:hAnsiTheme="majorHAnsi"/>
+      <w:rFonts w:asciiTheme="majorHAnsi" w:cstheme="majorBidi" w:hAnsiTheme="majorHAnsi" w:eastAsia="黑体"/>
       <w:color w:themeColor="text1" w:val="000000"/>
     </w:rPr>
     <w:tblPr>
@@ -9334,6 +9703,7 @@
     </w:tblPr>
     <w:tblStylePr w:type="firstRow">
       <w:rPr>
+        <w:rFonts w:eastAsia="黑体"/>
         <w:sz w:val="24"/>
         <w:szCs w:val="24"/>
       </w:rPr>
@@ -9463,12 +9833,14 @@
     </w:tcPr>
     <w:tblStylePr w:type="firstRow">
       <w:rPr>
+        <w:rFonts w:eastAsia="黑体"/>
         <w:b/>
         <w:bCs/>
       </w:rPr>
     </w:tblStylePr>
     <w:tblStylePr w:type="lastRow">
       <w:rPr>
+        <w:rFonts w:eastAsia="黑体"/>
         <w:b/>
         <w:bCs/>
       </w:rPr>
@@ -9481,12 +9853,14 @@
     </w:tblStylePr>
     <w:tblStylePr w:type="firstCol">
       <w:rPr>
+        <w:rFonts w:eastAsia="黑体"/>
         <w:b/>
         <w:bCs/>
       </w:rPr>
     </w:tblStylePr>
     <w:tblStylePr w:type="lastCol">
       <w:rPr>
+        <w:rFonts w:eastAsia="黑体"/>
         <w:b/>
         <w:bCs/>
       </w:rPr>
@@ -9536,12 +9910,14 @@
     </w:tcPr>
     <w:tblStylePr w:type="firstRow">
       <w:rPr>
+        <w:rFonts w:eastAsia="黑体"/>
         <w:b/>
         <w:bCs/>
       </w:rPr>
     </w:tblStylePr>
     <w:tblStylePr w:type="lastRow">
       <w:rPr>
+        <w:rFonts w:eastAsia="黑体"/>
         <w:b/>
         <w:bCs/>
       </w:rPr>
@@ -9554,12 +9930,14 @@
     </w:tblStylePr>
     <w:tblStylePr w:type="firstCol">
       <w:rPr>
+        <w:rFonts w:eastAsia="黑体"/>
         <w:b/>
         <w:bCs/>
       </w:rPr>
     </w:tblStylePr>
     <w:tblStylePr w:type="lastCol">
       <w:rPr>
+        <w:rFonts w:eastAsia="黑体"/>
         <w:b/>
         <w:bCs/>
       </w:rPr>
@@ -9609,12 +9987,14 @@
     </w:tcPr>
     <w:tblStylePr w:type="firstRow">
       <w:rPr>
+        <w:rFonts w:eastAsia="黑体"/>
         <w:b/>
         <w:bCs/>
       </w:rPr>
     </w:tblStylePr>
     <w:tblStylePr w:type="lastRow">
       <w:rPr>
+        <w:rFonts w:eastAsia="黑体"/>
         <w:b/>
         <w:bCs/>
       </w:rPr>
@@ -9627,12 +10007,14 @@
     </w:tblStylePr>
     <w:tblStylePr w:type="firstCol">
       <w:rPr>
+        <w:rFonts w:eastAsia="黑体"/>
         <w:b/>
         <w:bCs/>
       </w:rPr>
     </w:tblStylePr>
     <w:tblStylePr w:type="lastCol">
       <w:rPr>
+        <w:rFonts w:eastAsia="黑体"/>
         <w:b/>
         <w:bCs/>
       </w:rPr>
@@ -9682,12 +10064,14 @@
     </w:tcPr>
     <w:tblStylePr w:type="firstRow">
       <w:rPr>
+        <w:rFonts w:eastAsia="黑体"/>
         <w:b/>
         <w:bCs/>
       </w:rPr>
     </w:tblStylePr>
     <w:tblStylePr w:type="lastRow">
       <w:rPr>
+        <w:rFonts w:eastAsia="黑体"/>
         <w:b/>
         <w:bCs/>
       </w:rPr>
@@ -9700,12 +10084,14 @@
     </w:tblStylePr>
     <w:tblStylePr w:type="firstCol">
       <w:rPr>
+        <w:rFonts w:eastAsia="黑体"/>
         <w:b/>
         <w:bCs/>
       </w:rPr>
     </w:tblStylePr>
     <w:tblStylePr w:type="lastCol">
       <w:rPr>
+        <w:rFonts w:eastAsia="黑体"/>
         <w:b/>
         <w:bCs/>
       </w:rPr>
@@ -9755,12 +10141,14 @@
     </w:tcPr>
     <w:tblStylePr w:type="firstRow">
       <w:rPr>
+        <w:rFonts w:eastAsia="黑体"/>
         <w:b/>
         <w:bCs/>
       </w:rPr>
     </w:tblStylePr>
     <w:tblStylePr w:type="lastRow">
       <w:rPr>
+        <w:rFonts w:eastAsia="黑体"/>
         <w:b/>
         <w:bCs/>
       </w:rPr>
@@ -9773,12 +10161,14 @@
     </w:tblStylePr>
     <w:tblStylePr w:type="firstCol">
       <w:rPr>
+        <w:rFonts w:eastAsia="黑体"/>
         <w:b/>
         <w:bCs/>
       </w:rPr>
     </w:tblStylePr>
     <w:tblStylePr w:type="lastCol">
       <w:rPr>
+        <w:rFonts w:eastAsia="黑体"/>
         <w:b/>
         <w:bCs/>
       </w:rPr>
@@ -9828,12 +10218,14 @@
     </w:tcPr>
     <w:tblStylePr w:type="firstRow">
       <w:rPr>
+        <w:rFonts w:eastAsia="黑体"/>
         <w:b/>
         <w:bCs/>
       </w:rPr>
     </w:tblStylePr>
     <w:tblStylePr w:type="lastRow">
       <w:rPr>
+        <w:rFonts w:eastAsia="黑体"/>
         <w:b/>
         <w:bCs/>
       </w:rPr>
@@ -9846,12 +10238,14 @@
     </w:tblStylePr>
     <w:tblStylePr w:type="firstCol">
       <w:rPr>
+        <w:rFonts w:eastAsia="黑体"/>
         <w:b/>
         <w:bCs/>
       </w:rPr>
     </w:tblStylePr>
     <w:tblStylePr w:type="lastCol">
       <w:rPr>
+        <w:rFonts w:eastAsia="黑体"/>
         <w:b/>
         <w:bCs/>
       </w:rPr>
@@ -9901,12 +10295,14 @@
     </w:tcPr>
     <w:tblStylePr w:type="firstRow">
       <w:rPr>
+        <w:rFonts w:eastAsia="黑体"/>
         <w:b/>
         <w:bCs/>
       </w:rPr>
     </w:tblStylePr>
     <w:tblStylePr w:type="lastRow">
       <w:rPr>
+        <w:rFonts w:eastAsia="黑体"/>
         <w:b/>
         <w:bCs/>
       </w:rPr>
@@ -9919,12 +10315,14 @@
     </w:tblStylePr>
     <w:tblStylePr w:type="firstCol">
       <w:rPr>
+        <w:rFonts w:eastAsia="黑体"/>
         <w:b/>
         <w:bCs/>
       </w:rPr>
     </w:tblStylePr>
     <w:tblStylePr w:type="lastCol">
       <w:rPr>
+        <w:rFonts w:eastAsia="黑体"/>
         <w:b/>
         <w:bCs/>
       </w:rPr>
@@ -9951,7 +10349,7 @@
       <w:spacing w:after="0" w:line="240" w:lineRule="auto"/>
     </w:pPr>
     <w:rPr>
-      <w:rFonts w:asciiTheme="majorHAnsi" w:cstheme="majorBidi" w:eastAsiaTheme="majorEastAsia" w:hAnsiTheme="majorHAnsi"/>
+      <w:rFonts w:asciiTheme="majorHAnsi" w:cstheme="majorBidi" w:hAnsiTheme="majorHAnsi" w:eastAsia="黑体"/>
       <w:color w:themeColor="text1" w:val="000000"/>
     </w:rPr>
     <w:tblPr>
@@ -9978,6 +10376,7 @@
     </w:tcPr>
     <w:tblStylePr w:type="firstRow">
       <w:rPr>
+        <w:rFonts w:eastAsia="黑体"/>
         <w:b/>
         <w:bCs/>
         <w:color w:themeColor="text1" w:val="000000"/>
@@ -9989,6 +10388,7 @@
     </w:tblStylePr>
     <w:tblStylePr w:type="lastRow">
       <w:rPr>
+        <w:rFonts w:eastAsia="黑体"/>
         <w:b/>
         <w:bCs/>
         <w:color w:themeColor="text1" w:val="000000"/>
@@ -10008,6 +10408,7 @@
     </w:tblStylePr>
     <w:tblStylePr w:type="firstCol">
       <w:rPr>
+        <w:rFonts w:eastAsia="黑体"/>
         <w:b/>
         <w:bCs/>
         <w:color w:themeColor="text1" w:val="000000"/>
@@ -10027,6 +10428,7 @@
     </w:tblStylePr>
     <w:tblStylePr w:type="lastCol">
       <w:rPr>
+        <w:rFonts w:eastAsia="黑体"/>
         <w:b w:val="0"/>
         <w:bCs w:val="0"/>
         <w:color w:themeColor="text1" w:val="000000"/>
@@ -10076,7 +10478,7 @@
       <w:spacing w:after="0" w:line="240" w:lineRule="auto"/>
     </w:pPr>
     <w:rPr>
-      <w:rFonts w:asciiTheme="majorHAnsi" w:cstheme="majorBidi" w:eastAsiaTheme="majorEastAsia" w:hAnsiTheme="majorHAnsi"/>
+      <w:rFonts w:asciiTheme="majorHAnsi" w:cstheme="majorBidi" w:hAnsiTheme="majorHAnsi" w:eastAsia="黑体"/>
       <w:color w:themeColor="text1" w:val="000000"/>
     </w:rPr>
     <w:tblPr>
@@ -10103,6 +10505,7 @@
     </w:tcPr>
     <w:tblStylePr w:type="firstRow">
       <w:rPr>
+        <w:rFonts w:eastAsia="黑体"/>
         <w:b/>
         <w:bCs/>
         <w:color w:themeColor="text1" w:val="000000"/>
@@ -10114,6 +10517,7 @@
     </w:tblStylePr>
     <w:tblStylePr w:type="lastRow">
       <w:rPr>
+        <w:rFonts w:eastAsia="黑体"/>
         <w:b/>
         <w:bCs/>
         <w:color w:themeColor="text1" w:val="000000"/>
@@ -10133,6 +10537,7 @@
     </w:tblStylePr>
     <w:tblStylePr w:type="firstCol">
       <w:rPr>
+        <w:rFonts w:eastAsia="黑体"/>
         <w:b/>
         <w:bCs/>
         <w:color w:themeColor="text1" w:val="000000"/>
@@ -10152,6 +10557,7 @@
     </w:tblStylePr>
     <w:tblStylePr w:type="lastCol">
       <w:rPr>
+        <w:rFonts w:eastAsia="黑体"/>
         <w:b w:val="0"/>
         <w:bCs w:val="0"/>
         <w:color w:themeColor="text1" w:val="000000"/>
@@ -10201,7 +10607,7 @@
       <w:spacing w:after="0" w:line="240" w:lineRule="auto"/>
     </w:pPr>
     <w:rPr>
-      <w:rFonts w:asciiTheme="majorHAnsi" w:cstheme="majorBidi" w:eastAsiaTheme="majorEastAsia" w:hAnsiTheme="majorHAnsi"/>
+      <w:rFonts w:asciiTheme="majorHAnsi" w:cstheme="majorBidi" w:hAnsiTheme="majorHAnsi" w:eastAsia="黑体"/>
       <w:color w:themeColor="text1" w:val="000000"/>
     </w:rPr>
     <w:tblPr>
@@ -10228,6 +10634,7 @@
     </w:tcPr>
     <w:tblStylePr w:type="firstRow">
       <w:rPr>
+        <w:rFonts w:eastAsia="黑体"/>
         <w:b/>
         <w:bCs/>
         <w:color w:themeColor="text1" w:val="000000"/>
@@ -10239,6 +10646,7 @@
     </w:tblStylePr>
     <w:tblStylePr w:type="lastRow">
       <w:rPr>
+        <w:rFonts w:eastAsia="黑体"/>
         <w:b/>
         <w:bCs/>
         <w:color w:themeColor="text1" w:val="000000"/>
@@ -10258,6 +10666,7 @@
     </w:tblStylePr>
     <w:tblStylePr w:type="firstCol">
       <w:rPr>
+        <w:rFonts w:eastAsia="黑体"/>
         <w:b/>
         <w:bCs/>
         <w:color w:themeColor="text1" w:val="000000"/>
@@ -10277,6 +10686,7 @@
     </w:tblStylePr>
     <w:tblStylePr w:type="lastCol">
       <w:rPr>
+        <w:rFonts w:eastAsia="黑体"/>
         <w:b w:val="0"/>
         <w:bCs w:val="0"/>
         <w:color w:themeColor="text1" w:val="000000"/>
@@ -10326,7 +10736,7 @@
       <w:spacing w:after="0" w:line="240" w:lineRule="auto"/>
     </w:pPr>
     <w:rPr>
-      <w:rFonts w:asciiTheme="majorHAnsi" w:cstheme="majorBidi" w:eastAsiaTheme="majorEastAsia" w:hAnsiTheme="majorHAnsi"/>
+      <w:rFonts w:asciiTheme="majorHAnsi" w:cstheme="majorBidi" w:hAnsiTheme="majorHAnsi" w:eastAsia="黑体"/>
       <w:color w:themeColor="text1" w:val="000000"/>
     </w:rPr>
     <w:tblPr>
@@ -10353,6 +10763,7 @@
     </w:tcPr>
     <w:tblStylePr w:type="firstRow">
       <w:rPr>
+        <w:rFonts w:eastAsia="黑体"/>
         <w:b/>
         <w:bCs/>
         <w:color w:themeColor="text1" w:val="000000"/>
@@ -10364,6 +10775,7 @@
     </w:tblStylePr>
     <w:tblStylePr w:type="lastRow">
       <w:rPr>
+        <w:rFonts w:eastAsia="黑体"/>
         <w:b/>
         <w:bCs/>
         <w:color w:themeColor="text1" w:val="000000"/>
@@ -10383,6 +10795,7 @@
     </w:tblStylePr>
     <w:tblStylePr w:type="firstCol">
       <w:rPr>
+        <w:rFonts w:eastAsia="黑体"/>
         <w:b/>
         <w:bCs/>
         <w:color w:themeColor="text1" w:val="000000"/>
@@ -10402,6 +10815,7 @@
     </w:tblStylePr>
     <w:tblStylePr w:type="lastCol">
       <w:rPr>
+        <w:rFonts w:eastAsia="黑体"/>
         <w:b w:val="0"/>
         <w:bCs w:val="0"/>
         <w:color w:themeColor="text1" w:val="000000"/>
@@ -10451,7 +10865,7 @@
       <w:spacing w:after="0" w:line="240" w:lineRule="auto"/>
     </w:pPr>
     <w:rPr>
-      <w:rFonts w:asciiTheme="majorHAnsi" w:cstheme="majorBidi" w:eastAsiaTheme="majorEastAsia" w:hAnsiTheme="majorHAnsi"/>
+      <w:rFonts w:asciiTheme="majorHAnsi" w:cstheme="majorBidi" w:hAnsiTheme="majorHAnsi" w:eastAsia="黑体"/>
       <w:color w:themeColor="text1" w:val="000000"/>
     </w:rPr>
     <w:tblPr>
@@ -10478,6 +10892,7 @@
     </w:tcPr>
     <w:tblStylePr w:type="firstRow">
       <w:rPr>
+        <w:rFonts w:eastAsia="黑体"/>
         <w:b/>
         <w:bCs/>
         <w:color w:themeColor="text1" w:val="000000"/>
@@ -10489,6 +10904,7 @@
     </w:tblStylePr>
     <w:tblStylePr w:type="lastRow">
       <w:rPr>
+        <w:rFonts w:eastAsia="黑体"/>
         <w:b/>
         <w:bCs/>
         <w:color w:themeColor="text1" w:val="000000"/>
@@ -10508,6 +10924,7 @@
     </w:tblStylePr>
     <w:tblStylePr w:type="firstCol">
       <w:rPr>
+        <w:rFonts w:eastAsia="黑体"/>
         <w:b/>
         <w:bCs/>
         <w:color w:themeColor="text1" w:val="000000"/>
@@ -10527,6 +10944,7 @@
     </w:tblStylePr>
     <w:tblStylePr w:type="lastCol">
       <w:rPr>
+        <w:rFonts w:eastAsia="黑体"/>
         <w:b w:val="0"/>
         <w:bCs w:val="0"/>
         <w:color w:themeColor="text1" w:val="000000"/>
@@ -10576,7 +10994,7 @@
       <w:spacing w:after="0" w:line="240" w:lineRule="auto"/>
     </w:pPr>
     <w:rPr>
-      <w:rFonts w:asciiTheme="majorHAnsi" w:cstheme="majorBidi" w:eastAsiaTheme="majorEastAsia" w:hAnsiTheme="majorHAnsi"/>
+      <w:rFonts w:asciiTheme="majorHAnsi" w:cstheme="majorBidi" w:hAnsiTheme="majorHAnsi" w:eastAsia="黑体"/>
       <w:color w:themeColor="text1" w:val="000000"/>
     </w:rPr>
     <w:tblPr>
@@ -10603,6 +11021,7 @@
     </w:tcPr>
     <w:tblStylePr w:type="firstRow">
       <w:rPr>
+        <w:rFonts w:eastAsia="黑体"/>
         <w:b/>
         <w:bCs/>
         <w:color w:themeColor="text1" w:val="000000"/>
@@ -10614,6 +11033,7 @@
     </w:tblStylePr>
     <w:tblStylePr w:type="lastRow">
       <w:rPr>
+        <w:rFonts w:eastAsia="黑体"/>
         <w:b/>
         <w:bCs/>
         <w:color w:themeColor="text1" w:val="000000"/>
@@ -10633,6 +11053,7 @@
     </w:tblStylePr>
     <w:tblStylePr w:type="firstCol">
       <w:rPr>
+        <w:rFonts w:eastAsia="黑体"/>
         <w:b/>
         <w:bCs/>
         <w:color w:themeColor="text1" w:val="000000"/>
@@ -10652,6 +11073,7 @@
     </w:tblStylePr>
     <w:tblStylePr w:type="lastCol">
       <w:rPr>
+        <w:rFonts w:eastAsia="黑体"/>
         <w:b w:val="0"/>
         <w:bCs w:val="0"/>
         <w:color w:themeColor="text1" w:val="000000"/>
@@ -10701,7 +11123,7 @@
       <w:spacing w:after="0" w:line="240" w:lineRule="auto"/>
     </w:pPr>
     <w:rPr>
-      <w:rFonts w:asciiTheme="majorHAnsi" w:cstheme="majorBidi" w:eastAsiaTheme="majorEastAsia" w:hAnsiTheme="majorHAnsi"/>
+      <w:rFonts w:asciiTheme="majorHAnsi" w:cstheme="majorBidi" w:hAnsiTheme="majorHAnsi" w:eastAsia="黑体"/>
       <w:color w:themeColor="text1" w:val="000000"/>
     </w:rPr>
     <w:tblPr>
@@ -10728,6 +11150,7 @@
     </w:tcPr>
     <w:tblStylePr w:type="firstRow">
       <w:rPr>
+        <w:rFonts w:eastAsia="黑体"/>
         <w:b/>
         <w:bCs/>
         <w:color w:themeColor="text1" w:val="000000"/>
@@ -10739,6 +11162,7 @@
     </w:tblStylePr>
     <w:tblStylePr w:type="lastRow">
       <w:rPr>
+        <w:rFonts w:eastAsia="黑体"/>
         <w:b/>
         <w:bCs/>
         <w:color w:themeColor="text1" w:val="000000"/>
@@ -10758,6 +11182,7 @@
     </w:tblStylePr>
     <w:tblStylePr w:type="firstCol">
       <w:rPr>
+        <w:rFonts w:eastAsia="黑体"/>
         <w:b/>
         <w:bCs/>
         <w:color w:themeColor="text1" w:val="000000"/>
@@ -10777,6 +11202,7 @@
     </w:tblStylePr>
     <w:tblStylePr w:type="lastCol">
       <w:rPr>
+        <w:rFonts w:eastAsia="黑体"/>
         <w:b w:val="0"/>
         <w:bCs w:val="0"/>
         <w:color w:themeColor="text1" w:val="000000"/>
@@ -10849,6 +11275,7 @@
     </w:tcPr>
     <w:tblStylePr w:type="firstRow">
       <w:rPr>
+        <w:rFonts w:eastAsia="黑体"/>
         <w:b/>
         <w:bCs/>
         <w:i w:val="0"/>
@@ -10870,6 +11297,7 @@
     </w:tblStylePr>
     <w:tblStylePr w:type="lastRow">
       <w:rPr>
+        <w:rFonts w:eastAsia="黑体"/>
         <w:b/>
         <w:bCs/>
         <w:i w:val="0"/>
@@ -10891,6 +11319,7 @@
     </w:tblStylePr>
     <w:tblStylePr w:type="firstCol">
       <w:rPr>
+        <w:rFonts w:eastAsia="黑体"/>
         <w:b/>
         <w:bCs/>
         <w:i w:val="0"/>
@@ -10910,6 +11339,7 @@
     </w:tblStylePr>
     <w:tblStylePr w:type="lastCol">
       <w:rPr>
+        <w:rFonts w:eastAsia="黑体"/>
         <w:b/>
         <w:bCs/>
         <w:i w:val="0"/>
@@ -10990,6 +11420,7 @@
     </w:tcPr>
     <w:tblStylePr w:type="firstRow">
       <w:rPr>
+        <w:rFonts w:eastAsia="黑体"/>
         <w:b/>
         <w:bCs/>
         <w:i w:val="0"/>
@@ -11011,6 +11442,7 @@
     </w:tblStylePr>
     <w:tblStylePr w:type="lastRow">
       <w:rPr>
+        <w:rFonts w:eastAsia="黑体"/>
         <w:b/>
         <w:bCs/>
         <w:i w:val="0"/>
@@ -11032,6 +11464,7 @@
     </w:tblStylePr>
     <w:tblStylePr w:type="firstCol">
       <w:rPr>
+        <w:rFonts w:eastAsia="黑体"/>
         <w:b/>
         <w:bCs/>
         <w:i w:val="0"/>
@@ -11051,6 +11484,7 @@
     </w:tblStylePr>
     <w:tblStylePr w:type="lastCol">
       <w:rPr>
+        <w:rFonts w:eastAsia="黑体"/>
         <w:b/>
         <w:bCs/>
         <w:i w:val="0"/>
@@ -11131,6 +11565,7 @@
     </w:tcPr>
     <w:tblStylePr w:type="firstRow">
       <w:rPr>
+        <w:rFonts w:eastAsia="黑体"/>
         <w:b/>
         <w:bCs/>
         <w:i w:val="0"/>
@@ -11152,6 +11587,7 @@
     </w:tblStylePr>
     <w:tblStylePr w:type="lastRow">
       <w:rPr>
+        <w:rFonts w:eastAsia="黑体"/>
         <w:b/>
         <w:bCs/>
         <w:i w:val="0"/>
@@ -11173,6 +11609,7 @@
     </w:tblStylePr>
     <w:tblStylePr w:type="firstCol">
       <w:rPr>
+        <w:rFonts w:eastAsia="黑体"/>
         <w:b/>
         <w:bCs/>
         <w:i w:val="0"/>
@@ -11192,6 +11629,7 @@
     </w:tblStylePr>
     <w:tblStylePr w:type="lastCol">
       <w:rPr>
+        <w:rFonts w:eastAsia="黑体"/>
         <w:b/>
         <w:bCs/>
         <w:i w:val="0"/>
@@ -11272,6 +11710,7 @@
     </w:tcPr>
     <w:tblStylePr w:type="firstRow">
       <w:rPr>
+        <w:rFonts w:eastAsia="黑体"/>
         <w:b/>
         <w:bCs/>
         <w:i w:val="0"/>
@@ -11293,6 +11732,7 @@
     </w:tblStylePr>
     <w:tblStylePr w:type="lastRow">
       <w:rPr>
+        <w:rFonts w:eastAsia="黑体"/>
         <w:b/>
         <w:bCs/>
         <w:i w:val="0"/>
@@ -11314,6 +11754,7 @@
     </w:tblStylePr>
     <w:tblStylePr w:type="firstCol">
       <w:rPr>
+        <w:rFonts w:eastAsia="黑体"/>
         <w:b/>
         <w:bCs/>
         <w:i w:val="0"/>
@@ -11333,6 +11774,7 @@
     </w:tblStylePr>
     <w:tblStylePr w:type="lastCol">
       <w:rPr>
+        <w:rFonts w:eastAsia="黑体"/>
         <w:b/>
         <w:bCs/>
         <w:i w:val="0"/>
@@ -11413,6 +11855,7 @@
     </w:tcPr>
     <w:tblStylePr w:type="firstRow">
       <w:rPr>
+        <w:rFonts w:eastAsia="黑体"/>
         <w:b/>
         <w:bCs/>
         <w:i w:val="0"/>
@@ -11434,6 +11877,7 @@
     </w:tblStylePr>
     <w:tblStylePr w:type="lastRow">
       <w:rPr>
+        <w:rFonts w:eastAsia="黑体"/>
         <w:b/>
         <w:bCs/>
         <w:i w:val="0"/>
@@ -11455,6 +11899,7 @@
     </w:tblStylePr>
     <w:tblStylePr w:type="firstCol">
       <w:rPr>
+        <w:rFonts w:eastAsia="黑体"/>
         <w:b/>
         <w:bCs/>
         <w:i w:val="0"/>
@@ -11474,6 +11919,7 @@
     </w:tblStylePr>
     <w:tblStylePr w:type="lastCol">
       <w:rPr>
+        <w:rFonts w:eastAsia="黑体"/>
         <w:b/>
         <w:bCs/>
         <w:i w:val="0"/>
@@ -11554,6 +12000,7 @@
     </w:tcPr>
     <w:tblStylePr w:type="firstRow">
       <w:rPr>
+        <w:rFonts w:eastAsia="黑体"/>
         <w:b/>
         <w:bCs/>
         <w:i w:val="0"/>
@@ -11575,6 +12022,7 @@
     </w:tblStylePr>
     <w:tblStylePr w:type="lastRow">
       <w:rPr>
+        <w:rFonts w:eastAsia="黑体"/>
         <w:b/>
         <w:bCs/>
         <w:i w:val="0"/>
@@ -11596,6 +12044,7 @@
     </w:tblStylePr>
     <w:tblStylePr w:type="firstCol">
       <w:rPr>
+        <w:rFonts w:eastAsia="黑体"/>
         <w:b/>
         <w:bCs/>
         <w:i w:val="0"/>
@@ -11615,6 +12064,7 @@
     </w:tblStylePr>
     <w:tblStylePr w:type="lastCol">
       <w:rPr>
+        <w:rFonts w:eastAsia="黑体"/>
         <w:b/>
         <w:bCs/>
         <w:i w:val="0"/>
@@ -11695,6 +12145,7 @@
     </w:tcPr>
     <w:tblStylePr w:type="firstRow">
       <w:rPr>
+        <w:rFonts w:eastAsia="黑体"/>
         <w:b/>
         <w:bCs/>
         <w:i w:val="0"/>
@@ -11716,6 +12167,7 @@
     </w:tblStylePr>
     <w:tblStylePr w:type="lastRow">
       <w:rPr>
+        <w:rFonts w:eastAsia="黑体"/>
         <w:b/>
         <w:bCs/>
         <w:i w:val="0"/>
@@ -11737,6 +12189,7 @@
     </w:tblStylePr>
     <w:tblStylePr w:type="firstCol">
       <w:rPr>
+        <w:rFonts w:eastAsia="黑体"/>
         <w:b/>
         <w:bCs/>
         <w:i w:val="0"/>
@@ -11756,6 +12209,7 @@
     </w:tblStylePr>
     <w:tblStylePr w:type="lastCol">
       <w:rPr>
+        <w:rFonts w:eastAsia="黑体"/>
         <w:b/>
         <w:bCs/>
         <w:i w:val="0"/>
@@ -11813,6 +12267,7 @@
       <w:spacing w:after="0" w:line="240" w:lineRule="auto"/>
     </w:pPr>
     <w:rPr>
+      <w:rFonts w:eastAsia="黑体"/>
       <w:color w:themeColor="background1" w:val="FFFFFF"/>
     </w:rPr>
     <w:tblPr>
@@ -11831,6 +12286,7 @@
     </w:tcPr>
     <w:tblStylePr w:type="firstRow">
       <w:rPr>
+        <w:rFonts w:eastAsia="黑体"/>
         <w:b/>
         <w:bCs/>
       </w:rPr>
@@ -11927,6 +12383,7 @@
       <w:spacing w:after="0" w:line="240" w:lineRule="auto"/>
     </w:pPr>
     <w:rPr>
+      <w:rFonts w:eastAsia="黑体"/>
       <w:color w:themeColor="background1" w:val="FFFFFF"/>
     </w:rPr>
     <w:tblPr>
@@ -11945,6 +12402,7 @@
     </w:tcPr>
     <w:tblStylePr w:type="firstRow">
       <w:rPr>
+        <w:rFonts w:eastAsia="黑体"/>
         <w:b/>
         <w:bCs/>
       </w:rPr>
@@ -12041,6 +12499,7 @@
       <w:spacing w:after="0" w:line="240" w:lineRule="auto"/>
     </w:pPr>
     <w:rPr>
+      <w:rFonts w:eastAsia="黑体"/>
       <w:color w:themeColor="background1" w:val="FFFFFF"/>
     </w:rPr>
     <w:tblPr>
@@ -12059,6 +12518,7 @@
     </w:tcPr>
     <w:tblStylePr w:type="firstRow">
       <w:rPr>
+        <w:rFonts w:eastAsia="黑体"/>
         <w:b/>
         <w:bCs/>
       </w:rPr>
@@ -12155,6 +12615,7 @@
       <w:spacing w:after="0" w:line="240" w:lineRule="auto"/>
     </w:pPr>
     <w:rPr>
+      <w:rFonts w:eastAsia="黑体"/>
       <w:color w:themeColor="background1" w:val="FFFFFF"/>
     </w:rPr>
     <w:tblPr>
@@ -12173,6 +12634,7 @@
     </w:tcPr>
     <w:tblStylePr w:type="firstRow">
       <w:rPr>
+        <w:rFonts w:eastAsia="黑体"/>
         <w:b/>
         <w:bCs/>
       </w:rPr>
@@ -12269,6 +12731,7 @@
       <w:spacing w:after="0" w:line="240" w:lineRule="auto"/>
     </w:pPr>
     <w:rPr>
+      <w:rFonts w:eastAsia="黑体"/>
       <w:color w:themeColor="background1" w:val="FFFFFF"/>
     </w:rPr>
     <w:tblPr>
@@ -12287,6 +12750,7 @@
     </w:tcPr>
     <w:tblStylePr w:type="firstRow">
       <w:rPr>
+        <w:rFonts w:eastAsia="黑体"/>
         <w:b/>
         <w:bCs/>
       </w:rPr>
@@ -12383,6 +12847,7 @@
       <w:spacing w:after="0" w:line="240" w:lineRule="auto"/>
     </w:pPr>
     <w:rPr>
+      <w:rFonts w:eastAsia="黑体"/>
       <w:color w:themeColor="background1" w:val="FFFFFF"/>
     </w:rPr>
     <w:tblPr>
@@ -12401,6 +12866,7 @@
     </w:tcPr>
     <w:tblStylePr w:type="firstRow">
       <w:rPr>
+        <w:rFonts w:eastAsia="黑体"/>
         <w:b/>
         <w:bCs/>
       </w:rPr>
@@ -12497,6 +12963,7 @@
       <w:spacing w:after="0" w:line="240" w:lineRule="auto"/>
     </w:pPr>
     <w:rPr>
+      <w:rFonts w:eastAsia="黑体"/>
       <w:color w:themeColor="background1" w:val="FFFFFF"/>
     </w:rPr>
     <w:tblPr>
@@ -12515,6 +12982,7 @@
     </w:tcPr>
     <w:tblStylePr w:type="firstRow">
       <w:rPr>
+        <w:rFonts w:eastAsia="黑体"/>
         <w:b/>
         <w:bCs/>
       </w:rPr>
@@ -12611,6 +13079,7 @@
       <w:spacing w:after="0" w:line="240" w:lineRule="auto"/>
     </w:pPr>
     <w:rPr>
+      <w:rFonts w:eastAsia="黑体"/>
       <w:color w:themeColor="text1" w:val="000000"/>
     </w:rPr>
     <w:tblPr>
@@ -12637,6 +13106,7 @@
     </w:tcPr>
     <w:tblStylePr w:type="firstRow">
       <w:rPr>
+        <w:rFonts w:eastAsia="黑体"/>
         <w:b/>
         <w:bCs/>
       </w:rPr>
@@ -12655,6 +13125,7 @@
     </w:tblStylePr>
     <w:tblStylePr w:type="lastRow">
       <w:rPr>
+        <w:rFonts w:eastAsia="黑体"/>
         <w:b/>
         <w:bCs/>
         <w:color w:themeColor="background1" w:val="FFFFFF"/>
@@ -12669,6 +13140,7 @@
     </w:tblStylePr>
     <w:tblStylePr w:type="firstCol">
       <w:rPr>
+        <w:rFonts w:eastAsia="黑体"/>
         <w:color w:themeColor="background1" w:val="FFFFFF"/>
       </w:rPr>
       <w:tblPr/>
@@ -12686,6 +13158,7 @@
     </w:tblStylePr>
     <w:tblStylePr w:type="lastCol">
       <w:rPr>
+        <w:rFonts w:eastAsia="黑体"/>
         <w:color w:themeColor="background1" w:val="FFFFFF"/>
       </w:rPr>
       <w:tblPr/>
@@ -12715,11 +13188,13 @@
     </w:tblStylePr>
     <w:tblStylePr w:type="neCell">
       <w:rPr>
+        <w:rFonts w:eastAsia="黑体"/>
         <w:color w:themeColor="text1" w:val="000000"/>
       </w:rPr>
     </w:tblStylePr>
     <w:tblStylePr w:type="nwCell">
       <w:rPr>
+        <w:rFonts w:eastAsia="黑体"/>
         <w:color w:themeColor="text1" w:val="000000"/>
       </w:rPr>
     </w:tblStylePr>
@@ -12733,6 +13208,7 @@
       <w:spacing w:after="0" w:line="240" w:lineRule="auto"/>
     </w:pPr>
     <w:rPr>
+      <w:rFonts w:eastAsia="黑体"/>
       <w:color w:themeColor="text1" w:val="000000"/>
     </w:rPr>
     <w:tblPr>
@@ -12759,6 +13235,7 @@
     </w:tcPr>
     <w:tblStylePr w:type="firstRow">
       <w:rPr>
+        <w:rFonts w:eastAsia="黑体"/>
         <w:b/>
         <w:bCs/>
       </w:rPr>
@@ -12777,6 +13254,7 @@
     </w:tblStylePr>
     <w:tblStylePr w:type="lastRow">
       <w:rPr>
+        <w:rFonts w:eastAsia="黑体"/>
         <w:b/>
         <w:bCs/>
         <w:color w:themeColor="background1" w:val="FFFFFF"/>
@@ -12791,6 +13269,7 @@
     </w:tblStylePr>
     <w:tblStylePr w:type="firstCol">
       <w:rPr>
+        <w:rFonts w:eastAsia="黑体"/>
         <w:color w:themeColor="background1" w:val="FFFFFF"/>
       </w:rPr>
       <w:tblPr/>
@@ -12808,6 +13287,7 @@
     </w:tblStylePr>
     <w:tblStylePr w:type="lastCol">
       <w:rPr>
+        <w:rFonts w:eastAsia="黑体"/>
         <w:color w:themeColor="background1" w:val="FFFFFF"/>
       </w:rPr>
       <w:tblPr/>
@@ -12837,11 +13317,13 @@
     </w:tblStylePr>
     <w:tblStylePr w:type="neCell">
       <w:rPr>
+        <w:rFonts w:eastAsia="黑体"/>
         <w:color w:themeColor="text1" w:val="000000"/>
       </w:rPr>
     </w:tblStylePr>
     <w:tblStylePr w:type="nwCell">
       <w:rPr>
+        <w:rFonts w:eastAsia="黑体"/>
         <w:color w:themeColor="text1" w:val="000000"/>
       </w:rPr>
     </w:tblStylePr>
@@ -12855,6 +13337,7 @@
       <w:spacing w:after="0" w:line="240" w:lineRule="auto"/>
     </w:pPr>
     <w:rPr>
+      <w:rFonts w:eastAsia="黑体"/>
       <w:color w:themeColor="text1" w:val="000000"/>
     </w:rPr>
     <w:tblPr>
@@ -12881,6 +13364,7 @@
     </w:tcPr>
     <w:tblStylePr w:type="firstRow">
       <w:rPr>
+        <w:rFonts w:eastAsia="黑体"/>
         <w:b/>
         <w:bCs/>
       </w:rPr>
@@ -12899,6 +13383,7 @@
     </w:tblStylePr>
     <w:tblStylePr w:type="lastRow">
       <w:rPr>
+        <w:rFonts w:eastAsia="黑体"/>
         <w:b/>
         <w:bCs/>
         <w:color w:themeColor="background1" w:val="FFFFFF"/>
@@ -12913,6 +13398,7 @@
     </w:tblStylePr>
     <w:tblStylePr w:type="firstCol">
       <w:rPr>
+        <w:rFonts w:eastAsia="黑体"/>
         <w:color w:themeColor="background1" w:val="FFFFFF"/>
       </w:rPr>
       <w:tblPr/>
@@ -12930,6 +13416,7 @@
     </w:tblStylePr>
     <w:tblStylePr w:type="lastCol">
       <w:rPr>
+        <w:rFonts w:eastAsia="黑体"/>
         <w:color w:themeColor="background1" w:val="FFFFFF"/>
       </w:rPr>
       <w:tblPr/>
@@ -12959,11 +13446,13 @@
     </w:tblStylePr>
     <w:tblStylePr w:type="neCell">
       <w:rPr>
+        <w:rFonts w:eastAsia="黑体"/>
         <w:color w:themeColor="text1" w:val="000000"/>
       </w:rPr>
     </w:tblStylePr>
     <w:tblStylePr w:type="nwCell">
       <w:rPr>
+        <w:rFonts w:eastAsia="黑体"/>
         <w:color w:themeColor="text1" w:val="000000"/>
       </w:rPr>
     </w:tblStylePr>
@@ -12977,6 +13466,7 @@
       <w:spacing w:after="0" w:line="240" w:lineRule="auto"/>
     </w:pPr>
     <w:rPr>
+      <w:rFonts w:eastAsia="黑体"/>
       <w:color w:themeColor="text1" w:val="000000"/>
     </w:rPr>
     <w:tblPr>
@@ -13003,6 +13493,7 @@
     </w:tcPr>
     <w:tblStylePr w:type="firstRow">
       <w:rPr>
+        <w:rFonts w:eastAsia="黑体"/>
         <w:b/>
         <w:bCs/>
       </w:rPr>
@@ -13021,6 +13512,7 @@
     </w:tblStylePr>
     <w:tblStylePr w:type="lastRow">
       <w:rPr>
+        <w:rFonts w:eastAsia="黑体"/>
         <w:b/>
         <w:bCs/>
         <w:color w:themeColor="background1" w:val="FFFFFF"/>
@@ -13035,6 +13527,7 @@
     </w:tblStylePr>
     <w:tblStylePr w:type="firstCol">
       <w:rPr>
+        <w:rFonts w:eastAsia="黑体"/>
         <w:color w:themeColor="background1" w:val="FFFFFF"/>
       </w:rPr>
       <w:tblPr/>
@@ -13052,6 +13545,7 @@
     </w:tblStylePr>
     <w:tblStylePr w:type="lastCol">
       <w:rPr>
+        <w:rFonts w:eastAsia="黑体"/>
         <w:color w:themeColor="background1" w:val="FFFFFF"/>
       </w:rPr>
       <w:tblPr/>
@@ -13089,6 +13583,7 @@
       <w:spacing w:after="0" w:line="240" w:lineRule="auto"/>
     </w:pPr>
     <w:rPr>
+      <w:rFonts w:eastAsia="黑体"/>
       <w:color w:themeColor="text1" w:val="000000"/>
     </w:rPr>
     <w:tblPr>
@@ -13115,6 +13610,7 @@
     </w:tcPr>
     <w:tblStylePr w:type="firstRow">
       <w:rPr>
+        <w:rFonts w:eastAsia="黑体"/>
         <w:b/>
         <w:bCs/>
       </w:rPr>
@@ -13133,6 +13629,7 @@
     </w:tblStylePr>
     <w:tblStylePr w:type="lastRow">
       <w:rPr>
+        <w:rFonts w:eastAsia="黑体"/>
         <w:b/>
         <w:bCs/>
         <w:color w:themeColor="background1" w:val="FFFFFF"/>
@@ -13147,6 +13644,7 @@
     </w:tblStylePr>
     <w:tblStylePr w:type="firstCol">
       <w:rPr>
+        <w:rFonts w:eastAsia="黑体"/>
         <w:color w:themeColor="background1" w:val="FFFFFF"/>
       </w:rPr>
       <w:tblPr/>
@@ -13164,6 +13662,7 @@
     </w:tblStylePr>
     <w:tblStylePr w:type="lastCol">
       <w:rPr>
+        <w:rFonts w:eastAsia="黑体"/>
         <w:color w:themeColor="background1" w:val="FFFFFF"/>
       </w:rPr>
       <w:tblPr/>
@@ -13193,11 +13692,13 @@
     </w:tblStylePr>
     <w:tblStylePr w:type="neCell">
       <w:rPr>
+        <w:rFonts w:eastAsia="黑体"/>
         <w:color w:themeColor="text1" w:val="000000"/>
       </w:rPr>
     </w:tblStylePr>
     <w:tblStylePr w:type="nwCell">
       <w:rPr>
+        <w:rFonts w:eastAsia="黑体"/>
         <w:color w:themeColor="text1" w:val="000000"/>
       </w:rPr>
     </w:tblStylePr>
@@ -13211,6 +13712,7 @@
       <w:spacing w:after="0" w:line="240" w:lineRule="auto"/>
     </w:pPr>
     <w:rPr>
+      <w:rFonts w:eastAsia="黑体"/>
       <w:color w:themeColor="text1" w:val="000000"/>
     </w:rPr>
     <w:tblPr>
@@ -13237,6 +13739,7 @@
     </w:tcPr>
     <w:tblStylePr w:type="firstRow">
       <w:rPr>
+        <w:rFonts w:eastAsia="黑体"/>
         <w:b/>
         <w:bCs/>
       </w:rPr>
@@ -13255,6 +13758,7 @@
     </w:tblStylePr>
     <w:tblStylePr w:type="lastRow">
       <w:rPr>
+        <w:rFonts w:eastAsia="黑体"/>
         <w:b/>
         <w:bCs/>
         <w:color w:themeColor="background1" w:val="FFFFFF"/>
@@ -13269,6 +13773,7 @@
     </w:tblStylePr>
     <w:tblStylePr w:type="firstCol">
       <w:rPr>
+        <w:rFonts w:eastAsia="黑体"/>
         <w:color w:themeColor="background1" w:val="FFFFFF"/>
       </w:rPr>
       <w:tblPr/>
@@ -13286,6 +13791,7 @@
     </w:tblStylePr>
     <w:tblStylePr w:type="lastCol">
       <w:rPr>
+        <w:rFonts w:eastAsia="黑体"/>
         <w:color w:themeColor="background1" w:val="FFFFFF"/>
       </w:rPr>
       <w:tblPr/>
@@ -13315,11 +13821,13 @@
     </w:tblStylePr>
     <w:tblStylePr w:type="neCell">
       <w:rPr>
+        <w:rFonts w:eastAsia="黑体"/>
         <w:color w:themeColor="text1" w:val="000000"/>
       </w:rPr>
     </w:tblStylePr>
     <w:tblStylePr w:type="nwCell">
       <w:rPr>
+        <w:rFonts w:eastAsia="黑体"/>
         <w:color w:themeColor="text1" w:val="000000"/>
       </w:rPr>
     </w:tblStylePr>
@@ -13333,6 +13841,7 @@
       <w:spacing w:after="0" w:line="240" w:lineRule="auto"/>
     </w:pPr>
     <w:rPr>
+      <w:rFonts w:eastAsia="黑体"/>
       <w:color w:themeColor="text1" w:val="000000"/>
     </w:rPr>
     <w:tblPr>
@@ -13359,6 +13868,7 @@
     </w:tcPr>
     <w:tblStylePr w:type="firstRow">
       <w:rPr>
+        <w:rFonts w:eastAsia="黑体"/>
         <w:b/>
         <w:bCs/>
       </w:rPr>
@@ -13377,6 +13887,7 @@
     </w:tblStylePr>
     <w:tblStylePr w:type="lastRow">
       <w:rPr>
+        <w:rFonts w:eastAsia="黑体"/>
         <w:b/>
         <w:bCs/>
         <w:color w:themeColor="background1" w:val="FFFFFF"/>
@@ -13391,6 +13902,7 @@
     </w:tblStylePr>
     <w:tblStylePr w:type="firstCol">
       <w:rPr>
+        <w:rFonts w:eastAsia="黑体"/>
         <w:color w:themeColor="background1" w:val="FFFFFF"/>
       </w:rPr>
       <w:tblPr/>
@@ -13408,6 +13920,7 @@
     </w:tblStylePr>
     <w:tblStylePr w:type="lastCol">
       <w:rPr>
+        <w:rFonts w:eastAsia="黑体"/>
         <w:color w:themeColor="background1" w:val="FFFFFF"/>
       </w:rPr>
       <w:tblPr/>
@@ -13437,11 +13950,13 @@
     </w:tblStylePr>
     <w:tblStylePr w:type="neCell">
       <w:rPr>
+        <w:rFonts w:eastAsia="黑体"/>
         <w:color w:themeColor="text1" w:val="000000"/>
       </w:rPr>
     </w:tblStylePr>
     <w:tblStylePr w:type="nwCell">
       <w:rPr>
+        <w:rFonts w:eastAsia="黑体"/>
         <w:color w:themeColor="text1" w:val="000000"/>
       </w:rPr>
     </w:tblStylePr>
@@ -13455,6 +13970,7 @@
       <w:spacing w:after="0" w:line="240" w:lineRule="auto"/>
     </w:pPr>
     <w:rPr>
+      <w:rFonts w:eastAsia="黑体"/>
       <w:color w:themeColor="text1" w:val="000000"/>
     </w:rPr>
     <w:tblPr>
@@ -13473,6 +13989,7 @@
     </w:tcPr>
     <w:tblStylePr w:type="firstRow">
       <w:rPr>
+        <w:rFonts w:eastAsia="黑体"/>
         <w:b/>
         <w:bCs/>
         <w:color w:themeColor="background1" w:val="FFFFFF"/>
@@ -13487,6 +14004,7 @@
     </w:tblStylePr>
     <w:tblStylePr w:type="lastRow">
       <w:rPr>
+        <w:rFonts w:eastAsia="黑体"/>
         <w:b/>
         <w:bCs/>
         <w:color w:themeColor="accent2" w:themeShade="CC" w:val="9E3A38"/>
@@ -13501,12 +14019,14 @@
     </w:tblStylePr>
     <w:tblStylePr w:type="firstCol">
       <w:rPr>
+        <w:rFonts w:eastAsia="黑体"/>
         <w:b/>
         <w:bCs/>
       </w:rPr>
     </w:tblStylePr>
     <w:tblStylePr w:type="lastCol">
       <w:rPr>
+        <w:rFonts w:eastAsia="黑体"/>
         <w:b/>
         <w:bCs/>
       </w:rPr>
@@ -13541,6 +14061,7 @@
       <w:spacing w:after="0" w:line="240" w:lineRule="auto"/>
     </w:pPr>
     <w:rPr>
+      <w:rFonts w:eastAsia="黑体"/>
       <w:color w:themeColor="text1" w:val="000000"/>
     </w:rPr>
     <w:tblPr>
@@ -13559,6 +14080,7 @@
     </w:tcPr>
     <w:tblStylePr w:type="firstRow">
       <w:rPr>
+        <w:rFonts w:eastAsia="黑体"/>
         <w:b/>
         <w:bCs/>
         <w:color w:themeColor="background1" w:val="FFFFFF"/>
@@ -13573,6 +14095,7 @@
     </w:tblStylePr>
     <w:tblStylePr w:type="lastRow">
       <w:rPr>
+        <w:rFonts w:eastAsia="黑体"/>
         <w:b/>
         <w:bCs/>
         <w:color w:themeColor="accent2" w:themeShade="CC" w:val="9E3A38"/>
@@ -13587,12 +14110,14 @@
     </w:tblStylePr>
     <w:tblStylePr w:type="firstCol">
       <w:rPr>
+        <w:rFonts w:eastAsia="黑体"/>
         <w:b/>
         <w:bCs/>
       </w:rPr>
     </w:tblStylePr>
     <w:tblStylePr w:type="lastCol">
       <w:rPr>
+        <w:rFonts w:eastAsia="黑体"/>
         <w:b/>
         <w:bCs/>
       </w:rPr>
@@ -13627,6 +14152,7 @@
       <w:spacing w:after="0" w:line="240" w:lineRule="auto"/>
     </w:pPr>
     <w:rPr>
+      <w:rFonts w:eastAsia="黑体"/>
       <w:color w:themeColor="text1" w:val="000000"/>
     </w:rPr>
     <w:tblPr>
@@ -13645,6 +14171,7 @@
     </w:tcPr>
     <w:tblStylePr w:type="firstRow">
       <w:rPr>
+        <w:rFonts w:eastAsia="黑体"/>
         <w:b/>
         <w:bCs/>
         <w:color w:themeColor="background1" w:val="FFFFFF"/>
@@ -13659,6 +14186,7 @@
     </w:tblStylePr>
     <w:tblStylePr w:type="lastRow">
       <w:rPr>
+        <w:rFonts w:eastAsia="黑体"/>
         <w:b/>
         <w:bCs/>
         <w:color w:themeColor="accent2" w:themeShade="CC" w:val="9E3A38"/>
@@ -13673,12 +14201,14 @@
     </w:tblStylePr>
     <w:tblStylePr w:type="firstCol">
       <w:rPr>
+        <w:rFonts w:eastAsia="黑体"/>
         <w:b/>
         <w:bCs/>
       </w:rPr>
     </w:tblStylePr>
     <w:tblStylePr w:type="lastCol">
       <w:rPr>
+        <w:rFonts w:eastAsia="黑体"/>
         <w:b/>
         <w:bCs/>
       </w:rPr>
@@ -13713,6 +14243,7 @@
       <w:spacing w:after="0" w:line="240" w:lineRule="auto"/>
     </w:pPr>
     <w:rPr>
+      <w:rFonts w:eastAsia="黑体"/>
       <w:color w:themeColor="text1" w:val="000000"/>
     </w:rPr>
     <w:tblPr>
@@ -13731,6 +14262,7 @@
     </w:tcPr>
     <w:tblStylePr w:type="firstRow">
       <w:rPr>
+        <w:rFonts w:eastAsia="黑体"/>
         <w:b/>
         <w:bCs/>
         <w:color w:themeColor="background1" w:val="FFFFFF"/>
@@ -13745,6 +14277,7 @@
     </w:tblStylePr>
     <w:tblStylePr w:type="lastRow">
       <w:rPr>
+        <w:rFonts w:eastAsia="黑体"/>
         <w:b/>
         <w:bCs/>
         <w:color w:themeColor="accent4" w:themeShade="CC" w:val="664E82"/>
@@ -13759,12 +14292,14 @@
     </w:tblStylePr>
     <w:tblStylePr w:type="firstCol">
       <w:rPr>
+        <w:rFonts w:eastAsia="黑体"/>
         <w:b/>
         <w:bCs/>
       </w:rPr>
     </w:tblStylePr>
     <w:tblStylePr w:type="lastCol">
       <w:rPr>
+        <w:rFonts w:eastAsia="黑体"/>
         <w:b/>
         <w:bCs/>
       </w:rPr>
@@ -13799,6 +14334,7 @@
       <w:spacing w:after="0" w:line="240" w:lineRule="auto"/>
     </w:pPr>
     <w:rPr>
+      <w:rFonts w:eastAsia="黑体"/>
       <w:color w:themeColor="text1" w:val="000000"/>
     </w:rPr>
     <w:tblPr>
@@ -13817,6 +14353,7 @@
     </w:tcPr>
     <w:tblStylePr w:type="firstRow">
       <w:rPr>
+        <w:rFonts w:eastAsia="黑体"/>
         <w:b/>
         <w:bCs/>
         <w:color w:themeColor="background1" w:val="FFFFFF"/>
@@ -13831,6 +14368,7 @@
     </w:tblStylePr>
     <w:tblStylePr w:type="lastRow">
       <w:rPr>
+        <w:rFonts w:eastAsia="黑体"/>
         <w:b/>
         <w:bCs/>
         <w:color w:themeColor="accent3" w:themeShade="CC" w:val="7E9C40"/>
@@ -13845,12 +14383,14 @@
     </w:tblStylePr>
     <w:tblStylePr w:type="firstCol">
       <w:rPr>
+        <w:rFonts w:eastAsia="黑体"/>
         <w:b/>
         <w:bCs/>
       </w:rPr>
     </w:tblStylePr>
     <w:tblStylePr w:type="lastCol">
       <w:rPr>
+        <w:rFonts w:eastAsia="黑体"/>
         <w:b/>
         <w:bCs/>
       </w:rPr>
@@ -13885,6 +14425,7 @@
       <w:spacing w:after="0" w:line="240" w:lineRule="auto"/>
     </w:pPr>
     <w:rPr>
+      <w:rFonts w:eastAsia="黑体"/>
       <w:color w:themeColor="text1" w:val="000000"/>
     </w:rPr>
     <w:tblPr>
@@ -13903,6 +14444,7 @@
     </w:tcPr>
     <w:tblStylePr w:type="firstRow">
       <w:rPr>
+        <w:rFonts w:eastAsia="黑体"/>
         <w:b/>
         <w:bCs/>
         <w:color w:themeColor="background1" w:val="FFFFFF"/>
@@ -13917,6 +14459,7 @@
     </w:tblStylePr>
     <w:tblStylePr w:type="lastRow">
       <w:rPr>
+        <w:rFonts w:eastAsia="黑体"/>
         <w:b/>
         <w:bCs/>
         <w:color w:themeColor="accent6" w:themeShade="CC" w:val="F2730A"/>
@@ -13931,12 +14474,14 @@
     </w:tblStylePr>
     <w:tblStylePr w:type="firstCol">
       <w:rPr>
+        <w:rFonts w:eastAsia="黑体"/>
         <w:b/>
         <w:bCs/>
       </w:rPr>
     </w:tblStylePr>
     <w:tblStylePr w:type="lastCol">
       <w:rPr>
+        <w:rFonts w:eastAsia="黑体"/>
         <w:b/>
         <w:bCs/>
       </w:rPr>
@@ -13971,6 +14516,7 @@
       <w:spacing w:after="0" w:line="240" w:lineRule="auto"/>
     </w:pPr>
     <w:rPr>
+      <w:rFonts w:eastAsia="黑体"/>
       <w:color w:themeColor="text1" w:val="000000"/>
     </w:rPr>
     <w:tblPr>
@@ -13989,6 +14535,7 @@
     </w:tcPr>
     <w:tblStylePr w:type="firstRow">
       <w:rPr>
+        <w:rFonts w:eastAsia="黑体"/>
         <w:b/>
         <w:bCs/>
         <w:color w:themeColor="background1" w:val="FFFFFF"/>
@@ -14003,6 +14550,7 @@
     </w:tblStylePr>
     <w:tblStylePr w:type="lastRow">
       <w:rPr>
+        <w:rFonts w:eastAsia="黑体"/>
         <w:b/>
         <w:bCs/>
         <w:color w:themeColor="accent5" w:themeShade="CC" w:val="348DA5"/>
@@ -14017,12 +14565,14 @@
     </w:tblStylePr>
     <w:tblStylePr w:type="firstCol">
       <w:rPr>
+        <w:rFonts w:eastAsia="黑体"/>
         <w:b/>
         <w:bCs/>
       </w:rPr>
     </w:tblStylePr>
     <w:tblStylePr w:type="lastCol">
       <w:rPr>
+        <w:rFonts w:eastAsia="黑体"/>
         <w:b/>
         <w:bCs/>
       </w:rPr>
@@ -14057,6 +14607,7 @@
       <w:spacing w:after="0" w:line="240" w:lineRule="auto"/>
     </w:pPr>
     <w:rPr>
+      <w:rFonts w:eastAsia="黑体"/>
       <w:color w:themeColor="text1" w:val="000000"/>
     </w:rPr>
     <w:tblPr>
@@ -14078,6 +14629,7 @@
     </w:tcPr>
     <w:tblStylePr w:type="firstRow">
       <w:rPr>
+        <w:rFonts w:eastAsia="黑体"/>
         <w:b/>
         <w:bCs/>
       </w:rPr>
@@ -14088,6 +14640,7 @@
     </w:tblStylePr>
     <w:tblStylePr w:type="lastRow">
       <w:rPr>
+        <w:rFonts w:eastAsia="黑体"/>
         <w:b/>
         <w:bCs/>
         <w:color w:themeColor="text1" w:val="000000"/>
@@ -14099,6 +14652,7 @@
     </w:tblStylePr>
     <w:tblStylePr w:type="firstCol">
       <w:rPr>
+        <w:rFonts w:eastAsia="黑体"/>
         <w:color w:themeColor="background1" w:val="FFFFFF"/>
       </w:rPr>
       <w:tblPr/>
@@ -14108,6 +14662,7 @@
     </w:tblStylePr>
     <w:tblStylePr w:type="lastCol">
       <w:rPr>
+        <w:rFonts w:eastAsia="黑体"/>
         <w:color w:themeColor="background1" w:val="FFFFFF"/>
       </w:rPr>
       <w:tblPr/>
@@ -14137,6 +14692,7 @@
       <w:spacing w:after="0" w:line="240" w:lineRule="auto"/>
     </w:pPr>
     <w:rPr>
+      <w:rFonts w:eastAsia="黑体"/>
       <w:color w:themeColor="text1" w:val="000000"/>
     </w:rPr>
     <w:tblPr>
@@ -14158,6 +14714,7 @@
     </w:tcPr>
     <w:tblStylePr w:type="firstRow">
       <w:rPr>
+        <w:rFonts w:eastAsia="黑体"/>
         <w:b/>
         <w:bCs/>
       </w:rPr>
@@ -14168,6 +14725,7 @@
     </w:tblStylePr>
     <w:tblStylePr w:type="lastRow">
       <w:rPr>
+        <w:rFonts w:eastAsia="黑体"/>
         <w:b/>
         <w:bCs/>
         <w:color w:themeColor="text1" w:val="000000"/>
@@ -14179,6 +14737,7 @@
     </w:tblStylePr>
     <w:tblStylePr w:type="firstCol">
       <w:rPr>
+        <w:rFonts w:eastAsia="黑体"/>
         <w:color w:themeColor="background1" w:val="FFFFFF"/>
       </w:rPr>
       <w:tblPr/>
@@ -14188,6 +14747,7 @@
     </w:tblStylePr>
     <w:tblStylePr w:type="lastCol">
       <w:rPr>
+        <w:rFonts w:eastAsia="黑体"/>
         <w:color w:themeColor="background1" w:val="FFFFFF"/>
       </w:rPr>
       <w:tblPr/>
@@ -14217,6 +14777,7 @@
       <w:spacing w:after="0" w:line="240" w:lineRule="auto"/>
     </w:pPr>
     <w:rPr>
+      <w:rFonts w:eastAsia="黑体"/>
       <w:color w:themeColor="text1" w:val="000000"/>
     </w:rPr>
     <w:tblPr>
@@ -14238,6 +14799,7 @@
     </w:tcPr>
     <w:tblStylePr w:type="firstRow">
       <w:rPr>
+        <w:rFonts w:eastAsia="黑体"/>
         <w:b/>
         <w:bCs/>
       </w:rPr>
@@ -14248,6 +14810,7 @@
     </w:tblStylePr>
     <w:tblStylePr w:type="lastRow">
       <w:rPr>
+        <w:rFonts w:eastAsia="黑体"/>
         <w:b/>
         <w:bCs/>
         <w:color w:themeColor="text1" w:val="000000"/>
@@ -14259,6 +14822,7 @@
     </w:tblStylePr>
     <w:tblStylePr w:type="firstCol">
       <w:rPr>
+        <w:rFonts w:eastAsia="黑体"/>
         <w:color w:themeColor="background1" w:val="FFFFFF"/>
       </w:rPr>
       <w:tblPr/>
@@ -14268,6 +14832,7 @@
     </w:tblStylePr>
     <w:tblStylePr w:type="lastCol">
       <w:rPr>
+        <w:rFonts w:eastAsia="黑体"/>
         <w:color w:themeColor="background1" w:val="FFFFFF"/>
       </w:rPr>
       <w:tblPr/>
@@ -14297,6 +14862,7 @@
       <w:spacing w:after="0" w:line="240" w:lineRule="auto"/>
     </w:pPr>
     <w:rPr>
+      <w:rFonts w:eastAsia="黑体"/>
       <w:color w:themeColor="text1" w:val="000000"/>
     </w:rPr>
     <w:tblPr>
@@ -14318,6 +14884,7 @@
     </w:tcPr>
     <w:tblStylePr w:type="firstRow">
       <w:rPr>
+        <w:rFonts w:eastAsia="黑体"/>
         <w:b/>
         <w:bCs/>
       </w:rPr>
@@ -14328,6 +14895,7 @@
     </w:tblStylePr>
     <w:tblStylePr w:type="lastRow">
       <w:rPr>
+        <w:rFonts w:eastAsia="黑体"/>
         <w:b/>
         <w:bCs/>
         <w:color w:themeColor="text1" w:val="000000"/>
@@ -14339,6 +14907,7 @@
     </w:tblStylePr>
     <w:tblStylePr w:type="firstCol">
       <w:rPr>
+        <w:rFonts w:eastAsia="黑体"/>
         <w:color w:themeColor="background1" w:val="FFFFFF"/>
       </w:rPr>
       <w:tblPr/>
@@ -14348,6 +14917,7 @@
     </w:tblStylePr>
     <w:tblStylePr w:type="lastCol">
       <w:rPr>
+        <w:rFonts w:eastAsia="黑体"/>
         <w:color w:themeColor="background1" w:val="FFFFFF"/>
       </w:rPr>
       <w:tblPr/>
@@ -14377,6 +14947,7 @@
       <w:spacing w:after="0" w:line="240" w:lineRule="auto"/>
     </w:pPr>
     <w:rPr>
+      <w:rFonts w:eastAsia="黑体"/>
       <w:color w:themeColor="text1" w:val="000000"/>
     </w:rPr>
     <w:tblPr>
@@ -14398,6 +14969,7 @@
     </w:tcPr>
     <w:tblStylePr w:type="firstRow">
       <w:rPr>
+        <w:rFonts w:eastAsia="黑体"/>
         <w:b/>
         <w:bCs/>
       </w:rPr>
@@ -14408,6 +14980,7 @@
     </w:tblStylePr>
     <w:tblStylePr w:type="lastRow">
       <w:rPr>
+        <w:rFonts w:eastAsia="黑体"/>
         <w:b/>
         <w:bCs/>
         <w:color w:themeColor="text1" w:val="000000"/>
@@ -14419,6 +14992,7 @@
     </w:tblStylePr>
     <w:tblStylePr w:type="firstCol">
       <w:rPr>
+        <w:rFonts w:eastAsia="黑体"/>
         <w:color w:themeColor="background1" w:val="FFFFFF"/>
       </w:rPr>
       <w:tblPr/>
@@ -14428,6 +15002,7 @@
     </w:tblStylePr>
     <w:tblStylePr w:type="lastCol">
       <w:rPr>
+        <w:rFonts w:eastAsia="黑体"/>
         <w:color w:themeColor="background1" w:val="FFFFFF"/>
       </w:rPr>
       <w:tblPr/>
@@ -14457,6 +15032,7 @@
       <w:spacing w:after="0" w:line="240" w:lineRule="auto"/>
     </w:pPr>
     <w:rPr>
+      <w:rFonts w:eastAsia="黑体"/>
       <w:color w:themeColor="text1" w:val="000000"/>
     </w:rPr>
     <w:tblPr>
@@ -14478,6 +15054,7 @@
     </w:tcPr>
     <w:tblStylePr w:type="firstRow">
       <w:rPr>
+        <w:rFonts w:eastAsia="黑体"/>
         <w:b/>
         <w:bCs/>
       </w:rPr>
@@ -14488,6 +15065,7 @@
     </w:tblStylePr>
     <w:tblStylePr w:type="lastRow">
       <w:rPr>
+        <w:rFonts w:eastAsia="黑体"/>
         <w:b/>
         <w:bCs/>
         <w:color w:themeColor="text1" w:val="000000"/>
@@ -14499,6 +15077,7 @@
     </w:tblStylePr>
     <w:tblStylePr w:type="firstCol">
       <w:rPr>
+        <w:rFonts w:eastAsia="黑体"/>
         <w:color w:themeColor="background1" w:val="FFFFFF"/>
       </w:rPr>
       <w:tblPr/>
@@ -14508,6 +15087,7 @@
     </w:tblStylePr>
     <w:tblStylePr w:type="lastCol">
       <w:rPr>
+        <w:rFonts w:eastAsia="黑体"/>
         <w:color w:themeColor="background1" w:val="FFFFFF"/>
       </w:rPr>
       <w:tblPr/>
@@ -14537,6 +15117,7 @@
       <w:spacing w:after="0" w:line="240" w:lineRule="auto"/>
     </w:pPr>
     <w:rPr>
+      <w:rFonts w:eastAsia="黑体"/>
       <w:color w:themeColor="text1" w:val="000000"/>
     </w:rPr>
     <w:tblPr>
@@ -14558,6 +15139,7 @@
     </w:tcPr>
     <w:tblStylePr w:type="firstRow">
       <w:rPr>
+        <w:rFonts w:eastAsia="黑体"/>
         <w:b/>
         <w:bCs/>
       </w:rPr>
@@ -14568,6 +15150,7 @@
     </w:tblStylePr>
     <w:tblStylePr w:type="lastRow">
       <w:rPr>
+        <w:rFonts w:eastAsia="黑体"/>
         <w:b/>
         <w:bCs/>
         <w:color w:themeColor="text1" w:val="000000"/>
@@ -14579,6 +15162,7 @@
     </w:tblStylePr>
     <w:tblStylePr w:type="firstCol">
       <w:rPr>
+        <w:rFonts w:eastAsia="黑体"/>
         <w:color w:themeColor="background1" w:val="FFFFFF"/>
       </w:rPr>
       <w:tblPr/>
@@ -14588,6 +15172,7 @@
     </w:tblStylePr>
     <w:tblStylePr w:type="lastCol">
       <w:rPr>
+        <w:rFonts w:eastAsia="黑体"/>
         <w:color w:themeColor="background1" w:val="FFFFFF"/>
       </w:rPr>
       <w:tblPr/>
@@ -14620,6 +15205,7 @@
     <w:name w:val="KeywordTok"/>
     <w:basedOn w:val="VerbatimChar"/>
     <w:rPr>
+      <w:rFonts w:eastAsia="黑体"/>
       <w:b/>
       <w:color w:val="007020"/>
     </w:rPr>
@@ -14628,6 +15214,7 @@
     <w:name w:val="DataTypeTok"/>
     <w:basedOn w:val="VerbatimChar"/>
     <w:rPr>
+      <w:rFonts w:eastAsia="黑体"/>
       <w:color w:val="902000"/>
     </w:rPr>
   </w:style>
@@ -14635,6 +15222,7 @@
     <w:name w:val="DecValTok"/>
     <w:basedOn w:val="VerbatimChar"/>
     <w:rPr>
+      <w:rFonts w:eastAsia="黑体"/>
       <w:color w:val="40a070"/>
     </w:rPr>
   </w:style>
@@ -14642,6 +15230,7 @@
     <w:name w:val="BaseNTok"/>
     <w:basedOn w:val="VerbatimChar"/>
     <w:rPr>
+      <w:rFonts w:eastAsia="黑体"/>
       <w:color w:val="40a070"/>
     </w:rPr>
   </w:style>
@@ -14649,6 +15238,7 @@
     <w:name w:val="FloatTok"/>
     <w:basedOn w:val="VerbatimChar"/>
     <w:rPr>
+      <w:rFonts w:eastAsia="黑体"/>
       <w:color w:val="40a070"/>
     </w:rPr>
   </w:style>
@@ -14656,6 +15246,7 @@
     <w:name w:val="ConstantTok"/>
     <w:basedOn w:val="VerbatimChar"/>
     <w:rPr>
+      <w:rFonts w:eastAsia="黑体"/>
       <w:color w:val="880000"/>
     </w:rPr>
   </w:style>
@@ -14663,6 +15254,7 @@
     <w:name w:val="CharTok"/>
     <w:basedOn w:val="VerbatimChar"/>
     <w:rPr>
+      <w:rFonts w:eastAsia="黑体"/>
       <w:color w:val="4070a0"/>
     </w:rPr>
   </w:style>
@@ -14670,6 +15262,7 @@
     <w:name w:val="SpecialCharTok"/>
     <w:basedOn w:val="VerbatimChar"/>
     <w:rPr>
+      <w:rFonts w:eastAsia="黑体"/>
       <w:color w:val="4070a0"/>
     </w:rPr>
   </w:style>
@@ -14677,6 +15270,7 @@
     <w:name w:val="StringTok"/>
     <w:basedOn w:val="VerbatimChar"/>
     <w:rPr>
+      <w:rFonts w:eastAsia="黑体"/>
       <w:color w:val="4070a0"/>
     </w:rPr>
   </w:style>
@@ -14684,6 +15278,7 @@
     <w:name w:val="VerbatimStringTok"/>
     <w:basedOn w:val="VerbatimChar"/>
     <w:rPr>
+      <w:rFonts w:eastAsia="黑体"/>
       <w:color w:val="4070a0"/>
     </w:rPr>
   </w:style>
@@ -14691,6 +15286,7 @@
     <w:name w:val="SpecialStringTok"/>
     <w:basedOn w:val="VerbatimChar"/>
     <w:rPr>
+      <w:rFonts w:eastAsia="黑体"/>
       <w:color w:val="bb6688"/>
     </w:rPr>
   </w:style>
@@ -14698,6 +15294,7 @@
     <w:name w:val="ImportTok"/>
     <w:basedOn w:val="VerbatimChar"/>
     <w:rPr>
+      <w:rFonts w:eastAsia="黑体"/>
       <w:b/>
       <w:color w:val="008000"/>
     </w:rPr>
@@ -14706,6 +15303,7 @@
     <w:name w:val="CommentTok"/>
     <w:basedOn w:val="VerbatimChar"/>
     <w:rPr>
+      <w:rFonts w:eastAsia="黑体"/>
       <w:i/>
       <w:color w:val="60a0b0"/>
     </w:rPr>
@@ -14714,6 +15312,7 @@
     <w:name w:val="DocumentationTok"/>
     <w:basedOn w:val="VerbatimChar"/>
     <w:rPr>
+      <w:rFonts w:eastAsia="黑体"/>
       <w:i/>
       <w:color w:val="ba2121"/>
     </w:rPr>
@@ -14722,6 +15321,7 @@
     <w:name w:val="AnnotationTok"/>
     <w:basedOn w:val="VerbatimChar"/>
     <w:rPr>
+      <w:rFonts w:eastAsia="黑体"/>
       <w:b/>
       <w:i/>
       <w:color w:val="60a0b0"/>
@@ -14731,6 +15331,7 @@
     <w:name w:val="CommentVarTok"/>
     <w:basedOn w:val="VerbatimChar"/>
     <w:rPr>
+      <w:rFonts w:eastAsia="黑体"/>
       <w:b/>
       <w:i/>
       <w:color w:val="60a0b0"/>
@@ -14740,6 +15341,7 @@
     <w:name w:val="OtherTok"/>
     <w:basedOn w:val="VerbatimChar"/>
     <w:rPr>
+      <w:rFonts w:eastAsia="黑体"/>
       <w:color w:val="007020"/>
     </w:rPr>
   </w:style>
@@ -14747,6 +15349,7 @@
     <w:name w:val="FunctionTok"/>
     <w:basedOn w:val="VerbatimChar"/>
     <w:rPr>
+      <w:rFonts w:eastAsia="黑体"/>
       <w:color w:val="06287e"/>
     </w:rPr>
   </w:style>
@@ -14754,6 +15357,7 @@
     <w:name w:val="VariableTok"/>
     <w:basedOn w:val="VerbatimChar"/>
     <w:rPr>
+      <w:rFonts w:eastAsia="黑体"/>
       <w:color w:val="19177c"/>
     </w:rPr>
   </w:style>
@@ -14761,6 +15365,7 @@
     <w:name w:val="ControlFlowTok"/>
     <w:basedOn w:val="VerbatimChar"/>
     <w:rPr>
+      <w:rFonts w:eastAsia="黑体"/>
       <w:b/>
       <w:color w:val="007020"/>
     </w:rPr>
@@ -14769,6 +15374,7 @@
     <w:name w:val="OperatorTok"/>
     <w:basedOn w:val="VerbatimChar"/>
     <w:rPr>
+      <w:rFonts w:eastAsia="黑体"/>
       <w:color w:val="666666"/>
     </w:rPr>
   </w:style>
@@ -14776,18 +15382,22 @@
     <w:name w:val="BuiltInTok"/>
     <w:basedOn w:val="VerbatimChar"/>
     <w:rPr>
+      <w:rFonts w:eastAsia="黑体"/>
       <w:color w:val="008000"/>
     </w:rPr>
   </w:style>
   <w:style w:type="character" w:customStyle="1" w:styleId="ExtensionTok">
     <w:name w:val="ExtensionTok"/>
     <w:basedOn w:val="VerbatimChar"/>
-    <w:rPr/>
+    <w:rPr>
+      <w:rFonts w:eastAsia="黑体"/>
+    </w:rPr>
   </w:style>
   <w:style w:type="character" w:customStyle="1" w:styleId="PreprocessorTok">
     <w:name w:val="PreprocessorTok"/>
     <w:basedOn w:val="VerbatimChar"/>
     <w:rPr>
+      <w:rFonts w:eastAsia="黑体"/>
       <w:color w:val="bc7a00"/>
     </w:rPr>
   </w:style>
@@ -14795,18 +15405,22 @@
     <w:name w:val="AttributeTok"/>
     <w:basedOn w:val="VerbatimChar"/>
     <w:rPr>
+      <w:rFonts w:eastAsia="黑体"/>
       <w:color w:val="7d9029"/>
     </w:rPr>
   </w:style>
   <w:style w:type="character" w:customStyle="1" w:styleId="RegionMarkerTok">
     <w:name w:val="RegionMarkerTok"/>
     <w:basedOn w:val="VerbatimChar"/>
-    <w:rPr/>
+    <w:rPr>
+      <w:rFonts w:eastAsia="黑体"/>
+    </w:rPr>
   </w:style>
   <w:style w:type="character" w:customStyle="1" w:styleId="InformationTok">
     <w:name w:val="InformationTok"/>
     <w:basedOn w:val="VerbatimChar"/>
     <w:rPr>
+      <w:rFonts w:eastAsia="黑体"/>
       <w:b/>
       <w:i/>
       <w:color w:val="60a0b0"/>
@@ -14816,6 +15430,7 @@
     <w:name w:val="WarningTok"/>
     <w:basedOn w:val="VerbatimChar"/>
     <w:rPr>
+      <w:rFonts w:eastAsia="黑体"/>
       <w:b/>
       <w:i/>
       <w:color w:val="60a0b0"/>
@@ -14825,6 +15440,7 @@
     <w:name w:val="AlertTok"/>
     <w:basedOn w:val="VerbatimChar"/>
     <w:rPr>
+      <w:rFonts w:eastAsia="黑体"/>
       <w:b/>
       <w:color w:val="ff0000"/>
     </w:rPr>
@@ -14833,6 +15449,7 @@
     <w:name w:val="ErrorTok"/>
     <w:basedOn w:val="VerbatimChar"/>
     <w:rPr>
+      <w:rFonts w:eastAsia="黑体"/>
       <w:b/>
       <w:color w:val="ff0000"/>
     </w:rPr>
@@ -14840,7 +15457,9 @@
   <w:style w:type="character" w:customStyle="1" w:styleId="NormalTok">
     <w:name w:val="NormalTok"/>
     <w:basedOn w:val="VerbatimChar"/>
-    <w:rPr/>
+    <w:rPr>
+      <w:rFonts w:eastAsia="黑体"/>
+    </w:rPr>
   </w:style>
 </w:styles>
 </file>
@@ -14889,12 +15508,12 @@
     <a:fontScheme name="Office">
       <a:majorFont>
         <a:latin typeface="Calibri"/>
-        <a:ea typeface=""/>
+        <a:ea typeface="黑体"/>
         <a:cs typeface=""/>
         <a:font script="Jpan" typeface="ＭＳ ゴシック"/>
         <a:font script="Hang" typeface="맑은 고딕"/>
-        <a:font script="Hans" typeface="宋体"/>
-        <a:font script="Hant" typeface="新細明體"/>
+        <a:font script="Hans" typeface="黑体"/>
+        <a:font script="Hant" typeface="黑体"/>
         <a:font script="Arab" typeface="Times New Roman"/>
         <a:font script="Hebr" typeface="Times New Roman"/>
         <a:font script="Thai" typeface="Angsana New"/>
@@ -14924,12 +15543,12 @@
       </a:majorFont>
       <a:minorFont>
         <a:latin typeface="Cambria"/>
-        <a:ea typeface=""/>
+        <a:ea typeface="黑体"/>
         <a:cs typeface=""/>
         <a:font script="Jpan" typeface="ＭＳ 明朝"/>
         <a:font script="Hang" typeface="맑은 고딕"/>
-        <a:font script="Hans" typeface="宋体"/>
-        <a:font script="Hant" typeface="新細明體"/>
+        <a:font script="Hans" typeface="黑体"/>
+        <a:font script="Hant" typeface="黑体"/>
         <a:font script="Arab" typeface="Arial"/>
         <a:font script="Hebr" typeface="Arial"/>
         <a:font script="Thai" typeface="Cordia New"/>

--- a/12-通用拓扑结构/03-桥式/半桥结构/半桥结构.docx
+++ b/12-通用拓扑结构/03-桥式/半桥结构/半桥结构.docx
@@ -2440,7 +2440,7 @@
           <w:color w:val="555555"/>
           <w:sz w:val="21"/>
         </w:rPr>
-        <w:t>材料收集者：杜文杰，WX手机：19519196569，QQ:3478827729</w:t>
+        <w:t>材料收集者：杜文杰，微信/手机：19519196569，QQ:3478827729</w:t>
       </w:r>
     </w:p>
     <w:sectPr>
